--- a/workbooks/Effort_Log.docx
+++ b/workbooks/Effort_Log.docx
@@ -270,7 +270,7 @@
                 <w:color w:val="FFFFFF"/>
                 <w:sz w:val="19"/>
               </w:rPr>
-              <w:t>Field</w:t>
+              <w:t>Full name</w:t>
             </w:r>
           </w:p>
         </w:tc>
@@ -295,7 +295,7 @@
                 <w:color w:val="FFFFFF"/>
                 <w:sz w:val="19"/>
               </w:rPr>
-              <w:t>Value</w:t>
+              <w:t>Alok Kulkarni</w:t>
             </w:r>
           </w:p>
         </w:tc>
@@ -319,7 +319,7 @@
               <w:rPr>
                 <w:sz w:val="18"/>
               </w:rPr>
-              <w:t>Full name</w:t>
+              <w:t>Project start date</w:t>
             </w:r>
           </w:p>
         </w:tc>
@@ -341,6 +341,7 @@
               <w:rPr>
                 <w:sz w:val="18"/>
               </w:rPr>
+              <w:t>2026-08-26</w:t>
             </w:r>
           </w:p>
         </w:tc>
@@ -365,7 +366,7 @@
               <w:rPr>
                 <w:sz w:val="18"/>
               </w:rPr>
-              <w:t>Project start date</w:t>
+              <w:t>Expected submission date</w:t>
             </w:r>
           </w:p>
         </w:tc>
@@ -388,6 +389,7 @@
               <w:rPr>
                 <w:sz w:val="18"/>
               </w:rPr>
+              <w:t>2026-09-13</w:t>
             </w:r>
           </w:p>
         </w:tc>
@@ -411,7 +413,7 @@
               <w:rPr>
                 <w:sz w:val="18"/>
               </w:rPr>
-              <w:t>Target submission date</w:t>
+              <w:t>Machine used</w:t>
             </w:r>
           </w:p>
         </w:tc>
@@ -433,7 +435,7 @@
               <w:rPr>
                 <w:sz w:val="18"/>
               </w:rPr>
-              <w:t>13 September</w:t>
+              <w:t>MacBook — macOS, Python 3.11 via Homebrew</w:t>
             </w:r>
           </w:p>
         </w:tc>
@@ -458,7 +460,7 @@
               <w:rPr>
                 <w:sz w:val="18"/>
               </w:rPr>
-              <w:t>Hours available per week</w:t>
+              <w:t>Notes</w:t>
             </w:r>
           </w:p>
         </w:tc>
@@ -481,6 +483,7 @@
               <w:rPr>
                 <w:sz w:val="18"/>
               </w:rPr>
+              <w:t>Individual project. Free-tier tooling throughout. Companion session used for planning, drafting, review, and code scaffolding.</w:t>
             </w:r>
           </w:p>
         </w:tc>
@@ -709,6 +712,7 @@
               <w:rPr>
                 <w:sz w:val="16"/>
               </w:rPr>
+              <w:t>18</w:t>
             </w:r>
           </w:p>
         </w:tc>
@@ -730,6 +734,7 @@
               <w:rPr>
                 <w:sz w:val="16"/>
               </w:rPr>
+              <w:t>16</w:t>
             </w:r>
           </w:p>
         </w:tc>
@@ -751,6 +756,7 @@
               <w:rPr>
                 <w:sz w:val="16"/>
               </w:rPr>
+              <w:t>-2</w:t>
             </w:r>
           </w:p>
         </w:tc>
@@ -772,6 +778,7 @@
               <w:rPr>
                 <w:sz w:val="16"/>
               </w:rPr>
+              <w:t>Ticket data analysis produced usable evidence in one pass; interview reading was faster than expected because the transcripts are tight.</w:t>
             </w:r>
           </w:p>
         </w:tc>
@@ -819,6 +826,7 @@
               <w:rPr>
                 <w:sz w:val="16"/>
               </w:rPr>
+              <w:t>12</w:t>
             </w:r>
           </w:p>
         </w:tc>
@@ -841,6 +849,7 @@
               <w:rPr>
                 <w:sz w:val="16"/>
               </w:rPr>
+              <w:t>14</w:t>
             </w:r>
           </w:p>
         </w:tc>
@@ -863,6 +872,7 @@
               <w:rPr>
                 <w:sz w:val="16"/>
               </w:rPr>
+              <w:t>+2</w:t>
             </w:r>
           </w:p>
         </w:tc>
@@ -885,6 +895,7 @@
               <w:rPr>
                 <w:sz w:val="16"/>
               </w:rPr>
+              <w:t>Traceability audit and correcting the FR discovery-column misuse took an extra 2 hours.</w:t>
             </w:r>
           </w:p>
         </w:tc>
@@ -930,6 +941,7 @@
               <w:rPr>
                 <w:sz w:val="16"/>
               </w:rPr>
+              <w:t>8</w:t>
             </w:r>
           </w:p>
         </w:tc>
@@ -951,6 +963,7 @@
               <w:rPr>
                 <w:sz w:val="16"/>
               </w:rPr>
+              <w:t>0</w:t>
             </w:r>
           </w:p>
         </w:tc>
@@ -972,6 +985,7 @@
               <w:rPr>
                 <w:sz w:val="16"/>
               </w:rPr>
+              <w:t>-8</w:t>
             </w:r>
           </w:p>
         </w:tc>
@@ -993,6 +1007,7 @@
               <w:rPr>
                 <w:sz w:val="16"/>
               </w:rPr>
+              <w:t>Week 2 activity — not started.</w:t>
             </w:r>
           </w:p>
         </w:tc>
@@ -1040,6 +1055,7 @@
               <w:rPr>
                 <w:sz w:val="16"/>
               </w:rPr>
+              <w:t>4</w:t>
             </w:r>
           </w:p>
         </w:tc>
@@ -1062,6 +1078,7 @@
               <w:rPr>
                 <w:sz w:val="16"/>
               </w:rPr>
+              <w:t>0</w:t>
             </w:r>
           </w:p>
         </w:tc>
@@ -1084,6 +1101,7 @@
               <w:rPr>
                 <w:sz w:val="16"/>
               </w:rPr>
+              <w:t>-4</w:t>
             </w:r>
           </w:p>
         </w:tc>
@@ -1106,6 +1124,7 @@
               <w:rPr>
                 <w:sz w:val="16"/>
               </w:rPr>
+              <w:t>Week 2 activity — not started.</w:t>
             </w:r>
           </w:p>
         </w:tc>
@@ -1129,7 +1148,7 @@
               <w:rPr>
                 <w:sz w:val="16"/>
               </w:rPr>
-              <w:t>5. Build and revision</w:t>
+              <w:t>5. Build + evaluation</w:t>
             </w:r>
           </w:p>
         </w:tc>
@@ -1151,6 +1170,7 @@
               <w:rPr>
                 <w:sz w:val="16"/>
               </w:rPr>
+              <w:t>40</w:t>
             </w:r>
           </w:p>
         </w:tc>
@@ -1172,6 +1192,7 @@
               <w:rPr>
                 <w:sz w:val="16"/>
               </w:rPr>
+              <w:t>3</w:t>
             </w:r>
           </w:p>
         </w:tc>
@@ -1193,6 +1214,7 @@
               <w:rPr>
                 <w:sz w:val="16"/>
               </w:rPr>
+              <w:t>-37</w:t>
             </w:r>
           </w:p>
         </w:tc>
@@ -1214,6 +1236,7 @@
               <w:rPr>
                 <w:sz w:val="16"/>
               </w:rPr>
+              <w:t>Week 2/3 activity. The 3 hours reflect Setup Guide code implementations that were done out of sequence and will be revisited in Week 2.</w:t>
             </w:r>
           </w:p>
         </w:tc>
@@ -1238,7 +1261,7 @@
               <w:rPr>
                 <w:sz w:val="16"/>
               </w:rPr>
-              <w:t>6. Report, video, packaging</w:t>
+              <w:t>6. Governance</w:t>
             </w:r>
           </w:p>
         </w:tc>
@@ -1261,6 +1284,7 @@
               <w:rPr>
                 <w:sz w:val="16"/>
               </w:rPr>
+              <w:t>10</w:t>
             </w:r>
           </w:p>
         </w:tc>
@@ -1283,6 +1307,7 @@
               <w:rPr>
                 <w:sz w:val="16"/>
               </w:rPr>
+              <w:t>1</w:t>
             </w:r>
           </w:p>
         </w:tc>
@@ -1305,6 +1330,7 @@
               <w:rPr>
                 <w:sz w:val="16"/>
               </w:rPr>
+              <w:t>-9</w:t>
             </w:r>
           </w:p>
         </w:tc>
@@ -1327,6 +1353,7 @@
               <w:rPr>
                 <w:sz w:val="16"/>
               </w:rPr>
+              <w:t>Initial risk register done as part of Stage 1 (1 hour). Full framework is Week 3.</w:t>
             </w:r>
           </w:p>
         </w:tc>
@@ -1350,7 +1377,7 @@
               <w:rPr>
                 <w:sz w:val="16"/>
               </w:rPr>
-              <w:t>Total</w:t>
+              <w:t>7. Report + video</w:t>
             </w:r>
           </w:p>
         </w:tc>
@@ -1372,6 +1399,7 @@
               <w:rPr>
                 <w:sz w:val="16"/>
               </w:rPr>
+              <w:t>12</w:t>
             </w:r>
           </w:p>
         </w:tc>
@@ -1393,6 +1421,7 @@
               <w:rPr>
                 <w:sz w:val="16"/>
               </w:rPr>
+              <w:t>0</w:t>
             </w:r>
           </w:p>
         </w:tc>
@@ -1414,6 +1443,7 @@
               <w:rPr>
                 <w:sz w:val="16"/>
               </w:rPr>
+              <w:t>-12</w:t>
             </w:r>
           </w:p>
         </w:tc>
@@ -1435,6 +1465,7 @@
               <w:rPr>
                 <w:sz w:val="16"/>
               </w:rPr>
+              <w:t>Week 3 activity.</w:t>
             </w:r>
           </w:p>
         </w:tc>
@@ -1660,6 +1691,7 @@
               <w:rPr>
                 <w:sz w:val="15"/>
               </w:rPr>
+              <w:t>2026-08-26</w:t>
             </w:r>
           </w:p>
         </w:tc>
@@ -1681,6 +1713,7 @@
               <w:rPr>
                 <w:sz w:val="15"/>
               </w:rPr>
+              <w:t>Read pack: Start Here, Project Brief, Build Specification, Submission Guide</w:t>
             </w:r>
           </w:p>
         </w:tc>
@@ -1702,6 +1735,7 @@
               <w:rPr>
                 <w:sz w:val="15"/>
               </w:rPr>
+              <w:t>1</w:t>
             </w:r>
           </w:p>
         </w:tc>
@@ -1723,6 +1757,7 @@
               <w:rPr>
                 <w:sz w:val="15"/>
               </w:rPr>
+              <w:t>2.0</w:t>
             </w:r>
           </w:p>
         </w:tc>
@@ -1744,6 +1779,7 @@
               <w:rPr>
                 <w:sz w:val="15"/>
               </w:rPr>
+              <w:t>Working understanding of assessment criteria; extracted 12 acceptance criteria to memory.</w:t>
             </w:r>
           </w:p>
         </w:tc>
@@ -1765,6 +1801,7 @@
               <w:rPr>
                 <w:sz w:val="15"/>
               </w:rPr>
+              <w:t>None</w:t>
             </w:r>
           </w:p>
         </w:tc>
@@ -1789,6 +1826,7 @@
               <w:rPr>
                 <w:sz w:val="15"/>
               </w:rPr>
+              <w:t>2026-08-26</w:t>
             </w:r>
           </w:p>
         </w:tc>
@@ -1811,6 +1849,7 @@
               <w:rPr>
                 <w:sz w:val="15"/>
               </w:rPr>
+              <w:t>Read all 5 stakeholder interview transcripts; tagged EV-M/S/D/I/R evidence</w:t>
             </w:r>
           </w:p>
         </w:tc>
@@ -1833,6 +1872,7 @@
               <w:rPr>
                 <w:sz w:val="15"/>
               </w:rPr>
+              <w:t>1</w:t>
             </w:r>
           </w:p>
         </w:tc>
@@ -1855,6 +1895,7 @@
               <w:rPr>
                 <w:sz w:val="15"/>
               </w:rPr>
+              <w:t>1.5</w:t>
             </w:r>
           </w:p>
         </w:tc>
@@ -1877,6 +1918,7 @@
               <w:rPr>
                 <w:sz w:val="15"/>
               </w:rPr>
+              <w:t>workbooks/discovery_notes.md — 15 tagged claims across the five interviewees; four disagreements queued for data.</w:t>
             </w:r>
           </w:p>
         </w:tc>
@@ -1899,6 +1941,7 @@
               <w:rPr>
                 <w:sz w:val="15"/>
               </w:rPr>
+              <w:t>None</w:t>
             </w:r>
           </w:p>
         </w:tc>
@@ -1922,6 +1965,7 @@
               <w:rPr>
                 <w:sz w:val="15"/>
               </w:rPr>
+              <w:t>2026-08-26</w:t>
             </w:r>
           </w:p>
         </w:tc>
@@ -1943,6 +1987,7 @@
               <w:rPr>
                 <w:sz w:val="15"/>
               </w:rPr>
+              <w:t>Scaffold repo structure (src, tests, evaluation, prompts, docs, workbooks, .github)</w:t>
             </w:r>
           </w:p>
         </w:tc>
@@ -1964,6 +2009,7 @@
               <w:rPr>
                 <w:sz w:val="15"/>
               </w:rPr>
+              <w:t>5</w:t>
             </w:r>
           </w:p>
         </w:tc>
@@ -1985,6 +2031,7 @@
               <w:rPr>
                 <w:sz w:val="15"/>
               </w:rPr>
+              <w:t>1.0</w:t>
             </w:r>
           </w:p>
         </w:tc>
@@ -2006,6 +2053,7 @@
               <w:rPr>
                 <w:sz w:val="15"/>
               </w:rPr>
+              <w:t>Layout matching Setup Guide §08; CI workflow; .gitignore; .env.example.</w:t>
             </w:r>
           </w:p>
         </w:tc>
@@ -2027,6 +2075,7 @@
               <w:rPr>
                 <w:sz w:val="15"/>
               </w:rPr>
+              <w:t>None</w:t>
             </w:r>
           </w:p>
         </w:tc>
@@ -2051,6 +2100,7 @@
               <w:rPr>
                 <w:sz w:val="15"/>
               </w:rPr>
+              <w:t>2026-08-26</w:t>
             </w:r>
           </w:p>
         </w:tc>
@@ -2073,6 +2123,7 @@
               <w:rPr>
                 <w:sz w:val="15"/>
               </w:rPr>
+              <w:t>Draft six capstone skills (conventions, prd-writer, prompt-writer, component-impl, test-writer, adr)</w:t>
             </w:r>
           </w:p>
         </w:tc>
@@ -2095,6 +2146,7 @@
               <w:rPr>
                 <w:sz w:val="15"/>
               </w:rPr>
+              <w:t>—</w:t>
             </w:r>
           </w:p>
         </w:tc>
@@ -2117,6 +2169,7 @@
               <w:rPr>
                 <w:sz w:val="15"/>
               </w:rPr>
+              <w:t>1.5</w:t>
             </w:r>
           </w:p>
         </w:tc>
@@ -2139,6 +2192,7 @@
               <w:rPr>
                 <w:sz w:val="15"/>
               </w:rPr>
+              <w:t>Six .skill archives saved to account; plain markdown copies committed to skills/ folder.</w:t>
             </w:r>
           </w:p>
         </w:tc>
@@ -2161,6 +2215,7 @@
               <w:rPr>
                 <w:sz w:val="15"/>
               </w:rPr>
+              <w:t>None</w:t>
             </w:r>
           </w:p>
         </w:tc>
@@ -2184,6 +2239,7 @@
               <w:rPr>
                 <w:sz w:val="15"/>
               </w:rPr>
+              <w:t>2026-08-26</w:t>
             </w:r>
           </w:p>
         </w:tc>
@@ -2205,6 +2261,7 @@
               <w:rPr>
                 <w:sz w:val="15"/>
               </w:rPr>
+              <w:t>Draft avoid-ai-writing skill install + review</w:t>
             </w:r>
           </w:p>
         </w:tc>
@@ -2226,6 +2283,7 @@
               <w:rPr>
                 <w:sz w:val="15"/>
               </w:rPr>
+              <w:t>—</w:t>
             </w:r>
           </w:p>
         </w:tc>
@@ -2247,6 +2305,7 @@
               <w:rPr>
                 <w:sz w:val="15"/>
               </w:rPr>
+              <w:t>0.5</w:t>
             </w:r>
           </w:p>
         </w:tc>
@@ -2268,6 +2327,7 @@
               <w:rPr>
                 <w:sz w:val="15"/>
               </w:rPr>
+              <w:t>Skill added to account.</w:t>
             </w:r>
           </w:p>
         </w:tc>
@@ -2289,6 +2349,7 @@
               <w:rPr>
                 <w:sz w:val="15"/>
               </w:rPr>
+              <w:t>None</w:t>
             </w:r>
           </w:p>
         </w:tc>
@@ -2313,6 +2374,7 @@
               <w:rPr>
                 <w:sz w:val="15"/>
               </w:rPr>
+              <w:t>2026-08-27</w:t>
             </w:r>
           </w:p>
         </w:tc>
@@ -2335,6 +2397,7 @@
               <w:rPr>
                 <w:sz w:val="15"/>
               </w:rPr>
+              <w:t>Ticket data forensics — 500 dev tickets</w:t>
             </w:r>
           </w:p>
         </w:tc>
@@ -2357,6 +2420,7 @@
               <w:rPr>
                 <w:sz w:val="15"/>
               </w:rPr>
+              <w:t>1</w:t>
             </w:r>
           </w:p>
         </w:tc>
@@ -2379,6 +2443,7 @@
               <w:rPr>
                 <w:sz w:val="15"/>
               </w:rPr>
+              <w:t>2.5</w:t>
             </w:r>
           </w:p>
         </w:tc>
@@ -2401,6 +2466,7 @@
               <w:rPr>
                 <w:sz w:val="15"/>
               </w:rPr>
+              <w:t>workbooks/discovery_notes_thursday.md — 12 EV-DATA tags; resolved Q1/Q2/Q4; established FCR 43.8%, CSAT 2.97 baselines.</w:t>
             </w:r>
           </w:p>
         </w:tc>
@@ -2423,6 +2489,7 @@
               <w:rPr>
                 <w:sz w:val="15"/>
               </w:rPr>
+              <w:t>None</w:t>
             </w:r>
           </w:p>
         </w:tc>
@@ -2446,6 +2513,7 @@
               <w:rPr>
                 <w:sz w:val="15"/>
               </w:rPr>
+              <w:t>2026-08-27</w:t>
             </w:r>
           </w:p>
         </w:tc>
@@ -2467,6 +2535,7 @@
               <w:rPr>
                 <w:sz w:val="15"/>
               </w:rPr>
+              <w:t>Update four skills to reflect 2026 agentic architecture practice</w:t>
             </w:r>
           </w:p>
         </w:tc>
@@ -2488,6 +2557,7 @@
               <w:rPr>
                 <w:sz w:val="15"/>
               </w:rPr>
+              <w:t>—</w:t>
             </w:r>
           </w:p>
         </w:tc>
@@ -2509,6 +2579,7 @@
               <w:rPr>
                 <w:sz w:val="15"/>
               </w:rPr>
+              <w:t>1.0</w:t>
             </w:r>
           </w:p>
         </w:tc>
@@ -2530,6 +2601,7 @@
               <w:rPr>
                 <w:sz w:val="15"/>
               </w:rPr>
+              <w:t>Router/Self-RAG comparison added; three-dim RAG NFR decomposition; judge-bias mitigation.</w:t>
             </w:r>
           </w:p>
         </w:tc>
@@ -2551,6 +2623,7 @@
               <w:rPr>
                 <w:sz w:val="15"/>
               </w:rPr>
+              <w:t>None</w:t>
             </w:r>
           </w:p>
         </w:tc>
@@ -2575,6 +2648,7 @@
               <w:rPr>
                 <w:sz w:val="15"/>
               </w:rPr>
+              <w:t>2026-08-27</w:t>
             </w:r>
           </w:p>
         </w:tc>
@@ -2597,6 +2671,7 @@
               <w:rPr>
                 <w:sz w:val="15"/>
               </w:rPr>
+              <w:t>Publish 'Not a Chatbot' orientation Artifact</w:t>
             </w:r>
           </w:p>
         </w:tc>
@@ -2619,6 +2694,7 @@
               <w:rPr>
                 <w:sz w:val="15"/>
               </w:rPr>
+              <w:t>1</w:t>
             </w:r>
           </w:p>
         </w:tc>
@@ -2641,6 +2717,7 @@
               <w:rPr>
                 <w:sz w:val="15"/>
               </w:rPr>
+              <w:t>1.0</w:t>
             </w:r>
           </w:p>
         </w:tc>
@@ -2663,6 +2740,7 @@
               <w:rPr>
                 <w:sz w:val="15"/>
               </w:rPr>
+              <w:t>Visual explainer of the capstone brief published as an Artifact.</w:t>
             </w:r>
           </w:p>
         </w:tc>
@@ -2685,6 +2763,7 @@
               <w:rPr>
                 <w:sz w:val="15"/>
               </w:rPr>
+              <w:t>None</w:t>
             </w:r>
           </w:p>
         </w:tc>
@@ -2708,6 +2787,7 @@
               <w:rPr>
                 <w:sz w:val="15"/>
               </w:rPr>
+              <w:t>2026-08-28</w:t>
             </w:r>
           </w:p>
         </w:tc>
@@ -2729,6 +2809,7 @@
               <w:rPr>
                 <w:sz w:val="15"/>
               </w:rPr>
+              <w:t>Fill Stage 1 Discovery Workbook (12 tables)</w:t>
             </w:r>
           </w:p>
         </w:tc>
@@ -2750,6 +2831,7 @@
               <w:rPr>
                 <w:sz w:val="15"/>
               </w:rPr>
+              <w:t>1</w:t>
             </w:r>
           </w:p>
         </w:tc>
@@ -2771,6 +2853,7 @@
               <w:rPr>
                 <w:sz w:val="15"/>
               </w:rPr>
+              <w:t>3.5</w:t>
             </w:r>
           </w:p>
         </w:tc>
@@ -2792,6 +2875,7 @@
               <w:rPr>
                 <w:sz w:val="15"/>
               </w:rPr>
+              <w:t>workbooks/Stage_1_Discovery_Workbook.docx — all evidence tagged; problem statement drafted in Table 14.</w:t>
             </w:r>
           </w:p>
         </w:tc>
@@ -2813,6 +2897,7 @@
               <w:rPr>
                 <w:sz w:val="15"/>
               </w:rPr>
+              <w:t>Q3 pilot deferred to Sat because of container's HuggingFace proxy block; Stage 1 filled instead.</w:t>
             </w:r>
           </w:p>
         </w:tc>
@@ -2837,6 +2922,7 @@
               <w:rPr>
                 <w:sz w:val="15"/>
               </w:rPr>
+              <w:t>2026-08-28</w:t>
             </w:r>
           </w:p>
         </w:tc>
@@ -2859,6 +2945,7 @@
               <w:rPr>
                 <w:sz w:val="15"/>
               </w:rPr>
+              <w:t>Row-formatting bug fix: python-docx add_row loses column widths → deep-copy pattern</w:t>
             </w:r>
           </w:p>
         </w:tc>
@@ -2881,6 +2968,7 @@
               <w:rPr>
                 <w:sz w:val="15"/>
               </w:rPr>
+              <w:t>1</w:t>
             </w:r>
           </w:p>
         </w:tc>
@@ -2903,6 +2991,7 @@
               <w:rPr>
                 <w:sz w:val="15"/>
               </w:rPr>
+              <w:t>0.5</w:t>
             </w:r>
           </w:p>
         </w:tc>
@@ -2925,6 +3014,7 @@
               <w:rPr>
                 <w:sz w:val="15"/>
               </w:rPr>
+              <w:t>fill_stage1_fixed.py; both workbooks now inherit template row XML on clone.</w:t>
             </w:r>
           </w:p>
         </w:tc>
@@ -2947,6 +3037,7 @@
               <w:rPr>
                 <w:sz w:val="15"/>
               </w:rPr>
+              <w:t>None</w:t>
             </w:r>
           </w:p>
         </w:tc>
@@ -2970,6 +3061,7 @@
               <w:rPr>
                 <w:sz w:val="15"/>
               </w:rPr>
+              <w:t>2026-08-29</w:t>
             </w:r>
           </w:p>
         </w:tc>
@@ -2991,6 +3083,7 @@
               <w:rPr>
                 <w:sz w:val="15"/>
               </w:rPr>
+              <w:t>Q3 retrieval pilot (TF-IDF + BM25 over 29 KB articles vs 357 answerable tickets)</w:t>
             </w:r>
           </w:p>
         </w:tc>
@@ -3012,6 +3105,7 @@
               <w:rPr>
                 <w:sz w:val="15"/>
               </w:rPr>
+              <w:t>1</w:t>
             </w:r>
           </w:p>
         </w:tc>
@@ -3033,6 +3127,7 @@
               <w:rPr>
                 <w:sz w:val="15"/>
               </w:rPr>
+              <w:t>1.5</w:t>
             </w:r>
           </w:p>
         </w:tc>
@@ -3054,6 +3149,7 @@
               <w:rPr>
                 <w:sz w:val="15"/>
               </w:rPr>
+              <w:t>workbooks/q3_findings.md — hit@3 = 93.6%. Settles Q3; changes the shape of the PRD.</w:t>
             </w:r>
           </w:p>
         </w:tc>
@@ -3075,6 +3171,7 @@
               <w:rPr>
                 <w:sz w:val="15"/>
               </w:rPr>
+              <w:t>sentence-transformers download blocked by container proxy; pivoted to TF-IDF/BM25 pilot which turned out to be a better answer.</w:t>
             </w:r>
           </w:p>
         </w:tc>
@@ -3099,6 +3196,7 @@
               <w:rPr>
                 <w:sz w:val="15"/>
               </w:rPr>
+              <w:t>2026-08-29</w:t>
             </w:r>
           </w:p>
         </w:tc>
@@ -3121,6 +3219,7 @@
               <w:rPr>
                 <w:sz w:val="15"/>
               </w:rPr>
+              <w:t>Populate Stage 2 PRD v1 — 24 FRs, 11 NFRs, out-of-scope, assumptions, success measures, open questions</w:t>
             </w:r>
           </w:p>
         </w:tc>
@@ -3143,6 +3242,7 @@
               <w:rPr>
                 <w:sz w:val="15"/>
               </w:rPr>
+              <w:t>2</w:t>
             </w:r>
           </w:p>
         </w:tc>
@@ -3165,6 +3265,7 @@
               <w:rPr>
                 <w:sz w:val="15"/>
               </w:rPr>
+              <w:t>2.5</w:t>
             </w:r>
           </w:p>
         </w:tc>
@@ -3187,6 +3288,7 @@
               <w:rPr>
                 <w:sz w:val="15"/>
               </w:rPr>
+              <w:t>workbooks/Stage_2_PRD_Template.docx — every FR traceable; three-dim RAG NFR decomposition.</w:t>
             </w:r>
           </w:p>
         </w:tc>
@@ -3209,6 +3311,7 @@
               <w:rPr>
                 <w:sz w:val="15"/>
               </w:rPr>
+              <w:t>None</w:t>
             </w:r>
           </w:p>
         </w:tc>
@@ -3232,6 +3335,7 @@
               <w:rPr>
                 <w:sz w:val="15"/>
               </w:rPr>
+              <w:t>2026-08-29</w:t>
             </w:r>
           </w:p>
         </w:tc>
@@ -3253,6 +3357,7 @@
               <w:rPr>
                 <w:sz w:val="15"/>
               </w:rPr>
+              <w:t>Traceability audit script + skill update; correct PRD Table 4 wrong-column population</w:t>
             </w:r>
           </w:p>
         </w:tc>
@@ -3274,6 +3379,7 @@
               <w:rPr>
                 <w:sz w:val="15"/>
               </w:rPr>
+              <w:t>2</w:t>
             </w:r>
           </w:p>
         </w:tc>
@@ -3295,6 +3401,7 @@
               <w:rPr>
                 <w:sz w:val="15"/>
               </w:rPr>
+              <w:t>2.0</w:t>
             </w:r>
           </w:p>
         </w:tc>
@@ -3316,6 +3423,7 @@
               <w:rPr>
                 <w:sz w:val="15"/>
               </w:rPr>
+              <w:t>scripts/traceability_audit.py — 100% coverage; capstone-prd-writer skill updated with mandatory audit-pass rule.</w:t>
             </w:r>
           </w:p>
         </w:tc>
@@ -3337,6 +3445,7 @@
               <w:rPr>
                 <w:sz w:val="15"/>
               </w:rPr>
+              <w:t>None</w:t>
             </w:r>
           </w:p>
         </w:tc>
@@ -3361,6 +3470,7 @@
               <w:rPr>
                 <w:sz w:val="15"/>
               </w:rPr>
+              <w:t>2026-08-29</w:t>
             </w:r>
           </w:p>
         </w:tc>
@@ -3383,6 +3493,7 @@
               <w:rPr>
                 <w:sz w:val="15"/>
               </w:rPr>
+              <w:t>Stage 1 four fixes: problem-statement sync, 4x-cost assumption, risk traces, measurement source cites</w:t>
             </w:r>
           </w:p>
         </w:tc>
@@ -3405,6 +3516,7 @@
               <w:rPr>
                 <w:sz w:val="15"/>
               </w:rPr>
+              <w:t>1+2</w:t>
             </w:r>
           </w:p>
         </w:tc>
@@ -3427,6 +3539,7 @@
               <w:rPr>
                 <w:sz w:val="15"/>
               </w:rPr>
+              <w:t>1.0</w:t>
             </w:r>
           </w:p>
         </w:tc>
@@ -3449,6 +3562,7 @@
               <w:rPr>
                 <w:sz w:val="15"/>
               </w:rPr>
+              <w:t>Stage 1 workbook + PRD Table 7 updated; audit still PASS.</w:t>
             </w:r>
           </w:p>
         </w:tc>
@@ -3471,6 +3585,7 @@
               <w:rPr>
                 <w:sz w:val="15"/>
               </w:rPr>
+              <w:t>None</w:t>
             </w:r>
           </w:p>
         </w:tc>
@@ -3494,6 +3609,7 @@
               <w:rPr>
                 <w:sz w:val="15"/>
               </w:rPr>
+              <w:t>2026-08-29</w:t>
             </w:r>
           </w:p>
         </w:tc>
@@ -3515,6 +3631,7 @@
               <w:rPr>
                 <w:sz w:val="15"/>
               </w:rPr>
+              <w:t>Write five Week-1 ADRs (D-01, D-02, D-03, D-05, D-06) + docs/architecture.md decision table</w:t>
             </w:r>
           </w:p>
         </w:tc>
@@ -3536,6 +3653,7 @@
               <w:rPr>
                 <w:sz w:val="15"/>
               </w:rPr>
+              <w:t>2</w:t>
             </w:r>
           </w:p>
         </w:tc>
@@ -3557,6 +3675,7 @@
               <w:rPr>
                 <w:sz w:val="15"/>
               </w:rPr>
+              <w:t>2.0</w:t>
             </w:r>
           </w:p>
         </w:tc>
@@ -3578,6 +3697,7 @@
               <w:rPr>
                 <w:sz w:val="15"/>
               </w:rPr>
+              <w:t>docs/adr/*.md — model provider, embedding model, decision-log store, confidence threshold, agent pattern.</w:t>
             </w:r>
           </w:p>
         </w:tc>
@@ -3599,6 +3719,811 @@
               <w:rPr>
                 <w:sz w:val="15"/>
               </w:rPr>
+              <w:t>None</w:t>
+            </w:r>
+          </w:p>
+        </w:tc>
+      </w:tr>
+      <w:tr>
+        <w:tc>
+          <w:tcPr>
+            <w:tcW w:type="dxa" w:w="1152"/>
+            <w:tcBorders>
+              <w:top w:val="single" w:sz="6" w:color="D9D9E0"/>
+              <w:left w:val="single" w:sz="6" w:color="D9D9E0"/>
+              <w:bottom w:val="single" w:sz="6" w:color="D9D9E0"/>
+              <w:right w:val="single" w:sz="6" w:color="D9D9E0"/>
+            </w:tcBorders>
+          </w:tcPr>
+          <w:p>
+            <w:pPr>
+              <w:spacing w:before="50" w:after="50"/>
+            </w:pPr>
+            <w:r>
+              <w:rPr>
+                <w:sz w:val="15"/>
+              </w:rPr>
+              <w:t>2026-08-29</w:t>
+            </w:r>
+          </w:p>
+        </w:tc>
+        <w:tc>
+          <w:tcPr>
+            <w:tcW w:type="dxa" w:w="2736"/>
+            <w:tcBorders>
+              <w:top w:val="single" w:sz="6" w:color="D9D9E0"/>
+              <w:left w:val="single" w:sz="6" w:color="D9D9E0"/>
+              <w:bottom w:val="single" w:sz="6" w:color="D9D9E0"/>
+              <w:right w:val="single" w:sz="6" w:color="D9D9E0"/>
+            </w:tcBorders>
+          </w:tcPr>
+          <w:p>
+            <w:pPr>
+              <w:spacing w:before="50" w:after="50"/>
+            </w:pPr>
+            <w:r>
+              <w:rPr>
+                <w:sz w:val="15"/>
+              </w:rPr>
+              <w:t>Section-notation cleanup (§ → #) + mapping doc in workbooks/</w:t>
+            </w:r>
+          </w:p>
+        </w:tc>
+        <w:tc>
+          <w:tcPr>
+            <w:tcW w:type="dxa" w:w="864"/>
+            <w:tcBorders>
+              <w:top w:val="single" w:sz="6" w:color="D9D9E0"/>
+              <w:left w:val="single" w:sz="6" w:color="D9D9E0"/>
+              <w:bottom w:val="single" w:sz="6" w:color="D9D9E0"/>
+              <w:right w:val="single" w:sz="6" w:color="D9D9E0"/>
+            </w:tcBorders>
+          </w:tcPr>
+          <w:p>
+            <w:pPr>
+              <w:spacing w:before="50" w:after="50"/>
+            </w:pPr>
+            <w:r>
+              <w:rPr>
+                <w:sz w:val="15"/>
+              </w:rPr>
+              <w:t>2</w:t>
+            </w:r>
+          </w:p>
+        </w:tc>
+        <w:tc>
+          <w:tcPr>
+            <w:tcW w:type="dxa" w:w="864"/>
+            <w:tcBorders>
+              <w:top w:val="single" w:sz="6" w:color="D9D9E0"/>
+              <w:left w:val="single" w:sz="6" w:color="D9D9E0"/>
+              <w:bottom w:val="single" w:sz="6" w:color="D9D9E0"/>
+              <w:right w:val="single" w:sz="6" w:color="D9D9E0"/>
+            </w:tcBorders>
+          </w:tcPr>
+          <w:p>
+            <w:pPr>
+              <w:spacing w:before="50" w:after="50"/>
+            </w:pPr>
+            <w:r>
+              <w:rPr>
+                <w:sz w:val="15"/>
+              </w:rPr>
+              <w:t>0.5</w:t>
+            </w:r>
+          </w:p>
+        </w:tc>
+        <w:tc>
+          <w:tcPr>
+            <w:tcW w:type="dxa" w:w="2304"/>
+            <w:tcBorders>
+              <w:top w:val="single" w:sz="6" w:color="D9D9E0"/>
+              <w:left w:val="single" w:sz="6" w:color="D9D9E0"/>
+              <w:bottom w:val="single" w:sz="6" w:color="D9D9E0"/>
+              <w:right w:val="single" w:sz="6" w:color="D9D9E0"/>
+            </w:tcBorders>
+          </w:tcPr>
+          <w:p>
+            <w:pPr>
+              <w:spacing w:before="50" w:after="50"/>
+            </w:pPr>
+            <w:r>
+              <w:rPr>
+                <w:sz w:val="15"/>
+              </w:rPr>
+              <w:t>Notation convention consistent across docs.</w:t>
+            </w:r>
+          </w:p>
+        </w:tc>
+        <w:tc>
+          <w:tcPr>
+            <w:tcW w:type="dxa" w:w="1728"/>
+            <w:tcBorders>
+              <w:top w:val="single" w:sz="6" w:color="D9D9E0"/>
+              <w:left w:val="single" w:sz="6" w:color="D9D9E0"/>
+              <w:bottom w:val="single" w:sz="6" w:color="D9D9E0"/>
+              <w:right w:val="single" w:sz="6" w:color="D9D9E0"/>
+            </w:tcBorders>
+          </w:tcPr>
+          <w:p>
+            <w:pPr>
+              <w:spacing w:before="50" w:after="50"/>
+            </w:pPr>
+            <w:r>
+              <w:rPr>
+                <w:sz w:val="15"/>
+              </w:rPr>
+              <w:t>None</w:t>
+            </w:r>
+          </w:p>
+        </w:tc>
+      </w:tr>
+      <w:tr>
+        <w:tc>
+          <w:tcPr>
+            <w:tcW w:type="dxa" w:w="1152"/>
+            <w:tcBorders>
+              <w:top w:val="single" w:sz="6" w:color="D9D9E0"/>
+              <w:left w:val="single" w:sz="6" w:color="D9D9E0"/>
+              <w:bottom w:val="single" w:sz="6" w:color="D9D9E0"/>
+              <w:right w:val="single" w:sz="6" w:color="D9D9E0"/>
+            </w:tcBorders>
+          </w:tcPr>
+          <w:p>
+            <w:pPr>
+              <w:spacing w:before="50" w:after="50"/>
+            </w:pPr>
+            <w:r>
+              <w:rPr>
+                <w:sz w:val="15"/>
+              </w:rPr>
+              <w:t>2026-08-30</w:t>
+            </w:r>
+          </w:p>
+        </w:tc>
+        <w:tc>
+          <w:tcPr>
+            <w:tcW w:type="dxa" w:w="2736"/>
+            <w:tcBorders>
+              <w:top w:val="single" w:sz="6" w:color="D9D9E0"/>
+              <w:left w:val="single" w:sz="6" w:color="D9D9E0"/>
+              <w:bottom w:val="single" w:sz="6" w:color="D9D9E0"/>
+              <w:right w:val="single" w:sz="6" w:color="D9D9E0"/>
+            </w:tcBorders>
+          </w:tcPr>
+          <w:p>
+            <w:pPr>
+              <w:spacing w:before="50" w:after="50"/>
+            </w:pPr>
+            <w:r>
+              <w:rPr>
+                <w:sz w:val="15"/>
+              </w:rPr>
+              <w:t>PRD Table 4 traceability fix (moved A&lt;n&gt; refs from Discovery evidence to Acceptance criteria column, added EV-* traces to 24 FRs). Stage 1 four fixes (problem statement sync with PRD, 4x cost assumption named, all 8 risks traced, 14 Table 5 rows cite computation source).</w:t>
+            </w:r>
+          </w:p>
+        </w:tc>
+        <w:tc>
+          <w:tcPr>
+            <w:tcW w:type="dxa" w:w="864"/>
+            <w:tcBorders>
+              <w:top w:val="single" w:sz="6" w:color="D9D9E0"/>
+              <w:left w:val="single" w:sz="6" w:color="D9D9E0"/>
+              <w:bottom w:val="single" w:sz="6" w:color="D9D9E0"/>
+              <w:right w:val="single" w:sz="6" w:color="D9D9E0"/>
+            </w:tcBorders>
+          </w:tcPr>
+          <w:p>
+            <w:pPr>
+              <w:spacing w:before="50" w:after="50"/>
+            </w:pPr>
+            <w:r>
+              <w:rPr>
+                <w:sz w:val="15"/>
+              </w:rPr>
+              <w:t>1+2</w:t>
+            </w:r>
+          </w:p>
+        </w:tc>
+        <w:tc>
+          <w:tcPr>
+            <w:tcW w:type="dxa" w:w="864"/>
+            <w:tcBorders>
+              <w:top w:val="single" w:sz="6" w:color="D9D9E0"/>
+              <w:left w:val="single" w:sz="6" w:color="D9D9E0"/>
+              <w:bottom w:val="single" w:sz="6" w:color="D9D9E0"/>
+              <w:right w:val="single" w:sz="6" w:color="D9D9E0"/>
+            </w:tcBorders>
+          </w:tcPr>
+          <w:p>
+            <w:pPr>
+              <w:spacing w:before="50" w:after="50"/>
+            </w:pPr>
+            <w:r>
+              <w:rPr>
+                <w:sz w:val="15"/>
+              </w:rPr>
+              <w:t>3.0</w:t>
+            </w:r>
+          </w:p>
+        </w:tc>
+        <w:tc>
+          <w:tcPr>
+            <w:tcW w:type="dxa" w:w="2304"/>
+            <w:tcBorders>
+              <w:top w:val="single" w:sz="6" w:color="D9D9E0"/>
+              <w:left w:val="single" w:sz="6" w:color="D9D9E0"/>
+              <w:bottom w:val="single" w:sz="6" w:color="D9D9E0"/>
+              <w:right w:val="single" w:sz="6" w:color="D9D9E0"/>
+            </w:tcBorders>
+          </w:tcPr>
+          <w:p>
+            <w:pPr>
+              <w:spacing w:before="50" w:after="50"/>
+            </w:pPr>
+            <w:r>
+              <w:rPr>
+                <w:sz w:val="15"/>
+              </w:rPr>
+              <w:t>Stage 1 workbook + PRD updated; traceability_audit.py extended to check context tables; 100% coverage.</w:t>
+            </w:r>
+          </w:p>
+        </w:tc>
+        <w:tc>
+          <w:tcPr>
+            <w:tcW w:type="dxa" w:w="1728"/>
+            <w:tcBorders>
+              <w:top w:val="single" w:sz="6" w:color="D9D9E0"/>
+              <w:left w:val="single" w:sz="6" w:color="D9D9E0"/>
+              <w:bottom w:val="single" w:sz="6" w:color="D9D9E0"/>
+              <w:right w:val="single" w:sz="6" w:color="D9D9E0"/>
+            </w:tcBorders>
+          </w:tcPr>
+          <w:p>
+            <w:pPr>
+              <w:spacing w:before="50" w:after="50"/>
+            </w:pPr>
+            <w:r>
+              <w:rPr>
+                <w:sz w:val="15"/>
+              </w:rPr>
+              <w:t>Was Sat W1 slippage: audit + fixes caught by user's Table 4 audit question.</w:t>
+            </w:r>
+          </w:p>
+        </w:tc>
+      </w:tr>
+      <w:tr>
+        <w:tc>
+          <w:tcPr>
+            <w:tcW w:type="dxa" w:w="1152"/>
+            <w:tcBorders>
+              <w:top w:val="single" w:sz="6" w:color="D9D9E0"/>
+              <w:left w:val="single" w:sz="6" w:color="D9D9E0"/>
+              <w:bottom w:val="single" w:sz="6" w:color="D9D9E0"/>
+              <w:right w:val="single" w:sz="6" w:color="D9D9E0"/>
+            </w:tcBorders>
+          </w:tcPr>
+          <w:p>
+            <w:pPr>
+              <w:spacing w:before="50" w:after="50"/>
+            </w:pPr>
+            <w:r>
+              <w:rPr>
+                <w:sz w:val="15"/>
+              </w:rPr>
+              <w:t>2026-08-30</w:t>
+            </w:r>
+          </w:p>
+        </w:tc>
+        <w:tc>
+          <w:tcPr>
+            <w:tcW w:type="dxa" w:w="2736"/>
+            <w:tcBorders>
+              <w:top w:val="single" w:sz="6" w:color="D9D9E0"/>
+              <w:left w:val="single" w:sz="6" w:color="D9D9E0"/>
+              <w:bottom w:val="single" w:sz="6" w:color="D9D9E0"/>
+              <w:right w:val="single" w:sz="6" w:color="D9D9E0"/>
+            </w:tcBorders>
+          </w:tcPr>
+          <w:p>
+            <w:pPr>
+              <w:spacing w:before="50" w:after="50"/>
+            </w:pPr>
+            <w:r>
+              <w:rPr>
+                <w:sz w:val="15"/>
+              </w:rPr>
+              <w:t>Local Python 3.11 + pip install chase: 12 pack requirements.txt pin conflicts resolved iteratively (openai, pydantic, chromadb, langchain family x 4, langgraph, langchain-core, langsmith, sentence-transformers, dropped psycopg2-binary, added python-docx).</w:t>
+            </w:r>
+          </w:p>
+        </w:tc>
+        <w:tc>
+          <w:tcPr>
+            <w:tcW w:type="dxa" w:w="864"/>
+            <w:tcBorders>
+              <w:top w:val="single" w:sz="6" w:color="D9D9E0"/>
+              <w:left w:val="single" w:sz="6" w:color="D9D9E0"/>
+              <w:bottom w:val="single" w:sz="6" w:color="D9D9E0"/>
+              <w:right w:val="single" w:sz="6" w:color="D9D9E0"/>
+            </w:tcBorders>
+          </w:tcPr>
+          <w:p>
+            <w:pPr>
+              <w:spacing w:before="50" w:after="50"/>
+            </w:pPr>
+            <w:r>
+              <w:rPr>
+                <w:sz w:val="15"/>
+              </w:rPr>
+              <w:t>1</w:t>
+            </w:r>
+          </w:p>
+        </w:tc>
+        <w:tc>
+          <w:tcPr>
+            <w:tcW w:type="dxa" w:w="864"/>
+            <w:tcBorders>
+              <w:top w:val="single" w:sz="6" w:color="D9D9E0"/>
+              <w:left w:val="single" w:sz="6" w:color="D9D9E0"/>
+              <w:bottom w:val="single" w:sz="6" w:color="D9D9E0"/>
+              <w:right w:val="single" w:sz="6" w:color="D9D9E0"/>
+            </w:tcBorders>
+          </w:tcPr>
+          <w:p>
+            <w:pPr>
+              <w:spacing w:before="50" w:after="50"/>
+            </w:pPr>
+            <w:r>
+              <w:rPr>
+                <w:sz w:val="15"/>
+              </w:rPr>
+              <w:t>2.5</w:t>
+            </w:r>
+          </w:p>
+        </w:tc>
+        <w:tc>
+          <w:tcPr>
+            <w:tcW w:type="dxa" w:w="2304"/>
+            <w:tcBorders>
+              <w:top w:val="single" w:sz="6" w:color="D9D9E0"/>
+              <w:left w:val="single" w:sz="6" w:color="D9D9E0"/>
+              <w:bottom w:val="single" w:sz="6" w:color="D9D9E0"/>
+              <w:right w:val="single" w:sz="6" w:color="D9D9E0"/>
+            </w:tcBorders>
+          </w:tcPr>
+          <w:p>
+            <w:pPr>
+              <w:spacing w:before="50" w:after="50"/>
+            </w:pPr>
+            <w:r>
+              <w:rPr>
+                <w:sz w:val="15"/>
+              </w:rPr>
+              <w:t>requirements.txt with header block documenting all 12 deviations for Stage 5 revision log. verify_setup PASS. Chroma index built (59 passages).</w:t>
+            </w:r>
+          </w:p>
+        </w:tc>
+        <w:tc>
+          <w:tcPr>
+            <w:tcW w:type="dxa" w:w="1728"/>
+            <w:tcBorders>
+              <w:top w:val="single" w:sz="6" w:color="D9D9E0"/>
+              <w:left w:val="single" w:sz="6" w:color="D9D9E0"/>
+              <w:bottom w:val="single" w:sz="6" w:color="D9D9E0"/>
+              <w:right w:val="single" w:sz="6" w:color="D9D9E0"/>
+            </w:tcBorders>
+          </w:tcPr>
+          <w:p>
+            <w:pPr>
+              <w:spacing w:before="50" w:after="50"/>
+            </w:pPr>
+            <w:r>
+              <w:rPr>
+                <w:sz w:val="15"/>
+              </w:rPr>
+              <w:t>Pack's requirements.txt is internally incompatible; each fix revealed the next until family bumped to matched May 2024 release set.</w:t>
+            </w:r>
+          </w:p>
+        </w:tc>
+      </w:tr>
+      <w:tr>
+        <w:tc>
+          <w:tcPr>
+            <w:tcW w:type="dxa" w:w="1152"/>
+            <w:tcBorders>
+              <w:top w:val="single" w:sz="6" w:color="D9D9E0"/>
+              <w:left w:val="single" w:sz="6" w:color="D9D9E0"/>
+              <w:bottom w:val="single" w:sz="6" w:color="D9D9E0"/>
+              <w:right w:val="single" w:sz="6" w:color="D9D9E0"/>
+            </w:tcBorders>
+          </w:tcPr>
+          <w:p>
+            <w:pPr>
+              <w:spacing w:before="50" w:after="50"/>
+            </w:pPr>
+            <w:r>
+              <w:rPr>
+                <w:sz w:val="15"/>
+              </w:rPr>
+              <w:t>2026-08-30</w:t>
+            </w:r>
+          </w:p>
+        </w:tc>
+        <w:tc>
+          <w:tcPr>
+            <w:tcW w:type="dxa" w:w="2736"/>
+            <w:tcBorders>
+              <w:top w:val="single" w:sz="6" w:color="D9D9E0"/>
+              <w:left w:val="single" w:sz="6" w:color="D9D9E0"/>
+              <w:bottom w:val="single" w:sz="6" w:color="D9D9E0"/>
+              <w:right w:val="single" w:sz="6" w:color="D9D9E0"/>
+            </w:tcBorders>
+          </w:tcPr>
+          <w:p>
+            <w:pPr>
+              <w:spacing w:before="50" w:after="50"/>
+            </w:pPr>
+            <w:r>
+              <w:rPr>
+                <w:sz w:val="15"/>
+              </w:rPr>
+              <w:t>Effort log Week 1 fill (rolling per Submission Guide) + traceability_audit final PASS + capstone_overview refresh in the Claude project.</w:t>
+            </w:r>
+          </w:p>
+        </w:tc>
+        <w:tc>
+          <w:tcPr>
+            <w:tcW w:type="dxa" w:w="864"/>
+            <w:tcBorders>
+              <w:top w:val="single" w:sz="6" w:color="D9D9E0"/>
+              <w:left w:val="single" w:sz="6" w:color="D9D9E0"/>
+              <w:bottom w:val="single" w:sz="6" w:color="D9D9E0"/>
+              <w:right w:val="single" w:sz="6" w:color="D9D9E0"/>
+            </w:tcBorders>
+          </w:tcPr>
+          <w:p>
+            <w:pPr>
+              <w:spacing w:before="50" w:after="50"/>
+            </w:pPr>
+            <w:r>
+              <w:rPr>
+                <w:sz w:val="15"/>
+              </w:rPr>
+              <w:t>6</w:t>
+            </w:r>
+          </w:p>
+        </w:tc>
+        <w:tc>
+          <w:tcPr>
+            <w:tcW w:type="dxa" w:w="864"/>
+            <w:tcBorders>
+              <w:top w:val="single" w:sz="6" w:color="D9D9E0"/>
+              <w:left w:val="single" w:sz="6" w:color="D9D9E0"/>
+              <w:bottom w:val="single" w:sz="6" w:color="D9D9E0"/>
+              <w:right w:val="single" w:sz="6" w:color="D9D9E0"/>
+            </w:tcBorders>
+          </w:tcPr>
+          <w:p>
+            <w:pPr>
+              <w:spacing w:before="50" w:after="50"/>
+            </w:pPr>
+            <w:r>
+              <w:rPr>
+                <w:sz w:val="15"/>
+              </w:rPr>
+              <w:t>1.5</w:t>
+            </w:r>
+          </w:p>
+        </w:tc>
+        <w:tc>
+          <w:tcPr>
+            <w:tcW w:type="dxa" w:w="2304"/>
+            <w:tcBorders>
+              <w:top w:val="single" w:sz="6" w:color="D9D9E0"/>
+              <w:left w:val="single" w:sz="6" w:color="D9D9E0"/>
+              <w:bottom w:val="single" w:sz="6" w:color="D9D9E0"/>
+              <w:right w:val="single" w:sz="6" w:color="D9D9E0"/>
+            </w:tcBorders>
+          </w:tcPr>
+          <w:p>
+            <w:pPr>
+              <w:spacing w:before="50" w:after="50"/>
+            </w:pPr>
+            <w:r>
+              <w:rPr>
+                <w:sz w:val="15"/>
+              </w:rPr>
+              <w:t>workbooks/Effort_Log.docx populated with 16 W1 entries + stage summary + estimate-vs-actual + reflections + declaration. Traceability audit still 100% coverage after all fixes.</w:t>
+            </w:r>
+          </w:p>
+        </w:tc>
+        <w:tc>
+          <w:tcPr>
+            <w:tcW w:type="dxa" w:w="1728"/>
+            <w:tcBorders>
+              <w:top w:val="single" w:sz="6" w:color="D9D9E0"/>
+              <w:left w:val="single" w:sz="6" w:color="D9D9E0"/>
+              <w:bottom w:val="single" w:sz="6" w:color="D9D9E0"/>
+              <w:right w:val="single" w:sz="6" w:color="D9D9E0"/>
+            </w:tcBorders>
+          </w:tcPr>
+          <w:p>
+            <w:pPr>
+              <w:spacing w:before="50" w:after="50"/>
+            </w:pPr>
+            <w:r>
+              <w:rPr>
+                <w:sz w:val="15"/>
+              </w:rPr>
+              <w:t>None.</w:t>
+            </w:r>
+          </w:p>
+        </w:tc>
+      </w:tr>
+      <w:tr>
+        <w:tc>
+          <w:tcPr>
+            <w:tcW w:type="dxa" w:w="1152"/>
+            <w:tcBorders>
+              <w:top w:val="single" w:sz="6" w:color="D9D9E0"/>
+              <w:left w:val="single" w:sz="6" w:color="D9D9E0"/>
+              <w:bottom w:val="single" w:sz="6" w:color="D9D9E0"/>
+              <w:right w:val="single" w:sz="6" w:color="D9D9E0"/>
+            </w:tcBorders>
+          </w:tcPr>
+          <w:p>
+            <w:pPr>
+              <w:spacing w:before="50" w:after="50"/>
+            </w:pPr>
+            <w:r>
+              <w:rPr>
+                <w:sz w:val="15"/>
+              </w:rPr>
+              <w:t>2026-08-30</w:t>
+            </w:r>
+          </w:p>
+        </w:tc>
+        <w:tc>
+          <w:tcPr>
+            <w:tcW w:type="dxa" w:w="2736"/>
+            <w:tcBorders>
+              <w:top w:val="single" w:sz="6" w:color="D9D9E0"/>
+              <w:left w:val="single" w:sz="6" w:color="D9D9E0"/>
+              <w:bottom w:val="single" w:sz="6" w:color="D9D9E0"/>
+              <w:right w:val="single" w:sz="6" w:color="D9D9E0"/>
+            </w:tcBorders>
+          </w:tcPr>
+          <w:p>
+            <w:pPr>
+              <w:spacing w:before="50" w:after="50"/>
+            </w:pPr>
+            <w:r>
+              <w:rPr>
+                <w:sz w:val="15"/>
+              </w:rPr>
+              <w:t>Stage 4 Sprint Plan drafted (Week 2 D1 brought forward): 27-item backlog, each item citing FR/NFR/PR/ADR/A&lt;n&gt;/Open Q; Week 2 gate on Fri 4 Sep = B-21 full validation unattended run; cut list of 5 items in order.</w:t>
+            </w:r>
+          </w:p>
+        </w:tc>
+        <w:tc>
+          <w:tcPr>
+            <w:tcW w:type="dxa" w:w="864"/>
+            <w:tcBorders>
+              <w:top w:val="single" w:sz="6" w:color="D9D9E0"/>
+              <w:left w:val="single" w:sz="6" w:color="D9D9E0"/>
+              <w:bottom w:val="single" w:sz="6" w:color="D9D9E0"/>
+              <w:right w:val="single" w:sz="6" w:color="D9D9E0"/>
+            </w:tcBorders>
+          </w:tcPr>
+          <w:p>
+            <w:pPr>
+              <w:spacing w:before="50" w:after="50"/>
+            </w:pPr>
+            <w:r>
+              <w:rPr>
+                <w:sz w:val="15"/>
+              </w:rPr>
+              <w:t>4</w:t>
+            </w:r>
+          </w:p>
+        </w:tc>
+        <w:tc>
+          <w:tcPr>
+            <w:tcW w:type="dxa" w:w="864"/>
+            <w:tcBorders>
+              <w:top w:val="single" w:sz="6" w:color="D9D9E0"/>
+              <w:left w:val="single" w:sz="6" w:color="D9D9E0"/>
+              <w:bottom w:val="single" w:sz="6" w:color="D9D9E0"/>
+              <w:right w:val="single" w:sz="6" w:color="D9D9E0"/>
+            </w:tcBorders>
+          </w:tcPr>
+          <w:p>
+            <w:pPr>
+              <w:spacing w:before="50" w:after="50"/>
+            </w:pPr>
+            <w:r>
+              <w:rPr>
+                <w:sz w:val="15"/>
+              </w:rPr>
+              <w:t>2.0</w:t>
+            </w:r>
+          </w:p>
+        </w:tc>
+        <w:tc>
+          <w:tcPr>
+            <w:tcW w:type="dxa" w:w="2304"/>
+            <w:tcBorders>
+              <w:top w:val="single" w:sz="6" w:color="D9D9E0"/>
+              <w:left w:val="single" w:sz="6" w:color="D9D9E0"/>
+              <w:bottom w:val="single" w:sz="6" w:color="D9D9E0"/>
+              <w:right w:val="single" w:sz="6" w:color="D9D9E0"/>
+            </w:tcBorders>
+          </w:tcPr>
+          <w:p>
+            <w:pPr>
+              <w:spacing w:before="50" w:after="50"/>
+            </w:pPr>
+            <w:r>
+              <w:rPr>
+                <w:sz w:val="15"/>
+              </w:rPr>
+              <w:t>workbooks/Stage_4_Sprint_Plan.docx committed. Every task now has a plan-citation source.</w:t>
+            </w:r>
+          </w:p>
+        </w:tc>
+        <w:tc>
+          <w:tcPr>
+            <w:tcW w:type="dxa" w:w="1728"/>
+            <w:tcBorders>
+              <w:top w:val="single" w:sz="6" w:color="D9D9E0"/>
+              <w:left w:val="single" w:sz="6" w:color="D9D9E0"/>
+              <w:bottom w:val="single" w:sz="6" w:color="D9D9E0"/>
+              <w:right w:val="single" w:sz="6" w:color="D9D9E0"/>
+            </w:tcBorders>
+          </w:tcPr>
+          <w:p>
+            <w:pPr>
+              <w:spacing w:before="50" w:after="50"/>
+            </w:pPr>
+            <w:r>
+              <w:rPr>
+                <w:sz w:val="15"/>
+              </w:rPr>
+              <w:t>Was flagged out-of-sequence: user challenged 'how would you know to run this without AI?' — surfaced missing sprint plan and drove me to write it now rather than Monday.</w:t>
+            </w:r>
+          </w:p>
+        </w:tc>
+      </w:tr>
+      <w:tr>
+        <w:tc>
+          <w:tcPr>
+            <w:tcW w:type="dxa" w:w="1152"/>
+            <w:tcBorders>
+              <w:top w:val="single" w:sz="6" w:color="D9D9E0"/>
+              <w:left w:val="single" w:sz="6" w:color="D9D9E0"/>
+              <w:bottom w:val="single" w:sz="6" w:color="D9D9E0"/>
+              <w:right w:val="single" w:sz="6" w:color="D9D9E0"/>
+            </w:tcBorders>
+          </w:tcPr>
+          <w:p>
+            <w:pPr>
+              <w:spacing w:before="50" w:after="50"/>
+            </w:pPr>
+            <w:r>
+              <w:rPr>
+                <w:sz w:val="15"/>
+              </w:rPr>
+              <w:t>2026-08-30</w:t>
+            </w:r>
+          </w:p>
+        </w:tc>
+        <w:tc>
+          <w:tcPr>
+            <w:tcW w:type="dxa" w:w="2736"/>
+            <w:tcBorders>
+              <w:top w:val="single" w:sz="6" w:color="D9D9E0"/>
+              <w:left w:val="single" w:sz="6" w:color="D9D9E0"/>
+              <w:bottom w:val="single" w:sz="6" w:color="D9D9E0"/>
+              <w:right w:val="single" w:sz="6" w:color="D9D9E0"/>
+            </w:tcBorders>
+          </w:tcPr>
+          <w:p>
+            <w:pPr>
+              <w:spacing w:before="50" w:after="50"/>
+            </w:pPr>
+            <w:r>
+              <w:rPr>
+                <w:sz w:val="15"/>
+              </w:rPr>
+              <w:t>Sequencing discipline codified in capstone-conventions skill + capstone_overview.md + repo copy. Two rules: (1) never propose a task not in a written plan; (2) 'what's next?' answer must cite the plan row.</w:t>
+            </w:r>
+          </w:p>
+        </w:tc>
+        <w:tc>
+          <w:tcPr>
+            <w:tcW w:type="dxa" w:w="864"/>
+            <w:tcBorders>
+              <w:top w:val="single" w:sz="6" w:color="D9D9E0"/>
+              <w:left w:val="single" w:sz="6" w:color="D9D9E0"/>
+              <w:bottom w:val="single" w:sz="6" w:color="D9D9E0"/>
+              <w:right w:val="single" w:sz="6" w:color="D9D9E0"/>
+            </w:tcBorders>
+          </w:tcPr>
+          <w:p>
+            <w:pPr>
+              <w:spacing w:before="50" w:after="50"/>
+            </w:pPr>
+            <w:r>
+              <w:rPr>
+                <w:sz w:val="15"/>
+              </w:rPr>
+              <w:t>-</w:t>
+            </w:r>
+          </w:p>
+        </w:tc>
+        <w:tc>
+          <w:tcPr>
+            <w:tcW w:type="dxa" w:w="864"/>
+            <w:tcBorders>
+              <w:top w:val="single" w:sz="6" w:color="D9D9E0"/>
+              <w:left w:val="single" w:sz="6" w:color="D9D9E0"/>
+              <w:bottom w:val="single" w:sz="6" w:color="D9D9E0"/>
+              <w:right w:val="single" w:sz="6" w:color="D9D9E0"/>
+            </w:tcBorders>
+          </w:tcPr>
+          <w:p>
+            <w:pPr>
+              <w:spacing w:before="50" w:after="50"/>
+            </w:pPr>
+            <w:r>
+              <w:rPr>
+                <w:sz w:val="15"/>
+              </w:rPr>
+              <w:t>0.5</w:t>
+            </w:r>
+          </w:p>
+        </w:tc>
+        <w:tc>
+          <w:tcPr>
+            <w:tcW w:type="dxa" w:w="2304"/>
+            <w:tcBorders>
+              <w:top w:val="single" w:sz="6" w:color="D9D9E0"/>
+              <w:left w:val="single" w:sz="6" w:color="D9D9E0"/>
+              <w:bottom w:val="single" w:sz="6" w:color="D9D9E0"/>
+              <w:right w:val="single" w:sz="6" w:color="D9D9E0"/>
+            </w:tcBorders>
+          </w:tcPr>
+          <w:p>
+            <w:pPr>
+              <w:spacing w:before="50" w:after="50"/>
+            </w:pPr>
+            <w:r>
+              <w:rPr>
+                <w:sz w:val="15"/>
+              </w:rPr>
+              <w:t>capstone-conventions.md updated with 'Sequencing discipline — REQUIRED' section documenting three Week 1 failures and the correction. Loaded automatically in every future session.</w:t>
+            </w:r>
+          </w:p>
+        </w:tc>
+        <w:tc>
+          <w:tcPr>
+            <w:tcW w:type="dxa" w:w="1728"/>
+            <w:tcBorders>
+              <w:top w:val="single" w:sz="6" w:color="D9D9E0"/>
+              <w:left w:val="single" w:sz="6" w:color="D9D9E0"/>
+              <w:bottom w:val="single" w:sz="6" w:color="D9D9E0"/>
+              <w:right w:val="single" w:sz="6" w:color="D9D9E0"/>
+            </w:tcBorders>
+          </w:tcPr>
+          <w:p>
+            <w:pPr>
+              <w:spacing w:before="50" w:after="50"/>
+            </w:pPr>
+            <w:r>
+              <w:rPr>
+                <w:sz w:val="15"/>
+              </w:rPr>
+              <w:t>None. Meta-work triggered by user's discipline pushback.</w:t>
             </w:r>
           </w:p>
         </w:tc>
@@ -8636,6 +9561,7 @@
               <w:rPr>
                 <w:sz w:val="17"/>
               </w:rPr>
+              <w:t>Read pack + build a working mental model</w:t>
             </w:r>
           </w:p>
         </w:tc>
@@ -8657,6 +9583,7 @@
               <w:rPr>
                 <w:sz w:val="17"/>
               </w:rPr>
+              <w:t>4h</w:t>
             </w:r>
           </w:p>
         </w:tc>
@@ -8678,6 +9605,7 @@
               <w:rPr>
                 <w:sz w:val="17"/>
               </w:rPr>
+              <w:t>3.5h</w:t>
             </w:r>
           </w:p>
         </w:tc>
@@ -8699,6 +9627,7 @@
               <w:rPr>
                 <w:sz w:val="17"/>
               </w:rPr>
+              <w:t>Reading was faster than expected; the transcripts and workbook prompts are tightly written.</w:t>
             </w:r>
           </w:p>
         </w:tc>
@@ -8723,6 +9652,7 @@
               <w:rPr>
                 <w:sz w:val="17"/>
               </w:rPr>
+              <w:t>Populate Stage 1 Discovery Workbook</w:t>
             </w:r>
           </w:p>
         </w:tc>
@@ -8745,6 +9675,7 @@
               <w:rPr>
                 <w:sz w:val="17"/>
               </w:rPr>
+              <w:t>3h</w:t>
             </w:r>
           </w:p>
         </w:tc>
@@ -8767,6 +9698,7 @@
               <w:rPr>
                 <w:sz w:val="17"/>
               </w:rPr>
+              <w:t>3.5h</w:t>
             </w:r>
           </w:p>
         </w:tc>
@@ -8789,6 +9721,7 @@
               <w:rPr>
                 <w:sz w:val="17"/>
               </w:rPr>
+              <w:t>Close to estimate. The 12 tables took longer than the 8-table version I initially imagined.</w:t>
             </w:r>
           </w:p>
         </w:tc>
@@ -8812,6 +9745,7 @@
               <w:rPr>
                 <w:sz w:val="17"/>
               </w:rPr>
+              <w:t>Ticket data forensics (Q1/Q2/Q4 resolution)</w:t>
             </w:r>
           </w:p>
         </w:tc>
@@ -8833,6 +9767,7 @@
               <w:rPr>
                 <w:sz w:val="17"/>
               </w:rPr>
+              <w:t>2h</w:t>
             </w:r>
           </w:p>
         </w:tc>
@@ -8854,6 +9789,7 @@
               <w:rPr>
                 <w:sz w:val="17"/>
               </w:rPr>
+              <w:t>2.5h</w:t>
             </w:r>
           </w:p>
         </w:tc>
@@ -8875,6 +9811,7 @@
               <w:rPr>
                 <w:sz w:val="17"/>
               </w:rPr>
+              <w:t>Cross-tabulations on segment × outcome were more interesting than expected; several unexpected findings (enterprise-worst-tier, docs_comment channel gap) required extra probing.</w:t>
             </w:r>
           </w:p>
         </w:tc>
@@ -8899,6 +9836,7 @@
               <w:rPr>
                 <w:sz w:val="17"/>
               </w:rPr>
+              <w:t>Populate Stage 2 PRD</w:t>
             </w:r>
           </w:p>
         </w:tc>
@@ -8921,6 +9859,7 @@
               <w:rPr>
                 <w:sz w:val="17"/>
               </w:rPr>
+              <w:t>3h</w:t>
             </w:r>
           </w:p>
         </w:tc>
@@ -8943,6 +9882,7 @@
               <w:rPr>
                 <w:sz w:val="17"/>
               </w:rPr>
+              <w:t>2.5h</w:t>
             </w:r>
           </w:p>
         </w:tc>
@@ -8965,6 +9905,7 @@
               <w:rPr>
                 <w:sz w:val="17"/>
               </w:rPr>
+              <w:t>Faster than expected because the discovery evidence was well tagged; every FR could reach its trace quickly. The traceability audit pass added time back.</w:t>
             </w:r>
           </w:p>
         </w:tc>
@@ -8988,6 +9929,7 @@
               <w:rPr>
                 <w:sz w:val="17"/>
               </w:rPr>
+              <w:t>Q3 retrieval pilot</w:t>
             </w:r>
           </w:p>
         </w:tc>
@@ -9009,6 +9951,7 @@
               <w:rPr>
                 <w:sz w:val="17"/>
               </w:rPr>
+              <w:t>1h</w:t>
             </w:r>
           </w:p>
         </w:tc>
@@ -9030,6 +9973,7 @@
               <w:rPr>
                 <w:sz w:val="17"/>
               </w:rPr>
+              <w:t>1.5h</w:t>
             </w:r>
           </w:p>
         </w:tc>
@@ -9051,6 +9995,7 @@
               <w:rPr>
                 <w:sz w:val="17"/>
               </w:rPr>
+              <w:t>The container's proxy blocked the pack's default embedder, so pivoted to TF-IDF/BM25 which was actually more decisive as a Q3 answer. Extra 30 min for the pivot.</w:t>
             </w:r>
           </w:p>
         </w:tc>
@@ -9291,6 +10236,7 @@
               <w:rPr>
                 <w:sz w:val="17"/>
               </w:rPr>
+              <w:t>Correcting the PRD's Discovery evidence column. I initially populated it with pack acceptance criteria (A1-A12) mixed in with EV-* tags, which broke the pack's traceability rule. Fixing it required rewriting the discovery-evidence cell for 24 FRs, adding evidence traces to 11 NFRs, and updating context tables — plus building a traceability audit script to catch the same error next time. About 2 hours of unnecessary rework caused by not running the audit pass before saving v1.</w:t>
             </w:r>
           </w:p>
         </w:tc>
@@ -9338,6 +10284,7 @@
               <w:rPr>
                 <w:sz w:val="17"/>
               </w:rPr>
+              <w:t>The Q3 retrieval pilot. I expected the semantic embedder to matter a lot; the TF-IDF baseline hit 93.6% top-3, which is essentially solved retrieval on this corpus. The finding reshaped the PRD in about 15 minutes — the system's value proposition moved from 'better retrieval' to 'routing + generation + audit trail on top of already-good retrieval'.</w:t>
             </w:r>
           </w:p>
         </w:tc>
@@ -9361,7 +10308,7 @@
               <w:rPr>
                 <w:sz w:val="17"/>
               </w:rPr>
-              <w:t>What would you allocate differently if you started again on Monday?</w:t>
+              <w:t>Which task caused you to change your plan mid-week, and why?</w:t>
             </w:r>
           </w:p>
         </w:tc>
@@ -9383,6 +10330,7 @@
               <w:rPr>
                 <w:sz w:val="17"/>
               </w:rPr>
+              <w:t>The Q3 pilot result. It exposed that the 'we're building better retrieval' framing was wrong. The value is in the drafting + escalation-context + guardrail + audit-log layer sitting above retrieval. Every subsequent choice — the D-06 agent pattern (Router + Self-RAG groundedness inline), the NFR-01a baseline (must beat 93.6%, not merely be positive), the problem statement's second paragraph — reshaped in response.</w:t>
             </w:r>
           </w:p>
         </w:tc>
@@ -9407,7 +10355,7 @@
               <w:rPr>
                 <w:sz w:val="17"/>
               </w:rPr>
-              <w:t>What did you spend time on that turned out not to matter?</w:t>
+              <w:t>Which task did you skip or defer, and what was the trigger?</w:t>
             </w:r>
           </w:p>
         </w:tc>
@@ -9430,6 +10378,55 @@
               <w:rPr>
                 <w:sz w:val="17"/>
               </w:rPr>
+              <w:t>Building src/classify.py, retrieve.py, route.py, generate.py, guardrails.py in Week 1. Trigger: I did the Setup Guide's index_docs.py, logging_store.py, metrics.py, and config.py stubs before the PRD was written, which was out of sequence per the pack's explicit warning. I stopped further src/ work to avoid committing to design decisions the PRD hadn't sanctioned. Component implementations are Week 2 activities.</w:t>
+            </w:r>
+          </w:p>
+        </w:tc>
+      </w:tr>
+      <w:tr>
+        <w:tc>
+          <w:tcPr>
+            <w:tcW w:type="dxa" w:w="3600"/>
+            <w:tcBorders>
+              <w:top w:val="single" w:sz="6" w:color="D9D9E0"/>
+              <w:left w:val="single" w:sz="6" w:color="D9D9E0"/>
+              <w:bottom w:val="single" w:sz="6" w:color="D9D9E0"/>
+              <w:right w:val="single" w:sz="6" w:color="D9D9E0"/>
+            </w:tcBorders>
+            <w:shd w:val="clear" w:fill="F4F4F7"/>
+          </w:tcPr>
+          <w:p>
+            <w:pPr>
+              <w:spacing w:before="50" w:after="50"/>
+            </w:pPr>
+            <w:r>
+              <w:rPr>
+                <w:sz w:val="17"/>
+              </w:rPr>
+              <w:t>What did you learn about your own estimation this week?</w:t>
+            </w:r>
+          </w:p>
+        </w:tc>
+        <w:tc>
+          <w:tcPr>
+            <w:tcW w:type="dxa" w:w="6048"/>
+            <w:tcBorders>
+              <w:top w:val="single" w:sz="6" w:color="D9D9E0"/>
+              <w:left w:val="single" w:sz="6" w:color="D9D9E0"/>
+              <w:bottom w:val="single" w:sz="6" w:color="D9D9E0"/>
+              <w:right w:val="single" w:sz="6" w:color="D9D9E0"/>
+            </w:tcBorders>
+            <w:shd w:val="clear" w:fill="F4F4F7"/>
+          </w:tcPr>
+          <w:p>
+            <w:pPr>
+              <w:spacing w:before="50" w:after="50"/>
+            </w:pPr>
+            <w:r>
+              <w:rPr>
+                <w:sz w:val="17"/>
+              </w:rPr>
+              <w:t>I under-estimate discipline overhead — the time spent making sure requirements trace to evidence, ADRs record alternatives, and sections don't drift between documents. Actual writing of an FR takes 5 minutes; the audit + trace + rewrite loop takes another 5 minutes per FR and I didn't budget for it. Correction: for Week 2, add 20% to any 'writing' estimate to cover the discipline pass.</w:t>
             </w:r>
           </w:p>
         </w:tc>
@@ -9610,6 +10607,7 @@
               <w:rPr>
                 <w:sz w:val="17"/>
               </w:rPr>
+              <w:t>Alok Kulkarni</w:t>
             </w:r>
           </w:p>
         </w:tc>
@@ -9631,6 +10629,7 @@
               <w:rPr>
                 <w:sz w:val="17"/>
               </w:rPr>
+              <w:t>(to sign on submission)</w:t>
             </w:r>
           </w:p>
         </w:tc>
@@ -9652,6 +10651,7 @@
               <w:rPr>
                 <w:sz w:val="17"/>
               </w:rPr>
+              <w:t>2026-08-30</w:t>
             </w:r>
           </w:p>
         </w:tc>
@@ -9673,6 +10673,7 @@
               <w:rPr>
                 <w:sz w:val="17"/>
               </w:rPr>
+              <w:t>34.5 (Week 1 provisional)</w:t>
             </w:r>
           </w:p>
         </w:tc>

--- a/workbooks/Effort_Log.docx
+++ b/workbooks/Effort_Log.docx
@@ -386,10 +386,7 @@
               <w:spacing w:before="50" w:after="50"/>
             </w:pPr>
             <w:r>
-              <w:rPr>
-                <w:sz w:val="18"/>
-              </w:rPr>
-              <w:t>2026-09-13</w:t>
+              <w:t>2026-09-20 (moved from 2026-09-13)</w:t>
             </w:r>
           </w:p>
         </w:tc>
@@ -480,10 +477,7 @@
               <w:spacing w:before="50" w:after="50"/>
             </w:pPr>
             <w:r>
-              <w:rPr>
-                <w:sz w:val="18"/>
-              </w:rPr>
-              <w:t>Individual project. Free-tier tooling throughout. Companion session used for planning, drafting, review, and code scaffolding.</w:t>
+              <w:t>Individual project. Free-tier tooling throughout. Companion session used for planning, drafting, review, and code scaffolding. Weeks two and three were reconstructed on 2026-09-18 from git history and the Stage 4 daily check-ins; no contemporaneous hours were recorded for those weeks, so their hours are estimates from commit spans and are marked '(est.)'.</w:t>
             </w:r>
           </w:p>
         </w:tc>
@@ -938,9 +932,6 @@
               <w:spacing w:before="50" w:after="50"/>
             </w:pPr>
             <w:r>
-              <w:rPr>
-                <w:sz w:val="16"/>
-              </w:rPr>
               <w:t>8</w:t>
             </w:r>
           </w:p>
@@ -960,10 +951,7 @@
               <w:spacing w:before="50" w:after="50"/>
             </w:pPr>
             <w:r>
-              <w:rPr>
-                <w:sz w:val="16"/>
-              </w:rPr>
-              <w:t>0</w:t>
+              <w:t>6</w:t>
             </w:r>
           </w:p>
         </w:tc>
@@ -982,10 +970,7 @@
               <w:spacing w:before="50" w:after="50"/>
             </w:pPr>
             <w:r>
-              <w:rPr>
-                <w:sz w:val="16"/>
-              </w:rPr>
-              <w:t>-8</w:t>
+              <w:t>-2</w:t>
             </w:r>
           </w:p>
         </w:tc>
@@ -1004,10 +989,7 @@
               <w:spacing w:before="50" w:after="50"/>
             </w:pPr>
             <w:r>
-              <w:rPr>
-                <w:sz w:val="16"/>
-              </w:rPr>
-              <w:t>Week 2 activity — not started.</w:t>
+              <w:t>PR-GENERATE-01 (three versions), five guardrail prompts and PR-EVAL-JUDGE-01. Written alongside the components that use them rather than as a separate stage, so the split against stage 5 is approximate.</w:t>
             </w:r>
           </w:p>
         </w:tc>
@@ -1052,9 +1034,6 @@
               <w:spacing w:before="50" w:after="50"/>
             </w:pPr>
             <w:r>
-              <w:rPr>
-                <w:sz w:val="16"/>
-              </w:rPr>
               <w:t>4</w:t>
             </w:r>
           </w:p>
@@ -1075,10 +1054,7 @@
               <w:spacing w:before="50" w:after="50"/>
             </w:pPr>
             <w:r>
-              <w:rPr>
-                <w:sz w:val="16"/>
-              </w:rPr>
-              <w:t>0</w:t>
+              <w:t>3</w:t>
             </w:r>
           </w:p>
         </w:tc>
@@ -1098,10 +1074,7 @@
               <w:spacing w:before="50" w:after="50"/>
             </w:pPr>
             <w:r>
-              <w:rPr>
-                <w:sz w:val="16"/>
-              </w:rPr>
-              <w:t>-4</w:t>
+              <w:t>-1</w:t>
             </w:r>
           </w:p>
         </w:tc>
@@ -1121,10 +1094,7 @@
               <w:spacing w:before="50" w:after="50"/>
             </w:pPr>
             <w:r>
-              <w:rPr>
-                <w:sz w:val="16"/>
-              </w:rPr>
-              <w:t>Week 2 activity — not started.</w:t>
+              <w:t>Written 30 Aug, then maintained: backlog amendments, daily check-ins and the deadline move to 20 Sep.</w:t>
             </w:r>
           </w:p>
         </w:tc>
@@ -1167,9 +1137,6 @@
               <w:spacing w:before="50" w:after="50"/>
             </w:pPr>
             <w:r>
-              <w:rPr>
-                <w:sz w:val="16"/>
-              </w:rPr>
               <w:t>40</w:t>
             </w:r>
           </w:p>
@@ -1189,10 +1156,7 @@
               <w:spacing w:before="50" w:after="50"/>
             </w:pPr>
             <w:r>
-              <w:rPr>
-                <w:sz w:val="16"/>
-              </w:rPr>
-              <w:t>3</w:t>
+              <w:t>48.5</w:t>
             </w:r>
           </w:p>
         </w:tc>
@@ -1211,10 +1175,7 @@
               <w:spacing w:before="50" w:after="50"/>
             </w:pPr>
             <w:r>
-              <w:rPr>
-                <w:sz w:val="16"/>
-              </w:rPr>
-              <w:t>-37</w:t>
+              <w:t>+8.5</w:t>
             </w:r>
           </w:p>
         </w:tc>
@@ -1233,10 +1194,7 @@
               <w:spacing w:before="50" w:after="50"/>
             </w:pPr>
             <w:r>
-              <w:rPr>
-                <w:sz w:val="16"/>
-              </w:rPr>
-              <w:t>Week 2/3 activity. The 3 hours reflect Setup Guide code implementations that were done out of sequence and will be revisited in Week 2.</w:t>
+              <w:t>Reconstructed from git history (see weeks two and three). The overrun is evaluation, not components: the harness, three 80-ticket runs, the retrieval and ground-truth evaluations, the prompt A/B and the judge calibration.</w:t>
             </w:r>
           </w:p>
         </w:tc>
@@ -1281,9 +1239,6 @@
               <w:spacing w:before="50" w:after="50"/>
             </w:pPr>
             <w:r>
-              <w:rPr>
-                <w:sz w:val="16"/>
-              </w:rPr>
               <w:t>10</w:t>
             </w:r>
           </w:p>
@@ -1304,10 +1259,7 @@
               <w:spacing w:before="50" w:after="50"/>
             </w:pPr>
             <w:r>
-              <w:rPr>
-                <w:sz w:val="16"/>
-              </w:rPr>
-              <w:t>1</w:t>
+              <w:t>7</w:t>
             </w:r>
           </w:p>
         </w:tc>
@@ -1327,10 +1279,7 @@
               <w:spacing w:before="50" w:after="50"/>
             </w:pPr>
             <w:r>
-              <w:rPr>
-                <w:sz w:val="16"/>
-              </w:rPr>
-              <w:t>-9</w:t>
+              <w:t>-3</w:t>
             </w:r>
           </w:p>
         </w:tc>
@@ -1350,10 +1299,7 @@
               <w:spacing w:before="50" w:after="50"/>
             </w:pPr>
             <w:r>
-              <w:rPr>
-                <w:sz w:val="16"/>
-              </w:rPr>
-              <w:t>Initial risk register done as part of Stage 1 (1 hour). Full framework is Week 3.</w:t>
+              <w:t>Fairness audit and its code, risk register, incident procedure and kill switch. Under estimate because the fairness numbers came from the harness rather than a separate exercise.</w:t>
             </w:r>
           </w:p>
         </w:tc>
@@ -1396,9 +1342,6 @@
               <w:spacing w:before="50" w:after="50"/>
             </w:pPr>
             <w:r>
-              <w:rPr>
-                <w:sz w:val="16"/>
-              </w:rPr>
               <w:t>12</w:t>
             </w:r>
           </w:p>
@@ -1418,9 +1361,6 @@
               <w:spacing w:before="50" w:after="50"/>
             </w:pPr>
             <w:r>
-              <w:rPr>
-                <w:sz w:val="16"/>
-              </w:rPr>
               <w:t>0</w:t>
             </w:r>
           </w:p>
@@ -1440,9 +1380,6 @@
               <w:spacing w:before="50" w:after="50"/>
             </w:pPr>
             <w:r>
-              <w:rPr>
-                <w:sz w:val="16"/>
-              </w:rPr>
               <w:t>-12</w:t>
             </w:r>
           </w:p>
@@ -1462,10 +1399,7 @@
               <w:spacing w:before="50" w:after="50"/>
             </w:pPr>
             <w:r>
-              <w:rPr>
-                <w:sz w:val="16"/>
-              </w:rPr>
-              <w:t>Week 3 activity.</w:t>
+              <w:t>Not started — B-25 and B-26 remain.</w:t>
             </w:r>
           </w:p>
         </w:tc>
@@ -4746,9 +4680,7 @@
               <w:spacing w:before="50" w:after="50"/>
             </w:pPr>
             <w:r>
-              <w:rPr>
-                <w:sz w:val="15"/>
-              </w:rPr>
+              <w:t>2026-08-31</w:t>
             </w:r>
           </w:p>
         </w:tc>
@@ -4767,9 +4699,7 @@
               <w:spacing w:before="50" w:after="50"/>
             </w:pPr>
             <w:r>
-              <w:rPr>
-                <w:sz w:val="15"/>
-              </w:rPr>
+              <w:t>B-07 D-02 revisit check run and written up. CI green after ci.yml and flake8 fixes. PRD to v2 (FR-04, NFR-01a v2, NFR-05 revised; FR-25 added). Stage 5 revision log rewritten into 5 real requirement revisions plus 7 assumptions. B-04 src/classify.py pulled forward from Tuesday.</w:t>
             </w:r>
           </w:p>
         </w:tc>
@@ -4788,9 +4718,7 @@
               <w:spacing w:before="50" w:after="50"/>
             </w:pPr>
             <w:r>
-              <w:rPr>
-                <w:sz w:val="15"/>
-              </w:rPr>
+              <w:t>2+5</w:t>
             </w:r>
           </w:p>
         </w:tc>
@@ -4809,9 +4737,7 @@
               <w:spacing w:before="50" w:after="50"/>
             </w:pPr>
             <w:r>
-              <w:rPr>
-                <w:sz w:val="15"/>
-              </w:rPr>
+              <w:t>8.0 (est.)</w:t>
             </w:r>
           </w:p>
         </w:tc>
@@ -4830,9 +4756,7 @@
               <w:spacing w:before="50" w:after="50"/>
             </w:pPr>
             <w:r>
-              <w:rPr>
-                <w:sz w:val="15"/>
-              </w:rPr>
+              <w:t>workbooks/d02_findings.md; src/classify.py with 16 pytest cases green; PRD v2; Stage 5 log v1.</w:t>
             </w:r>
           </w:p>
         </w:tc>
@@ -4851,9 +4775,7 @@
               <w:spacing w:before="50" w:after="50"/>
             </w:pPr>
             <w:r>
-              <w:rPr>
-                <w:sz w:val="15"/>
-              </w:rPr>
+              <w:t>None. Plan gap found: ingest.py had no backlog item, added as B-28.</w:t>
             </w:r>
           </w:p>
         </w:tc>
@@ -4875,9 +4797,7 @@
               <w:spacing w:before="50" w:after="50"/>
             </w:pPr>
             <w:r>
-              <w:rPr>
-                <w:sz w:val="15"/>
-              </w:rPr>
+              <w:t>2026-09-02</w:t>
             </w:r>
           </w:p>
         </w:tc>
@@ -4897,9 +4817,7 @@
               <w:spacing w:before="50" w:after="50"/>
             </w:pPr>
             <w:r>
-              <w:rPr>
-                <w:sz w:val="15"/>
-              </w:rPr>
+              <w:t>B-08 D-04 final chunking ADR. B-30 title and category prepending measured and applied to src/index_docs.py. Data-fidelity check during B-28 disproved FR-25's premise; FR-25 removed. NFR-01a revised to v3 on the B-30 evidence.</w:t>
             </w:r>
           </w:p>
         </w:tc>
@@ -4919,9 +4837,7 @@
               <w:spacing w:before="50" w:after="50"/>
             </w:pPr>
             <w:r>
-              <w:rPr>
-                <w:sz w:val="15"/>
-              </w:rPr>
+              <w:t>2+5</w:t>
             </w:r>
           </w:p>
         </w:tc>
@@ -4941,9 +4857,7 @@
               <w:spacing w:before="50" w:after="50"/>
             </w:pPr>
             <w:r>
-              <w:rPr>
-                <w:sz w:val="15"/>
-              </w:rPr>
+              <w:t>6.0 (est.)</w:t>
             </w:r>
           </w:p>
         </w:tc>
@@ -4963,9 +4877,7 @@
               <w:spacing w:before="50" w:after="50"/>
             </w:pPr>
             <w:r>
-              <w:rPr>
-                <w:sz w:val="15"/>
-              </w:rPr>
+              <w:t>docs/adr/D-04-chunking.md; workbooks/b30_findings.md; src/index_docs.py; PRD v2.2.</w:t>
             </w:r>
           </w:p>
         </w:tc>
@@ -4985,9 +4897,7 @@
               <w:spacing w:before="50" w:after="50"/>
             </w:pPr>
             <w:r>
-              <w:rPr>
-                <w:sz w:val="15"/>
-              </w:rPr>
+              <w:t>None. Table 4 had scheduled B-09 and B-10; both slipped.</w:t>
             </w:r>
           </w:p>
         </w:tc>
@@ -5008,9 +4918,7 @@
               <w:spacing w:before="50" w:after="50"/>
             </w:pPr>
             <w:r>
-              <w:rPr>
-                <w:sz w:val="15"/>
-              </w:rPr>
+              <w:t>2026-09-03</w:t>
             </w:r>
           </w:p>
         </w:tc>
@@ -5029,9 +4937,7 @@
               <w:spacing w:before="50" w:after="50"/>
             </w:pPr>
             <w:r>
-              <w:rPr>
-                <w:sz w:val="15"/>
-              </w:rPr>
+              <w:t>B-06 review found the retrieval defect: the Chroma collection carried no hnsw:space, so scores ran -0.094 to 0.650 and the uncalibrated 0.35 floor cut hit@3 from 94.1% to 52.4%. Fixed as D-02a (cosine, threshold 0.25 by sweep) and the index was rebuilt. B-09 closed: PR-GENERATE-01 rewritten to v2.0. A11/A6/A8 hardening.</w:t>
             </w:r>
           </w:p>
         </w:tc>
@@ -5050,9 +4956,7 @@
               <w:spacing w:before="50" w:after="50"/>
             </w:pPr>
             <w:r>
-              <w:rPr>
-                <w:sz w:val="15"/>
-              </w:rPr>
+              <w:t>2+5</w:t>
             </w:r>
           </w:p>
         </w:tc>
@@ -5071,9 +4975,7 @@
               <w:spacing w:before="50" w:after="50"/>
             </w:pPr>
             <w:r>
-              <w:rPr>
-                <w:sz w:val="15"/>
-              </w:rPr>
+              <w:t>5.5 (est.)</w:t>
             </w:r>
           </w:p>
         </w:tc>
@@ -5092,9 +4994,7 @@
               <w:spacing w:before="50" w:after="50"/>
             </w:pPr>
             <w:r>
-              <w:rPr>
-                <w:sz w:val="15"/>
-              </w:rPr>
+              <w:t>docs/adr/D-02a-*.md; src/retrieve.py; prompts/build/PR-GENERATE-01.md v2.0; D-03a and D-03b ADRs.</w:t>
             </w:r>
           </w:p>
         </w:tc>
@@ -5113,9 +5013,7 @@
               <w:spacing w:before="50" w:after="50"/>
             </w:pPr>
             <w:r>
-              <w:rPr>
-                <w:sz w:val="15"/>
-              </w:rPr>
+              <w:t>PRD Table 9 Q7 (guardrail scope) held B-10.</w:t>
             </w:r>
           </w:p>
         </w:tc>
@@ -5137,9 +5035,7 @@
               <w:spacing w:before="50" w:after="50"/>
             </w:pPr>
             <w:r>
-              <w:rPr>
-                <w:sz w:val="15"/>
-              </w:rPr>
+              <w:t>2026-09-04</w:t>
             </w:r>
           </w:p>
         </w:tc>
@@ -5159,9 +5055,7 @@
               <w:spacing w:before="50" w:after="50"/>
             </w:pPr>
             <w:r>
-              <w:rPr>
-                <w:sz w:val="15"/>
-              </w:rPr>
+              <w:t>B-12, B-13 and B-14: five blocking guardrails in src/guardrails.py with their prompts. B-16 threshold sweep (238 live calls) and the D-05b ADR. D-07 never-auto-respond policy ADR, replacing FR-10's dependence on an evaluation label.</w:t>
             </w:r>
           </w:p>
         </w:tc>
@@ -5181,9 +5075,7 @@
               <w:spacing w:before="50" w:after="50"/>
             </w:pPr>
             <w:r>
-              <w:rPr>
-                <w:sz w:val="15"/>
-              </w:rPr>
+              <w:t>3+5</w:t>
             </w:r>
           </w:p>
         </w:tc>
@@ -5203,9 +5095,7 @@
               <w:spacing w:before="50" w:after="50"/>
             </w:pPr>
             <w:r>
-              <w:rPr>
-                <w:sz w:val="15"/>
-              </w:rPr>
+              <w:t>8.0 (est.)</w:t>
             </w:r>
           </w:p>
         </w:tc>
@@ -5225,9 +5115,7 @@
               <w:spacing w:before="50" w:after="50"/>
             </w:pPr>
             <w:r>
-              <w:rPr>
-                <w:sz w:val="15"/>
-              </w:rPr>
+              <w:t>src/guardrails.py; PR-GUARDRAIL-* prompts; docs/adr/D-05b-*.md and D-07-*.md; evaluation/d05_threshold_sweep.py plus results.</w:t>
             </w:r>
           </w:p>
         </w:tc>
@@ -5247,9 +5135,7 @@
               <w:spacing w:before="50" w:after="50"/>
             </w:pPr>
             <w:r>
-              <w:rPr>
-                <w:sz w:val="15"/>
-              </w:rPr>
+              <w:t>None.</w:t>
             </w:r>
           </w:p>
         </w:tc>
@@ -7172,9 +7058,7 @@
               <w:spacing w:before="50" w:after="50"/>
             </w:pPr>
             <w:r>
-              <w:rPr>
-                <w:sz w:val="15"/>
-              </w:rPr>
+              <w:t>2026-09-09</w:t>
             </w:r>
           </w:p>
         </w:tc>
@@ -7193,9 +7077,7 @@
               <w:spacing w:before="50" w:after="50"/>
             </w:pPr>
             <w:r>
-              <w:rPr>
-                <w:sz w:val="15"/>
-              </w:rPr>
+              <w:t>B-19 evaluation/harness.py: end-to-end unattended run, one command, streaming results, metrics report, reconciliation against the decision log.</w:t>
             </w:r>
           </w:p>
         </w:tc>
@@ -7214,9 +7096,7 @@
               <w:spacing w:before="50" w:after="50"/>
             </w:pPr>
             <w:r>
-              <w:rPr>
-                <w:sz w:val="15"/>
-              </w:rPr>
+              <w:t>5</w:t>
             </w:r>
           </w:p>
         </w:tc>
@@ -7235,9 +7115,7 @@
               <w:spacing w:before="50" w:after="50"/>
             </w:pPr>
             <w:r>
-              <w:rPr>
-                <w:sz w:val="15"/>
-              </w:rPr>
+              <w:t>6.0 (est.)</w:t>
             </w:r>
           </w:p>
         </w:tc>
@@ -7256,9 +7134,7 @@
               <w:spacing w:before="50" w:after="50"/>
             </w:pPr>
             <w:r>
-              <w:rPr>
-                <w:sz w:val="15"/>
-              </w:rPr>
+              <w:t>evaluation/harness.py; first metrics_report.json shape (A9, A10).</w:t>
             </w:r>
           </w:p>
         </w:tc>
@@ -7277,9 +7153,7 @@
               <w:spacing w:before="50" w:after="50"/>
             </w:pPr>
             <w:r>
-              <w:rPr>
-                <w:sz w:val="15"/>
-              </w:rPr>
+              <w:t>None.</w:t>
             </w:r>
           </w:p>
         </w:tc>
@@ -7301,9 +7175,7 @@
               <w:spacing w:before="50" w:after="50"/>
             </w:pPr>
             <w:r>
-              <w:rPr>
-                <w:sz w:val="15"/>
-              </w:rPr>
+              <w:t>2026-09-13</w:t>
             </w:r>
           </w:p>
         </w:tc>
@@ -7323,9 +7195,7 @@
               <w:spacing w:before="50" w:after="50"/>
             </w:pPr>
             <w:r>
-              <w:rPr>
-                <w:sz w:val="15"/>
-              </w:rPr>
+              <w:t>Gate-run hardening after the 13 Sep run lost 46 of 80 tickets to provider failures: bounded every model call and named the real failure cause; stopped the PII check blocking on its own citation markers; separated fail-safe blocks from real findings; logged request and response either side of the guardrails; stripped citation markers from customer text; stopped auto-answering an unidentified intent; added the answer-relevance guardrail. Retrieval eval (hit rate, MRR, NDCG, margins) and the RAGAS-mapped ground-truth check.</w:t>
             </w:r>
           </w:p>
         </w:tc>
@@ -7345,9 +7215,7 @@
               <w:spacing w:before="50" w:after="50"/>
             </w:pPr>
             <w:r>
-              <w:rPr>
-                <w:sz w:val="15"/>
-              </w:rPr>
+              <w:t>5</w:t>
             </w:r>
           </w:p>
         </w:tc>
@@ -7367,9 +7235,7 @@
               <w:spacing w:before="50" w:after="50"/>
             </w:pPr>
             <w:r>
-              <w:rPr>
-                <w:sz w:val="15"/>
-              </w:rPr>
+              <w:t>8.0 (est.)</w:t>
             </w:r>
           </w:p>
         </w:tc>
@@ -7389,9 +7255,7 @@
               <w:spacing w:before="50" w:after="50"/>
             </w:pPr>
             <w:r>
-              <w:rPr>
-                <w:sz w:val="15"/>
-              </w:rPr>
+              <w:t>src/{classify,generate,guardrails,route}.py fixes; evaluation/retrieval_eval.py; evaluation/gt_response_check.py; three diagnostic run directories.</w:t>
             </w:r>
           </w:p>
         </w:tc>
@@ -7411,9 +7275,7 @@
               <w:spacing w:before="50" w:after="50"/>
             </w:pPr>
             <w:r>
-              <w:rPr>
-                <w:sz w:val="15"/>
-              </w:rPr>
+              <w:t>OpenRouter free tier: 46 of 80 classifications failed on connection errors.</w:t>
             </w:r>
           </w:p>
         </w:tc>
@@ -7434,9 +7296,7 @@
               <w:spacing w:before="50" w:after="50"/>
             </w:pPr>
             <w:r>
-              <w:rPr>
-                <w:sz w:val="15"/>
-              </w:rPr>
+              <w:t>2026-09-14</w:t>
             </w:r>
           </w:p>
         </w:tc>
@@ -7455,9 +7315,7 @@
               <w:spacing w:before="50" w:after="50"/>
             </w:pPr>
             <w:r>
-              <w:rPr>
-                <w:sz w:val="15"/>
-              </w:rPr>
+              <w:t>Froze the held-out ground-truth split and pre-registered the prompt A/B rules. PR-GENERATE-01 v3.0 and v3.1 candidates; v3.1 rejected on rule O1 and v2.0 kept. Key isolation fix after the OpenRouter key was sent to OpenAI. B-21 clean 80-ticket gate run (OpenAI). B-24 fairness audit. Seed capability deny-list so Gemini could judge. B-17 judge prompt written and the B-18 calibration set frozen before scoring.</w:t>
             </w:r>
           </w:p>
         </w:tc>
@@ -7476,9 +7334,7 @@
               <w:spacing w:before="50" w:after="50"/>
             </w:pPr>
             <w:r>
-              <w:rPr>
-                <w:sz w:val="15"/>
-              </w:rPr>
+              <w:t>3+5+6</w:t>
             </w:r>
           </w:p>
         </w:tc>
@@ -7497,9 +7353,7 @@
               <w:spacing w:before="50" w:after="50"/>
             </w:pPr>
             <w:r>
-              <w:rPr>
-                <w:sz w:val="15"/>
-              </w:rPr>
+              <w:t>8.0 (est.)</w:t>
             </w:r>
           </w:p>
         </w:tc>
@@ -7518,9 +7372,7 @@
               <w:spacing w:before="50" w:after="50"/>
             </w:pPr>
             <w:r>
-              <w:rPr>
-                <w:sz w:val="15"/>
-              </w:rPr>
+              <w:t>evaluation/splits/gt_prompt_split.json; evaluation/prompt_ab.py and decision.json; src/config.py resolve_api_key; b21_openai_80_20260914; evaluation/fairness_audit.py; prompts/evaluation/PR-EVAL-JUDGE-01.md; tests/fixtures/judge_calibration.json.</w:t>
             </w:r>
           </w:p>
         </w:tc>
@@ -7539,9 +7391,7 @@
               <w:spacing w:before="50" w:after="50"/>
             </w:pPr>
             <w:r>
-              <w:rPr>
-                <w:sz w:val="15"/>
-              </w:rPr>
+              <w:t>OpenRouter account had no credit; the maintainer moved to paid OpenAI to get a clean gate run.</w:t>
             </w:r>
           </w:p>
         </w:tc>
@@ -7563,9 +7413,7 @@
               <w:spacing w:before="50" w:after="50"/>
             </w:pPr>
             <w:r>
-              <w:rPr>
-                <w:sz w:val="15"/>
-              </w:rPr>
+              <w:t>2026-09-15</w:t>
             </w:r>
           </w:p>
         </w:tc>
@@ -7585,9 +7433,7 @@
               <w:spacing w:before="50" w:after="50"/>
             </w:pPr>
             <w:r>
-              <w:rPr>
-                <w:sz w:val="15"/>
-              </w:rPr>
+              <w:t>Second 80-ticket B-21 run with gemini-3.8-flash as the guardrail judge, and its fairness audit. Ten tickets changed outcome against the 14 Sep run; only 27 of 80 drafts were identical, so the change is not attributable to the judge alone.</w:t>
             </w:r>
           </w:p>
         </w:tc>
@@ -7607,9 +7453,7 @@
               <w:spacing w:before="50" w:after="50"/>
             </w:pPr>
             <w:r>
-              <w:rPr>
-                <w:sz w:val="15"/>
-              </w:rPr>
+              <w:t>5+6</w:t>
             </w:r>
           </w:p>
         </w:tc>
@@ -7629,9 +7473,7 @@
               <w:spacing w:before="50" w:after="50"/>
             </w:pPr>
             <w:r>
-              <w:rPr>
-                <w:sz w:val="15"/>
-              </w:rPr>
+              <w:t>3.0 (est.)</w:t>
             </w:r>
           </w:p>
         </w:tc>
@@ -7651,9 +7493,7 @@
               <w:spacing w:before="50" w:after="50"/>
             </w:pPr>
             <w:r>
-              <w:rPr>
-                <w:sz w:val="15"/>
-              </w:rPr>
+              <w:t>evaluation/results/b21_openai_gemini_80_20260915/ with fairness report and table.</w:t>
             </w:r>
           </w:p>
         </w:tc>
@@ -7673,9 +7513,7 @@
               <w:spacing w:before="50" w:after="50"/>
             </w:pPr>
             <w:r>
-              <w:rPr>
-                <w:sz w:val="15"/>
-              </w:rPr>
+              <w:t>No run log captured: LOG_FILE was not set.</w:t>
             </w:r>
           </w:p>
         </w:tc>
@@ -7696,9 +7534,7 @@
               <w:spacing w:before="50" w:after="50"/>
             </w:pPr>
             <w:r>
-              <w:rPr>
-                <w:sz w:val="15"/>
-              </w:rPr>
+              <w:t>2026-09-17</w:t>
             </w:r>
           </w:p>
         </w:tc>
@@ -7717,9 +7553,7 @@
               <w:spacing w:before="50" w:after="50"/>
             </w:pPr>
             <w:r>
-              <w:rPr>
-                <w:sz w:val="15"/>
-              </w:rPr>
+              <w:t>B-18: scored 50 calibration triples blind, then ran the judge over the same items and measured agreement — pooled Spearman 0.35 against the 0.70 floor, so the judge is not trusted. Recall@k and citation precision/recall. Per-call token and cost recording (NFR-08). Harness metrics: unknown-correctness, recall@k, Brier score, opt-in judge block. D-01a ADR after the provider decision. Test-isolation fix: the suite needed a real .env and 8 tests called the live provider.</w:t>
             </w:r>
           </w:p>
         </w:tc>
@@ -7738,9 +7572,7 @@
               <w:spacing w:before="50" w:after="50"/>
             </w:pPr>
             <w:r>
-              <w:rPr>
-                <w:sz w:val="15"/>
-              </w:rPr>
+              <w:t>5+6</w:t>
             </w:r>
           </w:p>
         </w:tc>
@@ -7759,9 +7591,7 @@
               <w:spacing w:before="50" w:after="50"/>
             </w:pPr>
             <w:r>
-              <w:rPr>
-                <w:sz w:val="15"/>
-              </w:rPr>
+              <w:t>8.0 (est.)</w:t>
             </w:r>
           </w:p>
         </w:tc>
@@ -7780,9 +7610,7 @@
               <w:spacing w:before="50" w:after="50"/>
             </w:pPr>
             <w:r>
-              <w:rPr>
-                <w:sz w:val="15"/>
-              </w:rPr>
+              <w:t>judge_calibration_20260917/ (agreement, disagreement review); src/usage.py; harness metrics plus tests; docs/adr/D-01a-*.md; tests/test_model_call_bounds.py and tests/test_harness_smoke.py fixes.</w:t>
             </w:r>
           </w:p>
         </w:tc>
@@ -7801,9 +7629,7 @@
               <w:spacing w:before="50" w:after="50"/>
             </w:pPr>
             <w:r>
-              <w:rPr>
-                <w:sz w:val="15"/>
-              </w:rPr>
+              <w:t>None.</w:t>
             </w:r>
           </w:p>
         </w:tc>
@@ -7825,9 +7651,7 @@
               <w:spacing w:before="50" w:after="50"/>
             </w:pPr>
             <w:r>
-              <w:rPr>
-                <w:sz w:val="15"/>
-              </w:rPr>
+              <w:t>2026-09-18</w:t>
             </w:r>
           </w:p>
         </w:tc>
@@ -7847,9 +7671,7 @@
               <w:spacing w:before="50" w:after="50"/>
             </w:pPr>
             <w:r>
-              <w:rPr>
-                <w:sz w:val="15"/>
-              </w:rPr>
+              <w:t>8-ticket probe on the committed default models: completed, but the free judge returned empty replies on about 40% of calls and the default drafting model turned out to be billed. B-22 Stage 5 revision log brought up to date and the four reflection questions answered. B-23 governance framework: risk register, fairness table, incident procedure, kill switch and position statements filled.</w:t>
             </w:r>
           </w:p>
         </w:tc>
@@ -7869,9 +7691,7 @@
               <w:spacing w:before="50" w:after="50"/>
             </w:pPr>
             <w:r>
-              <w:rPr>
-                <w:sz w:val="15"/>
-              </w:rPr>
+              <w:t>5+6</w:t>
             </w:r>
           </w:p>
         </w:tc>
@@ -7891,9 +7711,7 @@
               <w:spacing w:before="50" w:after="50"/>
             </w:pPr>
             <w:r>
-              <w:rPr>
-                <w:sz w:val="15"/>
-              </w:rPr>
+              <w:t>(in progress)</w:t>
             </w:r>
           </w:p>
         </w:tc>
@@ -7913,9 +7731,7 @@
               <w:spacing w:before="50" w:after="50"/>
             </w:pPr>
             <w:r>
-              <w:rPr>
-                <w:sz w:val="15"/>
-              </w:rPr>
+              <w:t>evaluation/results/b21_free_probe_20260918/; Stage 5 log v2.4; docs/Governance_Framework.docx sections 2-8.</w:t>
             </w:r>
           </w:p>
         </w:tc>
@@ -7935,9 +7751,7 @@
               <w:spacing w:before="50" w:after="50"/>
             </w:pPr>
             <w:r>
-              <w:rPr>
-                <w:sz w:val="15"/>
-              </w:rPr>
+              <w:t>No free configuration has completed a validation run (D-01a).</w:t>
             </w:r>
           </w:p>
         </w:tc>
@@ -10648,10 +10462,7 @@
               <w:spacing w:before="50" w:after="50"/>
             </w:pPr>
             <w:r>
-              <w:rPr>
-                <w:sz w:val="17"/>
-              </w:rPr>
-              <w:t>2026-08-30</w:t>
+              <w:t>2026-09-18</w:t>
             </w:r>
           </w:p>
         </w:tc>
@@ -10670,10 +10481,7 @@
               <w:spacing w:before="50" w:after="50"/>
             </w:pPr>
             <w:r>
-              <w:rPr>
-                <w:sz w:val="17"/>
-              </w:rPr>
-              <w:t>34.5 (Week 1 provisional)</w:t>
+              <w:t>~94.5 (34.5 recorded in week one; 60 estimated across weeks two and three from commit spans)</w:t>
             </w:r>
           </w:p>
         </w:tc>

--- a/workbooks/Effort_Log.docx
+++ b/workbooks/Effort_Log.docx
@@ -473,11 +473,8 @@
             <w:shd w:val="clear" w:fill="F4F4F7"/>
           </w:tcPr>
           <w:p>
-            <w:pPr>
-              <w:spacing w:before="50" w:after="50"/>
-            </w:pPr>
-            <w:r>
-              <w:t>Individual project. Free-tier tooling throughout. Companion session used for planning, drafting, review, and code scaffolding. Weeks two and three were reconstructed on 2026-09-18 from git history and the Stage 4 daily check-ins; no contemporaneous hours were recorded for those weeks, so their hours are estimates from commit spans and are marked '(est.)'.</w:t>
+            <w:r>
+              <w:t>Individual project. Free-tier tooling throughout. Companion session used for planning, drafting, review, and code scaffolding. Weeks two and three were reconstructed on 2026-09-18 from git history and the Stage 4 daily check-ins; no contemporaneous hours were recorded for those weeks, so their hours are estimates from commit spans and are marked '(est.)'; the 19-21 September entries were reconstructed the same way on 2026-09-21.</w:t>
             </w:r>
           </w:p>
         </w:tc>
@@ -1152,11 +1149,8 @@
             </w:tcBorders>
           </w:tcPr>
           <w:p>
-            <w:pPr>
-              <w:spacing w:before="50" w:after="50"/>
-            </w:pPr>
-            <w:r>
-              <w:t>48.5</w:t>
+            <w:r>
+              <w:t>63.5</w:t>
             </w:r>
           </w:p>
         </w:tc>
@@ -1171,11 +1165,8 @@
             </w:tcBorders>
           </w:tcPr>
           <w:p>
-            <w:pPr>
-              <w:spacing w:before="50" w:after="50"/>
-            </w:pPr>
-            <w:r>
-              <w:t>+8.5</w:t>
+            <w:r>
+              <w:t>+23.5</w:t>
             </w:r>
           </w:p>
         </w:tc>
@@ -1190,11 +1181,8 @@
             </w:tcBorders>
           </w:tcPr>
           <w:p>
-            <w:pPr>
-              <w:spacing w:before="50" w:after="50"/>
-            </w:pPr>
-            <w:r>
-              <w:t>Reconstructed from git history (see weeks two and three). The overrun is evaluation, not components: the harness, three 80-ticket runs, the retrieval and ground-truth evaluations, the prompt A/B and the judge calibration.</w:t>
+            <w:r>
+              <w:t>Reconstructed from git history (see weeks two and three). The overrun is evaluation, not components: the harness, three 80-ticket runs, the retrieval and ground-truth evaluations, the prompt A/B and the judge calibration. 19-20 Sep added caching and pacing (D-08), the wall-clock bound (D-13), concurrent guardrails (D-12), the retrieval, PII and routing corrections (D-09, D-10, D-11, D-14) and the B-29 service.</w:t>
             </w:r>
           </w:p>
         </w:tc>
@@ -1255,11 +1243,8 @@
             <w:shd w:val="clear" w:fill="F4F4F7"/>
           </w:tcPr>
           <w:p>
-            <w:pPr>
-              <w:spacing w:before="50" w:after="50"/>
-            </w:pPr>
-            <w:r>
-              <w:t>7</w:t>
+            <w:r>
+              <w:t>8.5</w:t>
             </w:r>
           </w:p>
         </w:tc>
@@ -1275,11 +1260,8 @@
             <w:shd w:val="clear" w:fill="F4F4F7"/>
           </w:tcPr>
           <w:p>
-            <w:pPr>
-              <w:spacing w:before="50" w:after="50"/>
-            </w:pPr>
-            <w:r>
-              <w:t>-3</w:t>
+            <w:r>
+              <w:t>-1.5</w:t>
             </w:r>
           </w:p>
         </w:tc>
@@ -1295,11 +1277,8 @@
             <w:shd w:val="clear" w:fill="F4F4F7"/>
           </w:tcPr>
           <w:p>
-            <w:pPr>
-              <w:spacing w:before="50" w:after="50"/>
-            </w:pPr>
-            <w:r>
-              <w:t>Fairness audit and its code, risk register, incident procedure and kill switch. Under estimate because the fairness numbers came from the harness rather than a separate exercise.</w:t>
+            <w:r>
+              <w:t>Fairness audit and its code, risk register, incident procedure and kill switch. Under estimate because the fairness numbers came from the harness rather than a separate exercise. The kill switch (D-15) and input-side injection detection (D-16) landed 20 Sep.</w:t>
             </w:r>
           </w:p>
         </w:tc>
@@ -1357,11 +1336,8 @@
             </w:tcBorders>
           </w:tcPr>
           <w:p>
-            <w:pPr>
-              <w:spacing w:before="50" w:after="50"/>
-            </w:pPr>
-            <w:r>
-              <w:t>0</w:t>
+            <w:r>
+              <w:t>2.5</w:t>
             </w:r>
           </w:p>
         </w:tc>
@@ -1376,11 +1352,8 @@
             </w:tcBorders>
           </w:tcPr>
           <w:p>
-            <w:pPr>
-              <w:spacing w:before="50" w:after="50"/>
-            </w:pPr>
-            <w:r>
-              <w:t>-12</w:t>
+            <w:r>
+              <w:t>-9.5</w:t>
             </w:r>
           </w:p>
         </w:tc>
@@ -1395,11 +1368,8 @@
             </w:tcBorders>
           </w:tcPr>
           <w:p>
-            <w:pPr>
-              <w:spacing w:before="50" w:after="50"/>
-            </w:pPr>
-            <w:r>
-              <w:t>Not started — B-25 and B-26 remain.</w:t>
+            <w:r>
+              <w:t>Report compiled 20 Sep and committed to submission/02_Report. B-26 video not started, which is most of the remaining estimate.</w:t>
             </w:r>
           </w:p>
         </w:tc>
@@ -7768,13 +7738,8 @@
             </w:tcBorders>
           </w:tcPr>
           <w:p>
-            <w:pPr>
-              <w:spacing w:before="50" w:after="50"/>
-            </w:pPr>
-            <w:r>
-              <w:rPr>
-                <w:sz w:val="15"/>
-              </w:rPr>
+            <w:r>
+              <w:t>2026-09-19</w:t>
             </w:r>
           </w:p>
         </w:tc>
@@ -7789,13 +7754,8 @@
             </w:tcBorders>
           </w:tcPr>
           <w:p>
-            <w:pPr>
-              <w:spacing w:before="50" w:after="50"/>
-            </w:pPr>
-            <w:r>
-              <w:rPr>
-                <w:sz w:val="15"/>
-              </w:rPr>
+            <w:r>
+              <w:t>D-08 caching and retry budget. src/model_cache.py keyed on model, system prompt, user prompt, seed and temperature, wired ahead of the client at all three call sites so a warmed cache replays a run with no provider access. MODEL_MAX_RETRIES 2 to 5. src/rate_limit.py paces only after a provider refuses on a rate limit, honours Retry-After and caps the interval so an unattended run still terminates (A9). D-08 revisit trigger corrected.</w:t>
             </w:r>
           </w:p>
         </w:tc>
@@ -7810,13 +7770,8 @@
             </w:tcBorders>
           </w:tcPr>
           <w:p>
-            <w:pPr>
-              <w:spacing w:before="50" w:after="50"/>
-            </w:pPr>
-            <w:r>
-              <w:rPr>
-                <w:sz w:val="15"/>
-              </w:rPr>
+            <w:r>
+              <w:t>5</w:t>
             </w:r>
           </w:p>
         </w:tc>
@@ -7831,13 +7786,8 @@
             </w:tcBorders>
           </w:tcPr>
           <w:p>
-            <w:pPr>
-              <w:spacing w:before="50" w:after="50"/>
-            </w:pPr>
-            <w:r>
-              <w:rPr>
-                <w:sz w:val="15"/>
-              </w:rPr>
+            <w:r>
+              <w:t>5.0 (est.)</w:t>
             </w:r>
           </w:p>
         </w:tc>
@@ -7852,13 +7802,8 @@
             </w:tcBorders>
           </w:tcPr>
           <w:p>
-            <w:pPr>
-              <w:spacing w:before="50" w:after="50"/>
-            </w:pPr>
-            <w:r>
-              <w:rPr>
-                <w:sz w:val="15"/>
-              </w:rPr>
+            <w:r>
+              <w:t>src/model_cache.py; src/rate_limit.py; tests/conftest.py cache isolation; docs/adr/D-08. 511 passed, 5 skipped; lint clean.</w:t>
             </w:r>
           </w:p>
         </w:tc>
@@ -7873,13 +7818,8 @@
             </w:tcBorders>
           </w:tcPr>
           <w:p>
-            <w:pPr>
-              <w:spacing w:before="50" w:after="50"/>
-            </w:pPr>
-            <w:r>
-              <w:rPr>
-                <w:sz w:val="15"/>
-              </w:rPr>
+            <w:r>
+              <w:t>None. Landing the cache exposed two test faults: a stubbed reply written into the real cache, and call-assertion tests failing against a warm entry. Poisoned entries deleted.</w:t>
             </w:r>
           </w:p>
         </w:tc>
@@ -7894,16 +7834,10 @@
               <w:bottom w:val="single" w:sz="6" w:color="D9D9E0"/>
               <w:right w:val="single" w:sz="6" w:color="D9D9E0"/>
             </w:tcBorders>
-            <w:shd w:val="clear" w:fill="F4F4F7"/>
-          </w:tcPr>
-          <w:p>
-            <w:pPr>
-              <w:spacing w:before="50" w:after="50"/>
-            </w:pPr>
-            <w:r>
-              <w:rPr>
-                <w:sz w:val="15"/>
-              </w:rPr>
+          </w:tcPr>
+          <w:p>
+            <w:r>
+              <w:t>2026-09-20</w:t>
             </w:r>
           </w:p>
         </w:tc>
@@ -7916,16 +7850,10 @@
               <w:bottom w:val="single" w:sz="6" w:color="D9D9E0"/>
               <w:right w:val="single" w:sz="6" w:color="D9D9E0"/>
             </w:tcBorders>
-            <w:shd w:val="clear" w:fill="F4F4F7"/>
-          </w:tcPr>
-          <w:p>
-            <w:pPr>
-              <w:spacing w:before="50" w:after="50"/>
-            </w:pPr>
-            <w:r>
-              <w:rPr>
-                <w:sz w:val="15"/>
-              </w:rPr>
+          </w:tcPr>
+          <w:p>
+            <w:r>
+              <w:t>Evaluation reporting: cache replays logged, Evaluation Framework results table generated from the run, wrong sends split from wrong holds, each failure's stage named and timed. D-09 retrieval searches subject + body; D-10 no answerability gate from retrieval signals; D-11 an LLM PII detection must be shaped like the value it names; D-12 guardrails run concurrently. D-06a records the Self-RAG critic as built.</w:t>
             </w:r>
           </w:p>
         </w:tc>
@@ -7938,16 +7866,10 @@
               <w:bottom w:val="single" w:sz="6" w:color="D9D9E0"/>
               <w:right w:val="single" w:sz="6" w:color="D9D9E0"/>
             </w:tcBorders>
-            <w:shd w:val="clear" w:fill="F4F4F7"/>
-          </w:tcPr>
-          <w:p>
-            <w:pPr>
-              <w:spacing w:before="50" w:after="50"/>
-            </w:pPr>
-            <w:r>
-              <w:rPr>
-                <w:sz w:val="15"/>
-              </w:rPr>
+          </w:tcPr>
+          <w:p>
+            <w:r>
+              <w:t>5</w:t>
             </w:r>
           </w:p>
         </w:tc>
@@ -7960,16 +7882,10 @@
               <w:bottom w:val="single" w:sz="6" w:color="D9D9E0"/>
               <w:right w:val="single" w:sz="6" w:color="D9D9E0"/>
             </w:tcBorders>
-            <w:shd w:val="clear" w:fill="F4F4F7"/>
-          </w:tcPr>
-          <w:p>
-            <w:pPr>
-              <w:spacing w:before="50" w:after="50"/>
-            </w:pPr>
-            <w:r>
-              <w:rPr>
-                <w:sz w:val="15"/>
-              </w:rPr>
+          </w:tcPr>
+          <w:p>
+            <w:r>
+              <w:t>4.0 (est.)</w:t>
             </w:r>
           </w:p>
         </w:tc>
@@ -7982,16 +7898,10 @@
               <w:bottom w:val="single" w:sz="6" w:color="D9D9E0"/>
               <w:right w:val="single" w:sz="6" w:color="D9D9E0"/>
             </w:tcBorders>
-            <w:shd w:val="clear" w:fill="F4F4F7"/>
-          </w:tcPr>
-          <w:p>
-            <w:pPr>
-              <w:spacing w:before="50" w:after="50"/>
-            </w:pPr>
-            <w:r>
-              <w:rPr>
-                <w:sz w:val="15"/>
-              </w:rPr>
+          </w:tcPr>
+          <w:p>
+            <w:r>
+              <w:t>80-ticket run on local Ollama models ($0); OpenAI + Gemini rerun at 562f943 with cache off; concurrent-guardrail run 3.3x faster on the guardrail stage; docs/adr D-06a, D-09, D-10, D-11, D-12.</w:t>
             </w:r>
           </w:p>
         </w:tc>
@@ -8004,16 +7914,10 @@
               <w:bottom w:val="single" w:sz="6" w:color="D9D9E0"/>
               <w:right w:val="single" w:sz="6" w:color="D9D9E0"/>
             </w:tcBorders>
-            <w:shd w:val="clear" w:fill="F4F4F7"/>
-          </w:tcPr>
-          <w:p>
-            <w:pPr>
-              <w:spacing w:before="50" w:after="50"/>
-            </w:pPr>
-            <w:r>
-              <w:rPr>
-                <w:sz w:val="15"/>
-              </w:rPr>
+          </w:tcPr>
+          <w:p>
+            <w:r>
+              <w:t>None.</w:t>
             </w:r>
           </w:p>
         </w:tc>
@@ -8030,13 +7934,8 @@
             </w:tcBorders>
           </w:tcPr>
           <w:p>
-            <w:pPr>
-              <w:spacing w:before="50" w:after="50"/>
-            </w:pPr>
-            <w:r>
-              <w:rPr>
-                <w:sz w:val="15"/>
-              </w:rPr>
+            <w:r>
+              <w:t>2026-09-20</w:t>
             </w:r>
           </w:p>
         </w:tc>
@@ -8051,13 +7950,8 @@
             </w:tcBorders>
           </w:tcPr>
           <w:p>
-            <w:pPr>
-              <w:spacing w:before="50" w:after="50"/>
-            </w:pPr>
-            <w:r>
-              <w:rPr>
-                <w:sz w:val="15"/>
-              </w:rPr>
+            <w:r>
+              <w:t>D-13 wall-clock deadline on every provider call, found by a free-tier run that hung. Free-tier llama + nemotron runs recorded either side of the fix. Dataset label audit, with contested labels now reported alongside every run. PR-GUARDRAIL-RELEVANCE-01 to v1.1: no graded-set ticket id in the model-facing text.</w:t>
             </w:r>
           </w:p>
         </w:tc>
@@ -8072,13 +7966,8 @@
             </w:tcBorders>
           </w:tcPr>
           <w:p>
-            <w:pPr>
-              <w:spacing w:before="50" w:after="50"/>
-            </w:pPr>
-            <w:r>
-              <w:rPr>
-                <w:sz w:val="15"/>
-              </w:rPr>
+            <w:r>
+              <w:t>5</w:t>
             </w:r>
           </w:p>
         </w:tc>
@@ -8093,13 +7982,8 @@
             </w:tcBorders>
           </w:tcPr>
           <w:p>
-            <w:pPr>
-              <w:spacing w:before="50" w:after="50"/>
-            </w:pPr>
-            <w:r>
-              <w:rPr>
-                <w:sz w:val="15"/>
-              </w:rPr>
+            <w:r>
+              <w:t>3.0 (est.)</w:t>
             </w:r>
           </w:p>
         </w:tc>
@@ -8114,13 +7998,8 @@
             </w:tcBorders>
           </w:tcPr>
           <w:p>
-            <w:pPr>
-              <w:spacing w:before="50" w:after="50"/>
-            </w:pPr>
-            <w:r>
-              <w:rPr>
-                <w:sz w:val="15"/>
-              </w:rPr>
+            <w:r>
+              <w:t>Deadline bound at every call site; evaluation/results free-tier runs before and after; label audit and contested-label reporting; prompts/build/PR-GUARDRAIL-RELEVANCE-01.md v1.1.</w:t>
             </w:r>
           </w:p>
         </w:tc>
@@ -8135,13 +8014,8 @@
             </w:tcBorders>
           </w:tcPr>
           <w:p>
-            <w:pPr>
-              <w:spacing w:before="50" w:after="50"/>
-            </w:pPr>
-            <w:r>
-              <w:rPr>
-                <w:sz w:val="15"/>
-              </w:rPr>
+            <w:r>
+              <w:t>A free-tier run hung until D-13 bounded the call. That hang is what found the defect.</w:t>
             </w:r>
           </w:p>
         </w:tc>
@@ -8156,16 +8030,10 @@
               <w:bottom w:val="single" w:sz="6" w:color="D9D9E0"/>
               <w:right w:val="single" w:sz="6" w:color="D9D9E0"/>
             </w:tcBorders>
-            <w:shd w:val="clear" w:fill="F4F4F7"/>
-          </w:tcPr>
-          <w:p>
-            <w:pPr>
-              <w:spacing w:before="50" w:after="50"/>
-            </w:pPr>
-            <w:r>
-              <w:rPr>
-                <w:sz w:val="15"/>
-              </w:rPr>
+          </w:tcPr>
+          <w:p>
+            <w:r>
+              <w:t>2026-09-20</w:t>
             </w:r>
           </w:p>
         </w:tc>
@@ -8178,16 +8046,10 @@
               <w:bottom w:val="single" w:sz="6" w:color="D9D9E0"/>
               <w:right w:val="single" w:sz="6" w:color="D9D9E0"/>
             </w:tcBorders>
-            <w:shd w:val="clear" w:fill="F4F4F7"/>
-          </w:tcPr>
-          <w:p>
-            <w:pPr>
-              <w:spacing w:before="50" w:after="50"/>
-            </w:pPr>
-            <w:r>
-              <w:rPr>
-                <w:sz w:val="15"/>
-              </w:rPr>
+          </w:tcPr>
+          <w:p>
+            <w:r>
+              <w:t>D-14 a confidence-floor failure escalates and only a draft-reading check blocks. B-29 FastAPI service over the same pipeline the harness runs. FR-11 escalation bundle delivered rather than reported. D-15 kill switch, D-16 input-side injection detection, guardrail performance. architecture.md audited against src/ and README brought to submission state. Four demo tickets. Evaluation Framework results table filled from two live 10-ticket runs. Branch merged to main. Capstone report compiled.</w:t>
             </w:r>
           </w:p>
         </w:tc>
@@ -8200,16 +8062,10 @@
               <w:bottom w:val="single" w:sz="6" w:color="D9D9E0"/>
               <w:right w:val="single" w:sz="6" w:color="D9D9E0"/>
             </w:tcBorders>
-            <w:shd w:val="clear" w:fill="F4F4F7"/>
-          </w:tcPr>
-          <w:p>
-            <w:pPr>
-              <w:spacing w:before="50" w:after="50"/>
-            </w:pPr>
-            <w:r>
-              <w:rPr>
-                <w:sz w:val="15"/>
-              </w:rPr>
+          </w:tcPr>
+          <w:p>
+            <w:r>
+              <w:t>5+6+7</w:t>
             </w:r>
           </w:p>
         </w:tc>
@@ -8222,16 +8078,10 @@
               <w:bottom w:val="single" w:sz="6" w:color="D9D9E0"/>
               <w:right w:val="single" w:sz="6" w:color="D9D9E0"/>
             </w:tcBorders>
-            <w:shd w:val="clear" w:fill="F4F4F7"/>
-          </w:tcPr>
-          <w:p>
-            <w:pPr>
-              <w:spacing w:before="50" w:after="50"/>
-            </w:pPr>
-            <w:r>
-              <w:rPr>
-                <w:sz w:val="15"/>
-              </w:rPr>
+          </w:tcPr>
+          <w:p>
+            <w:r>
+              <w:t>6.5 (est.)</w:t>
             </w:r>
           </w:p>
         </w:tc>
@@ -8244,16 +8094,10 @@
               <w:bottom w:val="single" w:sz="6" w:color="D9D9E0"/>
               <w:right w:val="single" w:sz="6" w:color="D9D9E0"/>
             </w:tcBorders>
-            <w:shd w:val="clear" w:fill="F4F4F7"/>
-          </w:tcPr>
-          <w:p>
-            <w:pPr>
-              <w:spacing w:before="50" w:after="50"/>
-            </w:pPr>
-            <w:r>
-              <w:rPr>
-                <w:sz w:val="15"/>
-              </w:rPr>
+          </w:tcPr>
+          <w:p>
+            <w:r>
+              <w:t>src/api.py (B-29); docs/adr D-14, D-15, D-16; 10-ticket local run of record, the D-14 check and the paid run; docs/Evaluation_Framework.docx results table; submission/02_Report/AlokKulkarni_Capstone_Report.pdf (23:27).</w:t>
             </w:r>
           </w:p>
         </w:tc>
@@ -8266,16 +8110,10 @@
               <w:bottom w:val="single" w:sz="6" w:color="D9D9E0"/>
               <w:right w:val="single" w:sz="6" w:color="D9D9E0"/>
             </w:tcBorders>
-            <w:shd w:val="clear" w:fill="F4F4F7"/>
-          </w:tcPr>
-          <w:p>
-            <w:pPr>
-              <w:spacing w:before="50" w:after="50"/>
-            </w:pPr>
-            <w:r>
-              <w:rPr>
-                <w:sz w:val="15"/>
-              </w:rPr>
+          </w:tcPr>
+          <w:p>
+            <w:r>
+              <w:t>The paid 10-ticket run lost its judge.</w:t>
             </w:r>
           </w:p>
         </w:tc>
@@ -8292,13 +8130,8 @@
             </w:tcBorders>
           </w:tcPr>
           <w:p>
-            <w:pPr>
-              <w:spacing w:before="50" w:after="50"/>
-            </w:pPr>
-            <w:r>
-              <w:rPr>
-                <w:sz w:val="15"/>
-              </w:rPr>
+            <w:r>
+              <w:t>2026-09-21</w:t>
             </w:r>
           </w:p>
         </w:tc>
@@ -8313,13 +8146,8 @@
             </w:tcBorders>
           </w:tcPr>
           <w:p>
-            <w:pPr>
-              <w:spacing w:before="50" w:after="50"/>
-            </w:pPr>
-            <w:r>
-              <w:rPr>
-                <w:sz w:val="15"/>
-              </w:rPr>
+            <w:r>
+              <w:t>Submission packaging: the 20 Sep evidence pair and the compiled report committed and pushed to main. The one-shot Stage 3 fill scripts removed from the working tree and from history, since neither can be re-run against the filled workbook. Effort log brought up to date.</w:t>
             </w:r>
           </w:p>
         </w:tc>
@@ -8334,13 +8162,8 @@
             </w:tcBorders>
           </w:tcPr>
           <w:p>
-            <w:pPr>
-              <w:spacing w:before="50" w:after="50"/>
-            </w:pPr>
-            <w:r>
-              <w:rPr>
-                <w:sz w:val="15"/>
-              </w:rPr>
+            <w:r>
+              <w:t>7</w:t>
             </w:r>
           </w:p>
         </w:tc>
@@ -8355,13 +8178,8 @@
             </w:tcBorders>
           </w:tcPr>
           <w:p>
-            <w:pPr>
-              <w:spacing w:before="50" w:after="50"/>
-            </w:pPr>
-            <w:r>
-              <w:rPr>
-                <w:sz w:val="15"/>
-              </w:rPr>
+            <w:r>
+              <w:t>0.5 (est.)</w:t>
             </w:r>
           </w:p>
         </w:tc>
@@ -8376,13 +8194,8 @@
             </w:tcBorders>
           </w:tcPr>
           <w:p>
-            <w:pPr>
-              <w:spacing w:before="50" w:after="50"/>
-            </w:pPr>
-            <w:r>
-              <w:rPr>
-                <w:sz w:val="15"/>
-              </w:rPr>
+            <w:r>
+              <w:t>Commit 8dc11dd on origin/main; workbooks/Effort_Log.docx week-three entries through 21 Sep.</w:t>
             </w:r>
           </w:p>
         </w:tc>
@@ -8397,799 +8210,8 @@
             </w:tcBorders>
           </w:tcPr>
           <w:p>
-            <w:pPr>
-              <w:spacing w:before="50" w:after="50"/>
-            </w:pPr>
-            <w:r>
-              <w:rPr>
-                <w:sz w:val="15"/>
-              </w:rPr>
-            </w:r>
-          </w:p>
-        </w:tc>
-      </w:tr>
-      <w:tr>
-        <w:tc>
-          <w:tcPr>
-            <w:tcW w:type="dxa" w:w="1152"/>
-            <w:tcBorders>
-              <w:top w:val="single" w:sz="6" w:color="D9D9E0"/>
-              <w:left w:val="single" w:sz="6" w:color="D9D9E0"/>
-              <w:bottom w:val="single" w:sz="6" w:color="D9D9E0"/>
-              <w:right w:val="single" w:sz="6" w:color="D9D9E0"/>
-            </w:tcBorders>
-            <w:shd w:val="clear" w:fill="F4F4F7"/>
-          </w:tcPr>
-          <w:p>
-            <w:pPr>
-              <w:spacing w:before="50" w:after="50"/>
-            </w:pPr>
-            <w:r>
-              <w:rPr>
-                <w:sz w:val="15"/>
-              </w:rPr>
-            </w:r>
-          </w:p>
-        </w:tc>
-        <w:tc>
-          <w:tcPr>
-            <w:tcW w:type="dxa" w:w="2736"/>
-            <w:tcBorders>
-              <w:top w:val="single" w:sz="6" w:color="D9D9E0"/>
-              <w:left w:val="single" w:sz="6" w:color="D9D9E0"/>
-              <w:bottom w:val="single" w:sz="6" w:color="D9D9E0"/>
-              <w:right w:val="single" w:sz="6" w:color="D9D9E0"/>
-            </w:tcBorders>
-            <w:shd w:val="clear" w:fill="F4F4F7"/>
-          </w:tcPr>
-          <w:p>
-            <w:pPr>
-              <w:spacing w:before="50" w:after="50"/>
-            </w:pPr>
-            <w:r>
-              <w:rPr>
-                <w:sz w:val="15"/>
-              </w:rPr>
-            </w:r>
-          </w:p>
-        </w:tc>
-        <w:tc>
-          <w:tcPr>
-            <w:tcW w:type="dxa" w:w="864"/>
-            <w:tcBorders>
-              <w:top w:val="single" w:sz="6" w:color="D9D9E0"/>
-              <w:left w:val="single" w:sz="6" w:color="D9D9E0"/>
-              <w:bottom w:val="single" w:sz="6" w:color="D9D9E0"/>
-              <w:right w:val="single" w:sz="6" w:color="D9D9E0"/>
-            </w:tcBorders>
-            <w:shd w:val="clear" w:fill="F4F4F7"/>
-          </w:tcPr>
-          <w:p>
-            <w:pPr>
-              <w:spacing w:before="50" w:after="50"/>
-            </w:pPr>
-            <w:r>
-              <w:rPr>
-                <w:sz w:val="15"/>
-              </w:rPr>
-            </w:r>
-          </w:p>
-        </w:tc>
-        <w:tc>
-          <w:tcPr>
-            <w:tcW w:type="dxa" w:w="864"/>
-            <w:tcBorders>
-              <w:top w:val="single" w:sz="6" w:color="D9D9E0"/>
-              <w:left w:val="single" w:sz="6" w:color="D9D9E0"/>
-              <w:bottom w:val="single" w:sz="6" w:color="D9D9E0"/>
-              <w:right w:val="single" w:sz="6" w:color="D9D9E0"/>
-            </w:tcBorders>
-            <w:shd w:val="clear" w:fill="F4F4F7"/>
-          </w:tcPr>
-          <w:p>
-            <w:pPr>
-              <w:spacing w:before="50" w:after="50"/>
-            </w:pPr>
-            <w:r>
-              <w:rPr>
-                <w:sz w:val="15"/>
-              </w:rPr>
-            </w:r>
-          </w:p>
-        </w:tc>
-        <w:tc>
-          <w:tcPr>
-            <w:tcW w:type="dxa" w:w="2304"/>
-            <w:tcBorders>
-              <w:top w:val="single" w:sz="6" w:color="D9D9E0"/>
-              <w:left w:val="single" w:sz="6" w:color="D9D9E0"/>
-              <w:bottom w:val="single" w:sz="6" w:color="D9D9E0"/>
-              <w:right w:val="single" w:sz="6" w:color="D9D9E0"/>
-            </w:tcBorders>
-            <w:shd w:val="clear" w:fill="F4F4F7"/>
-          </w:tcPr>
-          <w:p>
-            <w:pPr>
-              <w:spacing w:before="50" w:after="50"/>
-            </w:pPr>
-            <w:r>
-              <w:rPr>
-                <w:sz w:val="15"/>
-              </w:rPr>
-            </w:r>
-          </w:p>
-        </w:tc>
-        <w:tc>
-          <w:tcPr>
-            <w:tcW w:type="dxa" w:w="1728"/>
-            <w:tcBorders>
-              <w:top w:val="single" w:sz="6" w:color="D9D9E0"/>
-              <w:left w:val="single" w:sz="6" w:color="D9D9E0"/>
-              <w:bottom w:val="single" w:sz="6" w:color="D9D9E0"/>
-              <w:right w:val="single" w:sz="6" w:color="D9D9E0"/>
-            </w:tcBorders>
-            <w:shd w:val="clear" w:fill="F4F4F7"/>
-          </w:tcPr>
-          <w:p>
-            <w:pPr>
-              <w:spacing w:before="50" w:after="50"/>
-            </w:pPr>
-            <w:r>
-              <w:rPr>
-                <w:sz w:val="15"/>
-              </w:rPr>
-            </w:r>
-          </w:p>
-        </w:tc>
-      </w:tr>
-      <w:tr>
-        <w:tc>
-          <w:tcPr>
-            <w:tcW w:type="dxa" w:w="1152"/>
-            <w:tcBorders>
-              <w:top w:val="single" w:sz="6" w:color="D9D9E0"/>
-              <w:left w:val="single" w:sz="6" w:color="D9D9E0"/>
-              <w:bottom w:val="single" w:sz="6" w:color="D9D9E0"/>
-              <w:right w:val="single" w:sz="6" w:color="D9D9E0"/>
-            </w:tcBorders>
-          </w:tcPr>
-          <w:p>
-            <w:pPr>
-              <w:spacing w:before="50" w:after="50"/>
-            </w:pPr>
-            <w:r>
-              <w:rPr>
-                <w:sz w:val="15"/>
-              </w:rPr>
-            </w:r>
-          </w:p>
-        </w:tc>
-        <w:tc>
-          <w:tcPr>
-            <w:tcW w:type="dxa" w:w="2736"/>
-            <w:tcBorders>
-              <w:top w:val="single" w:sz="6" w:color="D9D9E0"/>
-              <w:left w:val="single" w:sz="6" w:color="D9D9E0"/>
-              <w:bottom w:val="single" w:sz="6" w:color="D9D9E0"/>
-              <w:right w:val="single" w:sz="6" w:color="D9D9E0"/>
-            </w:tcBorders>
-          </w:tcPr>
-          <w:p>
-            <w:pPr>
-              <w:spacing w:before="50" w:after="50"/>
-            </w:pPr>
-            <w:r>
-              <w:rPr>
-                <w:sz w:val="15"/>
-              </w:rPr>
-            </w:r>
-          </w:p>
-        </w:tc>
-        <w:tc>
-          <w:tcPr>
-            <w:tcW w:type="dxa" w:w="864"/>
-            <w:tcBorders>
-              <w:top w:val="single" w:sz="6" w:color="D9D9E0"/>
-              <w:left w:val="single" w:sz="6" w:color="D9D9E0"/>
-              <w:bottom w:val="single" w:sz="6" w:color="D9D9E0"/>
-              <w:right w:val="single" w:sz="6" w:color="D9D9E0"/>
-            </w:tcBorders>
-          </w:tcPr>
-          <w:p>
-            <w:pPr>
-              <w:spacing w:before="50" w:after="50"/>
-            </w:pPr>
-            <w:r>
-              <w:rPr>
-                <w:sz w:val="15"/>
-              </w:rPr>
-            </w:r>
-          </w:p>
-        </w:tc>
-        <w:tc>
-          <w:tcPr>
-            <w:tcW w:type="dxa" w:w="864"/>
-            <w:tcBorders>
-              <w:top w:val="single" w:sz="6" w:color="D9D9E0"/>
-              <w:left w:val="single" w:sz="6" w:color="D9D9E0"/>
-              <w:bottom w:val="single" w:sz="6" w:color="D9D9E0"/>
-              <w:right w:val="single" w:sz="6" w:color="D9D9E0"/>
-            </w:tcBorders>
-          </w:tcPr>
-          <w:p>
-            <w:pPr>
-              <w:spacing w:before="50" w:after="50"/>
-            </w:pPr>
-            <w:r>
-              <w:rPr>
-                <w:sz w:val="15"/>
-              </w:rPr>
-            </w:r>
-          </w:p>
-        </w:tc>
-        <w:tc>
-          <w:tcPr>
-            <w:tcW w:type="dxa" w:w="2304"/>
-            <w:tcBorders>
-              <w:top w:val="single" w:sz="6" w:color="D9D9E0"/>
-              <w:left w:val="single" w:sz="6" w:color="D9D9E0"/>
-              <w:bottom w:val="single" w:sz="6" w:color="D9D9E0"/>
-              <w:right w:val="single" w:sz="6" w:color="D9D9E0"/>
-            </w:tcBorders>
-          </w:tcPr>
-          <w:p>
-            <w:pPr>
-              <w:spacing w:before="50" w:after="50"/>
-            </w:pPr>
-            <w:r>
-              <w:rPr>
-                <w:sz w:val="15"/>
-              </w:rPr>
-            </w:r>
-          </w:p>
-        </w:tc>
-        <w:tc>
-          <w:tcPr>
-            <w:tcW w:type="dxa" w:w="1728"/>
-            <w:tcBorders>
-              <w:top w:val="single" w:sz="6" w:color="D9D9E0"/>
-              <w:left w:val="single" w:sz="6" w:color="D9D9E0"/>
-              <w:bottom w:val="single" w:sz="6" w:color="D9D9E0"/>
-              <w:right w:val="single" w:sz="6" w:color="D9D9E0"/>
-            </w:tcBorders>
-          </w:tcPr>
-          <w:p>
-            <w:pPr>
-              <w:spacing w:before="50" w:after="50"/>
-            </w:pPr>
-            <w:r>
-              <w:rPr>
-                <w:sz w:val="15"/>
-              </w:rPr>
-            </w:r>
-          </w:p>
-        </w:tc>
-      </w:tr>
-      <w:tr>
-        <w:tc>
-          <w:tcPr>
-            <w:tcW w:type="dxa" w:w="1152"/>
-            <w:tcBorders>
-              <w:top w:val="single" w:sz="6" w:color="D9D9E0"/>
-              <w:left w:val="single" w:sz="6" w:color="D9D9E0"/>
-              <w:bottom w:val="single" w:sz="6" w:color="D9D9E0"/>
-              <w:right w:val="single" w:sz="6" w:color="D9D9E0"/>
-            </w:tcBorders>
-            <w:shd w:val="clear" w:fill="F4F4F7"/>
-          </w:tcPr>
-          <w:p>
-            <w:pPr>
-              <w:spacing w:before="50" w:after="50"/>
-            </w:pPr>
-            <w:r>
-              <w:rPr>
-                <w:sz w:val="15"/>
-              </w:rPr>
-            </w:r>
-          </w:p>
-        </w:tc>
-        <w:tc>
-          <w:tcPr>
-            <w:tcW w:type="dxa" w:w="2736"/>
-            <w:tcBorders>
-              <w:top w:val="single" w:sz="6" w:color="D9D9E0"/>
-              <w:left w:val="single" w:sz="6" w:color="D9D9E0"/>
-              <w:bottom w:val="single" w:sz="6" w:color="D9D9E0"/>
-              <w:right w:val="single" w:sz="6" w:color="D9D9E0"/>
-            </w:tcBorders>
-            <w:shd w:val="clear" w:fill="F4F4F7"/>
-          </w:tcPr>
-          <w:p>
-            <w:pPr>
-              <w:spacing w:before="50" w:after="50"/>
-            </w:pPr>
-            <w:r>
-              <w:rPr>
-                <w:sz w:val="15"/>
-              </w:rPr>
-            </w:r>
-          </w:p>
-        </w:tc>
-        <w:tc>
-          <w:tcPr>
-            <w:tcW w:type="dxa" w:w="864"/>
-            <w:tcBorders>
-              <w:top w:val="single" w:sz="6" w:color="D9D9E0"/>
-              <w:left w:val="single" w:sz="6" w:color="D9D9E0"/>
-              <w:bottom w:val="single" w:sz="6" w:color="D9D9E0"/>
-              <w:right w:val="single" w:sz="6" w:color="D9D9E0"/>
-            </w:tcBorders>
-            <w:shd w:val="clear" w:fill="F4F4F7"/>
-          </w:tcPr>
-          <w:p>
-            <w:pPr>
-              <w:spacing w:before="50" w:after="50"/>
-            </w:pPr>
-            <w:r>
-              <w:rPr>
-                <w:sz w:val="15"/>
-              </w:rPr>
-            </w:r>
-          </w:p>
-        </w:tc>
-        <w:tc>
-          <w:tcPr>
-            <w:tcW w:type="dxa" w:w="864"/>
-            <w:tcBorders>
-              <w:top w:val="single" w:sz="6" w:color="D9D9E0"/>
-              <w:left w:val="single" w:sz="6" w:color="D9D9E0"/>
-              <w:bottom w:val="single" w:sz="6" w:color="D9D9E0"/>
-              <w:right w:val="single" w:sz="6" w:color="D9D9E0"/>
-            </w:tcBorders>
-            <w:shd w:val="clear" w:fill="F4F4F7"/>
-          </w:tcPr>
-          <w:p>
-            <w:pPr>
-              <w:spacing w:before="50" w:after="50"/>
-            </w:pPr>
-            <w:r>
-              <w:rPr>
-                <w:sz w:val="15"/>
-              </w:rPr>
-            </w:r>
-          </w:p>
-        </w:tc>
-        <w:tc>
-          <w:tcPr>
-            <w:tcW w:type="dxa" w:w="2304"/>
-            <w:tcBorders>
-              <w:top w:val="single" w:sz="6" w:color="D9D9E0"/>
-              <w:left w:val="single" w:sz="6" w:color="D9D9E0"/>
-              <w:bottom w:val="single" w:sz="6" w:color="D9D9E0"/>
-              <w:right w:val="single" w:sz="6" w:color="D9D9E0"/>
-            </w:tcBorders>
-            <w:shd w:val="clear" w:fill="F4F4F7"/>
-          </w:tcPr>
-          <w:p>
-            <w:pPr>
-              <w:spacing w:before="50" w:after="50"/>
-            </w:pPr>
-            <w:r>
-              <w:rPr>
-                <w:sz w:val="15"/>
-              </w:rPr>
-            </w:r>
-          </w:p>
-        </w:tc>
-        <w:tc>
-          <w:tcPr>
-            <w:tcW w:type="dxa" w:w="1728"/>
-            <w:tcBorders>
-              <w:top w:val="single" w:sz="6" w:color="D9D9E0"/>
-              <w:left w:val="single" w:sz="6" w:color="D9D9E0"/>
-              <w:bottom w:val="single" w:sz="6" w:color="D9D9E0"/>
-              <w:right w:val="single" w:sz="6" w:color="D9D9E0"/>
-            </w:tcBorders>
-            <w:shd w:val="clear" w:fill="F4F4F7"/>
-          </w:tcPr>
-          <w:p>
-            <w:pPr>
-              <w:spacing w:before="50" w:after="50"/>
-            </w:pPr>
-            <w:r>
-              <w:rPr>
-                <w:sz w:val="15"/>
-              </w:rPr>
-            </w:r>
-          </w:p>
-        </w:tc>
-      </w:tr>
-      <w:tr>
-        <w:tc>
-          <w:tcPr>
-            <w:tcW w:type="dxa" w:w="1152"/>
-            <w:tcBorders>
-              <w:top w:val="single" w:sz="6" w:color="D9D9E0"/>
-              <w:left w:val="single" w:sz="6" w:color="D9D9E0"/>
-              <w:bottom w:val="single" w:sz="6" w:color="D9D9E0"/>
-              <w:right w:val="single" w:sz="6" w:color="D9D9E0"/>
-            </w:tcBorders>
-          </w:tcPr>
-          <w:p>
-            <w:pPr>
-              <w:spacing w:before="50" w:after="50"/>
-            </w:pPr>
-            <w:r>
-              <w:rPr>
-                <w:sz w:val="15"/>
-              </w:rPr>
-            </w:r>
-          </w:p>
-        </w:tc>
-        <w:tc>
-          <w:tcPr>
-            <w:tcW w:type="dxa" w:w="2736"/>
-            <w:tcBorders>
-              <w:top w:val="single" w:sz="6" w:color="D9D9E0"/>
-              <w:left w:val="single" w:sz="6" w:color="D9D9E0"/>
-              <w:bottom w:val="single" w:sz="6" w:color="D9D9E0"/>
-              <w:right w:val="single" w:sz="6" w:color="D9D9E0"/>
-            </w:tcBorders>
-          </w:tcPr>
-          <w:p>
-            <w:pPr>
-              <w:spacing w:before="50" w:after="50"/>
-            </w:pPr>
-            <w:r>
-              <w:rPr>
-                <w:sz w:val="15"/>
-              </w:rPr>
-            </w:r>
-          </w:p>
-        </w:tc>
-        <w:tc>
-          <w:tcPr>
-            <w:tcW w:type="dxa" w:w="864"/>
-            <w:tcBorders>
-              <w:top w:val="single" w:sz="6" w:color="D9D9E0"/>
-              <w:left w:val="single" w:sz="6" w:color="D9D9E0"/>
-              <w:bottom w:val="single" w:sz="6" w:color="D9D9E0"/>
-              <w:right w:val="single" w:sz="6" w:color="D9D9E0"/>
-            </w:tcBorders>
-          </w:tcPr>
-          <w:p>
-            <w:pPr>
-              <w:spacing w:before="50" w:after="50"/>
-            </w:pPr>
-            <w:r>
-              <w:rPr>
-                <w:sz w:val="15"/>
-              </w:rPr>
-            </w:r>
-          </w:p>
-        </w:tc>
-        <w:tc>
-          <w:tcPr>
-            <w:tcW w:type="dxa" w:w="864"/>
-            <w:tcBorders>
-              <w:top w:val="single" w:sz="6" w:color="D9D9E0"/>
-              <w:left w:val="single" w:sz="6" w:color="D9D9E0"/>
-              <w:bottom w:val="single" w:sz="6" w:color="D9D9E0"/>
-              <w:right w:val="single" w:sz="6" w:color="D9D9E0"/>
-            </w:tcBorders>
-          </w:tcPr>
-          <w:p>
-            <w:pPr>
-              <w:spacing w:before="50" w:after="50"/>
-            </w:pPr>
-            <w:r>
-              <w:rPr>
-                <w:sz w:val="15"/>
-              </w:rPr>
-            </w:r>
-          </w:p>
-        </w:tc>
-        <w:tc>
-          <w:tcPr>
-            <w:tcW w:type="dxa" w:w="2304"/>
-            <w:tcBorders>
-              <w:top w:val="single" w:sz="6" w:color="D9D9E0"/>
-              <w:left w:val="single" w:sz="6" w:color="D9D9E0"/>
-              <w:bottom w:val="single" w:sz="6" w:color="D9D9E0"/>
-              <w:right w:val="single" w:sz="6" w:color="D9D9E0"/>
-            </w:tcBorders>
-          </w:tcPr>
-          <w:p>
-            <w:pPr>
-              <w:spacing w:before="50" w:after="50"/>
-            </w:pPr>
-            <w:r>
-              <w:rPr>
-                <w:sz w:val="15"/>
-              </w:rPr>
-            </w:r>
-          </w:p>
-        </w:tc>
-        <w:tc>
-          <w:tcPr>
-            <w:tcW w:type="dxa" w:w="1728"/>
-            <w:tcBorders>
-              <w:top w:val="single" w:sz="6" w:color="D9D9E0"/>
-              <w:left w:val="single" w:sz="6" w:color="D9D9E0"/>
-              <w:bottom w:val="single" w:sz="6" w:color="D9D9E0"/>
-              <w:right w:val="single" w:sz="6" w:color="D9D9E0"/>
-            </w:tcBorders>
-          </w:tcPr>
-          <w:p>
-            <w:pPr>
-              <w:spacing w:before="50" w:after="50"/>
-            </w:pPr>
-            <w:r>
-              <w:rPr>
-                <w:sz w:val="15"/>
-              </w:rPr>
-            </w:r>
-          </w:p>
-        </w:tc>
-      </w:tr>
-      <w:tr>
-        <w:tc>
-          <w:tcPr>
-            <w:tcW w:type="dxa" w:w="1152"/>
-            <w:tcBorders>
-              <w:top w:val="single" w:sz="6" w:color="D9D9E0"/>
-              <w:left w:val="single" w:sz="6" w:color="D9D9E0"/>
-              <w:bottom w:val="single" w:sz="6" w:color="D9D9E0"/>
-              <w:right w:val="single" w:sz="6" w:color="D9D9E0"/>
-            </w:tcBorders>
-            <w:shd w:val="clear" w:fill="F4F4F7"/>
-          </w:tcPr>
-          <w:p>
-            <w:pPr>
-              <w:spacing w:before="50" w:after="50"/>
-            </w:pPr>
-            <w:r>
-              <w:rPr>
-                <w:sz w:val="15"/>
-              </w:rPr>
-            </w:r>
-          </w:p>
-        </w:tc>
-        <w:tc>
-          <w:tcPr>
-            <w:tcW w:type="dxa" w:w="2736"/>
-            <w:tcBorders>
-              <w:top w:val="single" w:sz="6" w:color="D9D9E0"/>
-              <w:left w:val="single" w:sz="6" w:color="D9D9E0"/>
-              <w:bottom w:val="single" w:sz="6" w:color="D9D9E0"/>
-              <w:right w:val="single" w:sz="6" w:color="D9D9E0"/>
-            </w:tcBorders>
-            <w:shd w:val="clear" w:fill="F4F4F7"/>
-          </w:tcPr>
-          <w:p>
-            <w:pPr>
-              <w:spacing w:before="50" w:after="50"/>
-            </w:pPr>
-            <w:r>
-              <w:rPr>
-                <w:sz w:val="15"/>
-              </w:rPr>
-            </w:r>
-          </w:p>
-        </w:tc>
-        <w:tc>
-          <w:tcPr>
-            <w:tcW w:type="dxa" w:w="864"/>
-            <w:tcBorders>
-              <w:top w:val="single" w:sz="6" w:color="D9D9E0"/>
-              <w:left w:val="single" w:sz="6" w:color="D9D9E0"/>
-              <w:bottom w:val="single" w:sz="6" w:color="D9D9E0"/>
-              <w:right w:val="single" w:sz="6" w:color="D9D9E0"/>
-            </w:tcBorders>
-            <w:shd w:val="clear" w:fill="F4F4F7"/>
-          </w:tcPr>
-          <w:p>
-            <w:pPr>
-              <w:spacing w:before="50" w:after="50"/>
-            </w:pPr>
-            <w:r>
-              <w:rPr>
-                <w:sz w:val="15"/>
-              </w:rPr>
-            </w:r>
-          </w:p>
-        </w:tc>
-        <w:tc>
-          <w:tcPr>
-            <w:tcW w:type="dxa" w:w="864"/>
-            <w:tcBorders>
-              <w:top w:val="single" w:sz="6" w:color="D9D9E0"/>
-              <w:left w:val="single" w:sz="6" w:color="D9D9E0"/>
-              <w:bottom w:val="single" w:sz="6" w:color="D9D9E0"/>
-              <w:right w:val="single" w:sz="6" w:color="D9D9E0"/>
-            </w:tcBorders>
-            <w:shd w:val="clear" w:fill="F4F4F7"/>
-          </w:tcPr>
-          <w:p>
-            <w:pPr>
-              <w:spacing w:before="50" w:after="50"/>
-            </w:pPr>
-            <w:r>
-              <w:rPr>
-                <w:sz w:val="15"/>
-              </w:rPr>
-            </w:r>
-          </w:p>
-        </w:tc>
-        <w:tc>
-          <w:tcPr>
-            <w:tcW w:type="dxa" w:w="2304"/>
-            <w:tcBorders>
-              <w:top w:val="single" w:sz="6" w:color="D9D9E0"/>
-              <w:left w:val="single" w:sz="6" w:color="D9D9E0"/>
-              <w:bottom w:val="single" w:sz="6" w:color="D9D9E0"/>
-              <w:right w:val="single" w:sz="6" w:color="D9D9E0"/>
-            </w:tcBorders>
-            <w:shd w:val="clear" w:fill="F4F4F7"/>
-          </w:tcPr>
-          <w:p>
-            <w:pPr>
-              <w:spacing w:before="50" w:after="50"/>
-            </w:pPr>
-            <w:r>
-              <w:rPr>
-                <w:sz w:val="15"/>
-              </w:rPr>
-            </w:r>
-          </w:p>
-        </w:tc>
-        <w:tc>
-          <w:tcPr>
-            <w:tcW w:type="dxa" w:w="1728"/>
-            <w:tcBorders>
-              <w:top w:val="single" w:sz="6" w:color="D9D9E0"/>
-              <w:left w:val="single" w:sz="6" w:color="D9D9E0"/>
-              <w:bottom w:val="single" w:sz="6" w:color="D9D9E0"/>
-              <w:right w:val="single" w:sz="6" w:color="D9D9E0"/>
-            </w:tcBorders>
-            <w:shd w:val="clear" w:fill="F4F4F7"/>
-          </w:tcPr>
-          <w:p>
-            <w:pPr>
-              <w:spacing w:before="50" w:after="50"/>
-            </w:pPr>
-            <w:r>
-              <w:rPr>
-                <w:sz w:val="15"/>
-              </w:rPr>
-            </w:r>
-          </w:p>
-        </w:tc>
-      </w:tr>
-      <w:tr>
-        <w:tc>
-          <w:tcPr>
-            <w:tcW w:type="dxa" w:w="1152"/>
-            <w:tcBorders>
-              <w:top w:val="single" w:sz="6" w:color="D9D9E0"/>
-              <w:left w:val="single" w:sz="6" w:color="D9D9E0"/>
-              <w:bottom w:val="single" w:sz="6" w:color="D9D9E0"/>
-              <w:right w:val="single" w:sz="6" w:color="D9D9E0"/>
-            </w:tcBorders>
-          </w:tcPr>
-          <w:p>
-            <w:pPr>
-              <w:spacing w:before="50" w:after="50"/>
-            </w:pPr>
-            <w:r>
-              <w:rPr>
-                <w:sz w:val="15"/>
-              </w:rPr>
-            </w:r>
-          </w:p>
-        </w:tc>
-        <w:tc>
-          <w:tcPr>
-            <w:tcW w:type="dxa" w:w="2736"/>
-            <w:tcBorders>
-              <w:top w:val="single" w:sz="6" w:color="D9D9E0"/>
-              <w:left w:val="single" w:sz="6" w:color="D9D9E0"/>
-              <w:bottom w:val="single" w:sz="6" w:color="D9D9E0"/>
-              <w:right w:val="single" w:sz="6" w:color="D9D9E0"/>
-            </w:tcBorders>
-          </w:tcPr>
-          <w:p>
-            <w:pPr>
-              <w:spacing w:before="50" w:after="50"/>
-            </w:pPr>
-            <w:r>
-              <w:rPr>
-                <w:sz w:val="15"/>
-              </w:rPr>
-            </w:r>
-          </w:p>
-        </w:tc>
-        <w:tc>
-          <w:tcPr>
-            <w:tcW w:type="dxa" w:w="864"/>
-            <w:tcBorders>
-              <w:top w:val="single" w:sz="6" w:color="D9D9E0"/>
-              <w:left w:val="single" w:sz="6" w:color="D9D9E0"/>
-              <w:bottom w:val="single" w:sz="6" w:color="D9D9E0"/>
-              <w:right w:val="single" w:sz="6" w:color="D9D9E0"/>
-            </w:tcBorders>
-          </w:tcPr>
-          <w:p>
-            <w:pPr>
-              <w:spacing w:before="50" w:after="50"/>
-            </w:pPr>
-            <w:r>
-              <w:rPr>
-                <w:sz w:val="15"/>
-              </w:rPr>
-            </w:r>
-          </w:p>
-        </w:tc>
-        <w:tc>
-          <w:tcPr>
-            <w:tcW w:type="dxa" w:w="864"/>
-            <w:tcBorders>
-              <w:top w:val="single" w:sz="6" w:color="D9D9E0"/>
-              <w:left w:val="single" w:sz="6" w:color="D9D9E0"/>
-              <w:bottom w:val="single" w:sz="6" w:color="D9D9E0"/>
-              <w:right w:val="single" w:sz="6" w:color="D9D9E0"/>
-            </w:tcBorders>
-          </w:tcPr>
-          <w:p>
-            <w:pPr>
-              <w:spacing w:before="50" w:after="50"/>
-            </w:pPr>
-            <w:r>
-              <w:rPr>
-                <w:sz w:val="15"/>
-              </w:rPr>
-            </w:r>
-          </w:p>
-        </w:tc>
-        <w:tc>
-          <w:tcPr>
-            <w:tcW w:type="dxa" w:w="2304"/>
-            <w:tcBorders>
-              <w:top w:val="single" w:sz="6" w:color="D9D9E0"/>
-              <w:left w:val="single" w:sz="6" w:color="D9D9E0"/>
-              <w:bottom w:val="single" w:sz="6" w:color="D9D9E0"/>
-              <w:right w:val="single" w:sz="6" w:color="D9D9E0"/>
-            </w:tcBorders>
-          </w:tcPr>
-          <w:p>
-            <w:pPr>
-              <w:spacing w:before="50" w:after="50"/>
-            </w:pPr>
-            <w:r>
-              <w:rPr>
-                <w:sz w:val="15"/>
-              </w:rPr>
-            </w:r>
-          </w:p>
-        </w:tc>
-        <w:tc>
-          <w:tcPr>
-            <w:tcW w:type="dxa" w:w="1728"/>
-            <w:tcBorders>
-              <w:top w:val="single" w:sz="6" w:color="D9D9E0"/>
-              <w:left w:val="single" w:sz="6" w:color="D9D9E0"/>
-              <w:bottom w:val="single" w:sz="6" w:color="D9D9E0"/>
-              <w:right w:val="single" w:sz="6" w:color="D9D9E0"/>
-            </w:tcBorders>
-          </w:tcPr>
-          <w:p>
-            <w:pPr>
-              <w:spacing w:before="50" w:after="50"/>
-            </w:pPr>
-            <w:r>
-              <w:rPr>
-                <w:sz w:val="15"/>
-              </w:rPr>
+            <w:r>
+              <w:t>None.</w:t>
             </w:r>
           </w:p>
         </w:tc>
@@ -10458,11 +9480,8 @@
             </w:tcBorders>
           </w:tcPr>
           <w:p>
-            <w:pPr>
-              <w:spacing w:before="50" w:after="50"/>
-            </w:pPr>
-            <w:r>
-              <w:t>2026-09-18</w:t>
+            <w:r>
+              <w:t>2026-09-21</w:t>
             </w:r>
           </w:p>
         </w:tc>
@@ -10477,11 +9496,8 @@
             </w:tcBorders>
           </w:tcPr>
           <w:p>
-            <w:pPr>
-              <w:spacing w:before="50" w:after="50"/>
-            </w:pPr>
-            <w:r>
-              <w:t>~94.5 (34.5 recorded in week one; 60 estimated across weeks two and three from commit spans)</w:t>
+            <w:r>
+              <w:t>~113.5 (34.5 recorded in week one; 79 estimated across weeks two and three from commit spans)</w:t>
             </w:r>
           </w:p>
         </w:tc>

--- a/workbooks/Effort_Log.docx
+++ b/workbooks/Effort_Log.docx
@@ -386,7 +386,7 @@
               <w:spacing w:before="50" w:after="50"/>
             </w:pPr>
             <w:r>
-              <w:t>2026-09-20 (moved from 2026-09-13)</w:t>
+              <w:t xml:space="preserve">2026-09-27 (moved from 2026-09-13, then from 2026-09-20)</w:t>
             </w:r>
           </w:p>
         </w:tc>
@@ -474,7 +474,7 @@
           </w:tcPr>
           <w:p>
             <w:r>
-              <w:t>Individual project. Free-tier tooling throughout. Companion session used for planning, drafting, review, and code scaffolding. Weeks two and three were reconstructed on 2026-09-18 from git history and the Stage 4 daily check-ins; no contemporaneous hours were recorded for those weeks, so their hours are estimates from commit spans and are marked '(est.)'; the 19-21 September entries were reconstructed the same way on 2026-09-21.</w:t>
+              <w:t xml:space="preserve">Individual project. Free-tier tooling throughout. Companion session used for planning, drafting, review, and code scaffolding. Weeks two and three were reconstructed on 2026-09-18 from git history and the Stage 4 daily check-ins; no contemporaneous hours were recorded for those weeks, so their hours are estimates from commit spans and are marked '(est.)'; the 19-21 September entries were reconstructed the same way on 2026-09-21. Hours for 23-27 September were given by the maintainer on 2026-09-27 from recollection (2 hours on each of 23 and 24 September, 8 on 27 September), not from commit spans; the split of the 8 hours across the three 27 September entries is by time of day.</w:t>
             </w:r>
           </w:p>
         </w:tc>
@@ -1150,7 +1150,7 @@
           </w:tcPr>
           <w:p>
             <w:r>
-              <w:t>63.5</w:t>
+              <w:t xml:space="preserve">71.5</w:t>
             </w:r>
           </w:p>
         </w:tc>
@@ -1166,7 +1166,7 @@
           </w:tcPr>
           <w:p>
             <w:r>
-              <w:t>+23.5</w:t>
+              <w:t xml:space="preserve">+31.5</w:t>
             </w:r>
           </w:p>
         </w:tc>
@@ -1182,7 +1182,7 @@
           </w:tcPr>
           <w:p>
             <w:r>
-              <w:t>Reconstructed from git history (see weeks two and three). The overrun is evaluation, not components: the harness, three 80-ticket runs, the retrieval and ground-truth evaluations, the prompt A/B and the judge calibration. 19-20 Sep added caching and pacing (D-08), the wall-clock bound (D-13), concurrent guardrails (D-12), the retrieval, PII and routing corrections (D-09, D-10, D-11, D-14) and the B-29 service.</w:t>
+              <w:t xml:space="preserve">Reconstructed from git history (see weeks two and three). The overrun is evaluation, not components: the harness, three 80-ticket runs, the retrieval and ground-truth evaluations, the prompt A/B and the judge calibration. 19-20 Sep added caching and pacing (D-08), the wall-clock bound (D-13), concurrent guardrails (D-12), the retrieval, PII and routing corrections (D-09, D-10, D-11, D-14) and the B-29 service. 23-27 Sep added the D-17 urgency-first queue, the 10-, 80- and 410-ticket local runs, the results-table additions, the Windows UTF-8 fix and the two final runs.</w:t>
             </w:r>
           </w:p>
         </w:tc>
@@ -1337,7 +1337,7 @@
           </w:tcPr>
           <w:p>
             <w:r>
-              <w:t>2.5</w:t>
+              <w:t xml:space="preserve">6.5</w:t>
             </w:r>
           </w:p>
         </w:tc>
@@ -1353,7 +1353,7 @@
           </w:tcPr>
           <w:p>
             <w:r>
-              <w:t>-9.5</w:t>
+              <w:t xml:space="preserve">-5.5</w:t>
             </w:r>
           </w:p>
         </w:tc>
@@ -1369,7 +1369,7 @@
           </w:tcPr>
           <w:p>
             <w:r>
-              <w:t>Report compiled 20 Sep and committed to submission/02_Report. B-26 video not started, which is most of the remaining estimate.</w:t>
+              <w:t xml:space="preserve">Report compiled 20 Sep and rebuilt 27 Sep from the final runs. Presentation deck, diagrams and the B-26 video done 27 Sep.</w:t>
             </w:r>
           </w:p>
         </w:tc>
@@ -8248,6 +8248,788 @@
           <w:color w:val="1A1A2E"/>
           <w:sz w:val="34"/>
         </w:rPr>
+        <w:t>Week four: daily entries</w:t>
+      </w:r>
+    </w:p>
+    <w:tbl>
+      <w:tblPr>
+        <w:tblW w:type="auto" w:w="0"/>
+        <w:jc w:val="center"/>
+        <w:tblLayout w:type="fixed"/>
+        <w:tblLook w:firstColumn="1" w:firstRow="1" w:lastColumn="0" w:lastRow="0" w:noHBand="0" w:noVBand="1" w:val="04A0"/>
+      </w:tblPr>
+      <w:tblGrid>
+        <w:gridCol w:w="1608"/>
+        <w:gridCol w:w="1608"/>
+        <w:gridCol w:w="1608"/>
+        <w:gridCol w:w="1608"/>
+        <w:gridCol w:w="1608"/>
+        <w:gridCol w:w="1608"/>
+      </w:tblGrid>
+      <w:tr>
+        <w:tc>
+          <w:tcPr>
+            <w:tcW w:type="dxa" w:w="1152"/>
+            <w:shd w:val="clear" w:fill="E8660A"/>
+            <w:tcBorders>
+              <w:top w:val="single" w:sz="6" w:color="D9D9E0"/>
+              <w:left w:val="single" w:sz="6" w:color="D9D9E0"/>
+              <w:bottom w:val="single" w:sz="6" w:color="D9D9E0"/>
+              <w:right w:val="single" w:sz="6" w:color="D9D9E0"/>
+            </w:tcBorders>
+          </w:tcPr>
+          <w:p>
+            <w:pPr>
+              <w:spacing w:before="60" w:after="60"/>
+            </w:pPr>
+            <w:r>
+              <w:rPr>
+                <w:b/>
+                <w:color w:val="FFFFFF"/>
+                <w:sz w:val="16"/>
+              </w:rPr>
+              <w:t>Date</w:t>
+            </w:r>
+          </w:p>
+        </w:tc>
+        <w:tc>
+          <w:tcPr>
+            <w:tcW w:type="dxa" w:w="2736"/>
+            <w:shd w:val="clear" w:fill="E8660A"/>
+            <w:tcBorders>
+              <w:top w:val="single" w:sz="6" w:color="D9D9E0"/>
+              <w:left w:val="single" w:sz="6" w:color="D9D9E0"/>
+              <w:bottom w:val="single" w:sz="6" w:color="D9D9E0"/>
+              <w:right w:val="single" w:sz="6" w:color="D9D9E0"/>
+            </w:tcBorders>
+          </w:tcPr>
+          <w:p>
+            <w:pPr>
+              <w:spacing w:before="60" w:after="60"/>
+            </w:pPr>
+            <w:r>
+              <w:rPr>
+                <w:b/>
+                <w:color w:val="FFFFFF"/>
+                <w:sz w:val="16"/>
+              </w:rPr>
+              <w:t>Task</w:t>
+            </w:r>
+          </w:p>
+        </w:tc>
+        <w:tc>
+          <w:tcPr>
+            <w:tcW w:type="dxa" w:w="864"/>
+            <w:shd w:val="clear" w:fill="E8660A"/>
+            <w:tcBorders>
+              <w:top w:val="single" w:sz="6" w:color="D9D9E0"/>
+              <w:left w:val="single" w:sz="6" w:color="D9D9E0"/>
+              <w:bottom w:val="single" w:sz="6" w:color="D9D9E0"/>
+              <w:right w:val="single" w:sz="6" w:color="D9D9E0"/>
+            </w:tcBorders>
+          </w:tcPr>
+          <w:p>
+            <w:pPr>
+              <w:spacing w:before="60" w:after="60"/>
+            </w:pPr>
+            <w:r>
+              <w:rPr>
+                <w:b/>
+                <w:color w:val="FFFFFF"/>
+                <w:sz w:val="16"/>
+              </w:rPr>
+              <w:t>Stage</w:t>
+            </w:r>
+          </w:p>
+        </w:tc>
+        <w:tc>
+          <w:tcPr>
+            <w:tcW w:type="dxa" w:w="864"/>
+            <w:shd w:val="clear" w:fill="E8660A"/>
+            <w:tcBorders>
+              <w:top w:val="single" w:sz="6" w:color="D9D9E0"/>
+              <w:left w:val="single" w:sz="6" w:color="D9D9E0"/>
+              <w:bottom w:val="single" w:sz="6" w:color="D9D9E0"/>
+              <w:right w:val="single" w:sz="6" w:color="D9D9E0"/>
+            </w:tcBorders>
+          </w:tcPr>
+          <w:p>
+            <w:pPr>
+              <w:spacing w:before="60" w:after="60"/>
+            </w:pPr>
+            <w:r>
+              <w:rPr>
+                <w:b/>
+                <w:color w:val="FFFFFF"/>
+                <w:sz w:val="16"/>
+              </w:rPr>
+              <w:t>Hours</w:t>
+            </w:r>
+          </w:p>
+        </w:tc>
+        <w:tc>
+          <w:tcPr>
+            <w:tcW w:type="dxa" w:w="2304"/>
+            <w:shd w:val="clear" w:fill="E8660A"/>
+            <w:tcBorders>
+              <w:top w:val="single" w:sz="6" w:color="D9D9E0"/>
+              <w:left w:val="single" w:sz="6" w:color="D9D9E0"/>
+              <w:bottom w:val="single" w:sz="6" w:color="D9D9E0"/>
+              <w:right w:val="single" w:sz="6" w:color="D9D9E0"/>
+            </w:tcBorders>
+          </w:tcPr>
+          <w:p>
+            <w:pPr>
+              <w:spacing w:before="60" w:after="60"/>
+            </w:pPr>
+            <w:r>
+              <w:rPr>
+                <w:b/>
+                <w:color w:val="FFFFFF"/>
+                <w:sz w:val="16"/>
+              </w:rPr>
+              <w:t>What it produced</w:t>
+            </w:r>
+          </w:p>
+        </w:tc>
+        <w:tc>
+          <w:tcPr>
+            <w:tcW w:type="dxa" w:w="1728"/>
+            <w:shd w:val="clear" w:fill="E8660A"/>
+            <w:tcBorders>
+              <w:top w:val="single" w:sz="6" w:color="D9D9E0"/>
+              <w:left w:val="single" w:sz="6" w:color="D9D9E0"/>
+              <w:bottom w:val="single" w:sz="6" w:color="D9D9E0"/>
+              <w:right w:val="single" w:sz="6" w:color="D9D9E0"/>
+            </w:tcBorders>
+          </w:tcPr>
+          <w:p>
+            <w:pPr>
+              <w:spacing w:before="60" w:after="60"/>
+            </w:pPr>
+            <w:r>
+              <w:rPr>
+                <w:b/>
+                <w:color w:val="FFFFFF"/>
+                <w:sz w:val="16"/>
+              </w:rPr>
+              <w:t>Blocked by anything?</w:t>
+            </w:r>
+          </w:p>
+        </w:tc>
+      </w:tr>
+      <w:tr>
+        <w:tc>
+          <w:tcPr>
+            <w:tcW w:type="dxa" w:w="1152"/>
+            <w:tcBorders>
+              <w:top w:val="single" w:sz="6" w:color="D9D9E0"/>
+              <w:left w:val="single" w:sz="6" w:color="D9D9E0"/>
+              <w:bottom w:val="single" w:sz="6" w:color="D9D9E0"/>
+              <w:right w:val="single" w:sz="6" w:color="D9D9E0"/>
+            </w:tcBorders>
+          </w:tcPr>
+          <w:p>
+            <w:pPr>
+              <w:spacing w:before="50" w:after="50"/>
+            </w:pPr>
+            <w:r>
+              <w:t xml:space="preserve">2026-09-23</w:t>
+            </w:r>
+          </w:p>
+        </w:tc>
+        <w:tc>
+          <w:tcPr>
+            <w:tcW w:type="dxa" w:w="2736"/>
+            <w:tcBorders>
+              <w:top w:val="single" w:sz="6" w:color="D9D9E0"/>
+              <w:left w:val="single" w:sz="6" w:color="D9D9E0"/>
+              <w:bottom w:val="single" w:sz="6" w:color="D9D9E0"/>
+              <w:right w:val="single" w:sz="6" w:color="D9D9E0"/>
+            </w:tcBorders>
+          </w:tcPr>
+          <w:p>
+            <w:pPr>
+              <w:spacing w:before="50" w:after="50"/>
+            </w:pPr>
+            <w:r>
+              <w:t xml:space="preserve">D-17 urgency-first harness queue: every ticket is classified first and high-urgency tickets are worked first, on the harness's own classifier rating rather than the labels, so a run that stops early has spent its quota on the tickets that matter most. Local Ollama runs (llama3.1-8b + qwen2.5-7b): 10 tickets, 80 development tickets and the ground-truth check, then a 410-ticket development run started at 00:47.</w:t>
+            </w:r>
+          </w:p>
+        </w:tc>
+        <w:tc>
+          <w:tcPr>
+            <w:tcW w:type="dxa" w:w="864"/>
+            <w:tcBorders>
+              <w:top w:val="single" w:sz="6" w:color="D9D9E0"/>
+              <w:left w:val="single" w:sz="6" w:color="D9D9E0"/>
+              <w:bottom w:val="single" w:sz="6" w:color="D9D9E0"/>
+              <w:right w:val="single" w:sz="6" w:color="D9D9E0"/>
+            </w:tcBorders>
+          </w:tcPr>
+          <w:p>
+            <w:pPr>
+              <w:spacing w:before="50" w:after="50"/>
+            </w:pPr>
+            <w:r>
+              <w:t xml:space="preserve">5</w:t>
+            </w:r>
+          </w:p>
+        </w:tc>
+        <w:tc>
+          <w:tcPr>
+            <w:tcW w:type="dxa" w:w="864"/>
+            <w:tcBorders>
+              <w:top w:val="single" w:sz="6" w:color="D9D9E0"/>
+              <w:left w:val="single" w:sz="6" w:color="D9D9E0"/>
+              <w:bottom w:val="single" w:sz="6" w:color="D9D9E0"/>
+              <w:right w:val="single" w:sz="6" w:color="D9D9E0"/>
+            </w:tcBorders>
+          </w:tcPr>
+          <w:p>
+            <w:pPr>
+              <w:spacing w:before="50" w:after="50"/>
+            </w:pPr>
+            <w:r>
+              <w:t xml:space="preserve">2.0</w:t>
+            </w:r>
+          </w:p>
+        </w:tc>
+        <w:tc>
+          <w:tcPr>
+            <w:tcW w:type="dxa" w:w="2304"/>
+            <w:tcBorders>
+              <w:top w:val="single" w:sz="6" w:color="D9D9E0"/>
+              <w:left w:val="single" w:sz="6" w:color="D9D9E0"/>
+              <w:bottom w:val="single" w:sz="6" w:color="D9D9E0"/>
+              <w:right w:val="single" w:sz="6" w:color="D9D9E0"/>
+            </w:tcBorders>
+          </w:tcPr>
+          <w:p>
+            <w:pPr>
+              <w:spacing w:before="50" w:after="50"/>
+            </w:pPr>
+            <w:r>
+              <w:t xml:space="preserve">docs/adr/D-17-urgency-prioritised-harness-queue.md; evaluation/harness.py prioritise; tests/test_harness_prioritise.py; evaluation/results dev_local_10_20260923, dev_local_80_20260923, gt_local_20260923. All $0.</w:t>
+            </w:r>
+          </w:p>
+        </w:tc>
+        <w:tc>
+          <w:tcPr>
+            <w:tcW w:type="dxa" w:w="1728"/>
+            <w:tcBorders>
+              <w:top w:val="single" w:sz="6" w:color="D9D9E0"/>
+              <w:left w:val="single" w:sz="6" w:color="D9D9E0"/>
+              <w:bottom w:val="single" w:sz="6" w:color="D9D9E0"/>
+              <w:right w:val="single" w:sz="6" w:color="D9D9E0"/>
+            </w:tcBorders>
+          </w:tcPr>
+          <w:p>
+            <w:pPr>
+              <w:spacing w:before="50" w:after="50"/>
+            </w:pPr>
+            <w:r>
+              <w:t xml:space="preserve">None.</w:t>
+            </w:r>
+          </w:p>
+        </w:tc>
+      </w:tr>
+      <w:tr>
+        <w:tc>
+          <w:tcPr>
+            <w:tcW w:type="dxa" w:w="1152"/>
+            <w:tcBorders>
+              <w:top w:val="single" w:sz="6" w:color="D9D9E0"/>
+              <w:left w:val="single" w:sz="6" w:color="D9D9E0"/>
+              <w:bottom w:val="single" w:sz="6" w:color="D9D9E0"/>
+              <w:right w:val="single" w:sz="6" w:color="D9D9E0"/>
+            </w:tcBorders>
+          </w:tcPr>
+          <w:p>
+            <w:pPr>
+              <w:spacing w:before="50" w:after="50"/>
+            </w:pPr>
+            <w:r>
+              <w:t xml:space="preserve">2026-09-24</w:t>
+            </w:r>
+          </w:p>
+        </w:tc>
+        <w:tc>
+          <w:tcPr>
+            <w:tcW w:type="dxa" w:w="2736"/>
+            <w:tcBorders>
+              <w:top w:val="single" w:sz="6" w:color="D9D9E0"/>
+              <w:left w:val="single" w:sz="6" w:color="D9D9E0"/>
+              <w:bottom w:val="single" w:sz="6" w:color="D9D9E0"/>
+              <w:right w:val="single" w:sz="6" w:color="D9D9E0"/>
+            </w:tcBorders>
+          </w:tcPr>
+          <w:p>
+            <w:pPr>
+              <w:spacing w:before="50" w:after="50"/>
+            </w:pPr>
+            <w:r>
+              <w:t xml:space="preserve">410-ticket development run on the local models completed: 304 auto-respond, 71 escalate, 35 block; 21 generator unknowns and 12 empty retrievals; 418 of 1,605 calls served from the cache.</w:t>
+            </w:r>
+          </w:p>
+        </w:tc>
+        <w:tc>
+          <w:tcPr>
+            <w:tcW w:type="dxa" w:w="864"/>
+            <w:tcBorders>
+              <w:top w:val="single" w:sz="6" w:color="D9D9E0"/>
+              <w:left w:val="single" w:sz="6" w:color="D9D9E0"/>
+              <w:bottom w:val="single" w:sz="6" w:color="D9D9E0"/>
+              <w:right w:val="single" w:sz="6" w:color="D9D9E0"/>
+            </w:tcBorders>
+          </w:tcPr>
+          <w:p>
+            <w:pPr>
+              <w:spacing w:before="50" w:after="50"/>
+            </w:pPr>
+            <w:r>
+              <w:t xml:space="preserve">5</w:t>
+            </w:r>
+          </w:p>
+        </w:tc>
+        <w:tc>
+          <w:tcPr>
+            <w:tcW w:type="dxa" w:w="864"/>
+            <w:tcBorders>
+              <w:top w:val="single" w:sz="6" w:color="D9D9E0"/>
+              <w:left w:val="single" w:sz="6" w:color="D9D9E0"/>
+              <w:bottom w:val="single" w:sz="6" w:color="D9D9E0"/>
+              <w:right w:val="single" w:sz="6" w:color="D9D9E0"/>
+            </w:tcBorders>
+          </w:tcPr>
+          <w:p>
+            <w:pPr>
+              <w:spacing w:before="50" w:after="50"/>
+            </w:pPr>
+            <w:r>
+              <w:t xml:space="preserve">2.0</w:t>
+            </w:r>
+          </w:p>
+        </w:tc>
+        <w:tc>
+          <w:tcPr>
+            <w:tcW w:type="dxa" w:w="2304"/>
+            <w:tcBorders>
+              <w:top w:val="single" w:sz="6" w:color="D9D9E0"/>
+              <w:left w:val="single" w:sz="6" w:color="D9D9E0"/>
+              <w:bottom w:val="single" w:sz="6" w:color="D9D9E0"/>
+              <w:right w:val="single" w:sz="6" w:color="D9D9E0"/>
+            </w:tcBorders>
+          </w:tcPr>
+          <w:p>
+            <w:pPr>
+              <w:spacing w:before="50" w:after="50"/>
+            </w:pPr>
+            <w:r>
+              <w:t xml:space="preserve">evaluation/results/dev_local_410_20260924/ with metrics report, results table and fairness report.</w:t>
+            </w:r>
+          </w:p>
+        </w:tc>
+        <w:tc>
+          <w:tcPr>
+            <w:tcW w:type="dxa" w:w="1728"/>
+            <w:tcBorders>
+              <w:top w:val="single" w:sz="6" w:color="D9D9E0"/>
+              <w:left w:val="single" w:sz="6" w:color="D9D9E0"/>
+              <w:bottom w:val="single" w:sz="6" w:color="D9D9E0"/>
+              <w:right w:val="single" w:sz="6" w:color="D9D9E0"/>
+            </w:tcBorders>
+          </w:tcPr>
+          <w:p>
+            <w:pPr>
+              <w:spacing w:before="50" w:after="50"/>
+            </w:pPr>
+            <w:r>
+              <w:t xml:space="preserve">None.</w:t>
+            </w:r>
+          </w:p>
+        </w:tc>
+      </w:tr>
+      <w:tr>
+        <w:tc>
+          <w:tcPr>
+            <w:tcW w:type="dxa" w:w="1152"/>
+            <w:tcBorders>
+              <w:top w:val="single" w:sz="6" w:color="D9D9E0"/>
+              <w:left w:val="single" w:sz="6" w:color="D9D9E0"/>
+              <w:bottom w:val="single" w:sz="6" w:color="D9D9E0"/>
+              <w:right w:val="single" w:sz="6" w:color="D9D9E0"/>
+            </w:tcBorders>
+          </w:tcPr>
+          <w:p>
+            <w:pPr>
+              <w:spacing w:before="50" w:after="50"/>
+            </w:pPr>
+            <w:r>
+              <w:t xml:space="preserve">2026-09-27</w:t>
+            </w:r>
+          </w:p>
+        </w:tc>
+        <w:tc>
+          <w:tcPr>
+            <w:tcW w:type="dxa" w:w="2736"/>
+            <w:tcBorders>
+              <w:top w:val="single" w:sz="6" w:color="D9D9E0"/>
+              <w:left w:val="single" w:sz="6" w:color="D9D9E0"/>
+              <w:bottom w:val="single" w:sz="6" w:color="D9D9E0"/>
+              <w:right w:val="single" w:sz="6" w:color="D9D9E0"/>
+            </w:tcBorders>
+          </w:tcPr>
+          <w:p>
+            <w:pPr>
+              <w:spacing w:before="50" w:after="50"/>
+            </w:pPr>
+            <w:r>
+              <w:t xml:space="preserve">Results table gains per-class precision and recall, the intent confusion matrix, a repeat-contacts row (baseline from history.repeat_contact) and an availability row. UTF-8 on every harness, results-table and prompt read and write, so a Windows (cp1252) run writes its results table. README: Python 3.11 required, PowerShell and Git Bash steps. Local 50 + 30 validation runs and a paid 80-ticket run.</w:t>
+            </w:r>
+          </w:p>
+        </w:tc>
+        <w:tc>
+          <w:tcPr>
+            <w:tcW w:type="dxa" w:w="864"/>
+            <w:tcBorders>
+              <w:top w:val="single" w:sz="6" w:color="D9D9E0"/>
+              <w:left w:val="single" w:sz="6" w:color="D9D9E0"/>
+              <w:bottom w:val="single" w:sz="6" w:color="D9D9E0"/>
+              <w:right w:val="single" w:sz="6" w:color="D9D9E0"/>
+            </w:tcBorders>
+          </w:tcPr>
+          <w:p>
+            <w:pPr>
+              <w:spacing w:before="50" w:after="50"/>
+            </w:pPr>
+            <w:r>
+              <w:t xml:space="preserve">5</w:t>
+            </w:r>
+          </w:p>
+        </w:tc>
+        <w:tc>
+          <w:tcPr>
+            <w:tcW w:type="dxa" w:w="864"/>
+            <w:tcBorders>
+              <w:top w:val="single" w:sz="6" w:color="D9D9E0"/>
+              <w:left w:val="single" w:sz="6" w:color="D9D9E0"/>
+              <w:bottom w:val="single" w:sz="6" w:color="D9D9E0"/>
+              <w:right w:val="single" w:sz="6" w:color="D9D9E0"/>
+            </w:tcBorders>
+          </w:tcPr>
+          <w:p>
+            <w:pPr>
+              <w:spacing w:before="50" w:after="50"/>
+            </w:pPr>
+            <w:r>
+              <w:t xml:space="preserve">3.0</w:t>
+            </w:r>
+          </w:p>
+        </w:tc>
+        <w:tc>
+          <w:tcPr>
+            <w:tcW w:type="dxa" w:w="2304"/>
+            <w:tcBorders>
+              <w:top w:val="single" w:sz="6" w:color="D9D9E0"/>
+              <w:left w:val="single" w:sz="6" w:color="D9D9E0"/>
+              <w:bottom w:val="single" w:sz="6" w:color="D9D9E0"/>
+              <w:right w:val="single" w:sz="6" w:color="D9D9E0"/>
+            </w:tcBorders>
+          </w:tcPr>
+          <w:p>
+            <w:pPr>
+              <w:spacing w:before="50" w:after="50"/>
+            </w:pPr>
+            <w:r>
+              <w:t xml:space="preserve">evaluation/harness.py; evaluation/results_table.py; regression tests reproducing the Windows default; README.md; evaluation/results local_80_20260927 (from local_50 + local_30, $0) and paid_80_20260927 ($0.90).</w:t>
+            </w:r>
+          </w:p>
+        </w:tc>
+        <w:tc>
+          <w:tcPr>
+            <w:tcW w:type="dxa" w:w="1728"/>
+            <w:tcBorders>
+              <w:top w:val="single" w:sz="6" w:color="D9D9E0"/>
+              <w:left w:val="single" w:sz="6" w:color="D9D9E0"/>
+              <w:bottom w:val="single" w:sz="6" w:color="D9D9E0"/>
+              <w:right w:val="single" w:sz="6" w:color="D9D9E0"/>
+            </w:tcBorders>
+          </w:tcPr>
+          <w:p>
+            <w:pPr>
+              <w:spacing w:before="50" w:after="50"/>
+            </w:pPr>
+            <w:r>
+              <w:t xml:space="preserve">None.</w:t>
+            </w:r>
+          </w:p>
+        </w:tc>
+      </w:tr>
+      <w:tr>
+        <w:tc>
+          <w:tcPr>
+            <w:tcW w:type="dxa" w:w="1152"/>
+            <w:tcBorders>
+              <w:top w:val="single" w:sz="6" w:color="D9D9E0"/>
+              <w:left w:val="single" w:sz="6" w:color="D9D9E0"/>
+              <w:bottom w:val="single" w:sz="6" w:color="D9D9E0"/>
+              <w:right w:val="single" w:sz="6" w:color="D9D9E0"/>
+            </w:tcBorders>
+          </w:tcPr>
+          <w:p>
+            <w:pPr>
+              <w:spacing w:before="50" w:after="50"/>
+            </w:pPr>
+            <w:r>
+              <w:t xml:space="preserve">2026-09-27</w:t>
+            </w:r>
+          </w:p>
+        </w:tc>
+        <w:tc>
+          <w:tcPr>
+            <w:tcW w:type="dxa" w:w="2736"/>
+            <w:tcBorders>
+              <w:top w:val="single" w:sz="6" w:color="D9D9E0"/>
+              <w:left w:val="single" w:sz="6" w:color="D9D9E0"/>
+              <w:bottom w:val="single" w:sz="6" w:color="D9D9E0"/>
+              <w:right w:val="single" w:sz="6" w:color="D9D9E0"/>
+            </w:tcBorders>
+          </w:tcPr>
+          <w:p>
+            <w:pPr>
+              <w:spacing w:before="50" w:after="50"/>
+            </w:pPr>
+            <w:r>
+              <w:t xml:space="preserve">The two final runs, started 15:45: the graded 80-ticket validation run and the free 50-ticket development run. Evaluation Framework results replaced with them and the report rebuilt. Results tables, Framework and report restamped with the code version that produced the runs.</w:t>
+            </w:r>
+          </w:p>
+        </w:tc>
+        <w:tc>
+          <w:tcPr>
+            <w:tcW w:type="dxa" w:w="864"/>
+            <w:tcBorders>
+              <w:top w:val="single" w:sz="6" w:color="D9D9E0"/>
+              <w:left w:val="single" w:sz="6" w:color="D9D9E0"/>
+              <w:bottom w:val="single" w:sz="6" w:color="D9D9E0"/>
+              <w:right w:val="single" w:sz="6" w:color="D9D9E0"/>
+            </w:tcBorders>
+          </w:tcPr>
+          <w:p>
+            <w:pPr>
+              <w:spacing w:before="50" w:after="50"/>
+            </w:pPr>
+            <w:r>
+              <w:t xml:space="preserve">5+7</w:t>
+            </w:r>
+          </w:p>
+        </w:tc>
+        <w:tc>
+          <w:tcPr>
+            <w:tcW w:type="dxa" w:w="864"/>
+            <w:tcBorders>
+              <w:top w:val="single" w:sz="6" w:color="D9D9E0"/>
+              <w:left w:val="single" w:sz="6" w:color="D9D9E0"/>
+              <w:bottom w:val="single" w:sz="6" w:color="D9D9E0"/>
+              <w:right w:val="single" w:sz="6" w:color="D9D9E0"/>
+            </w:tcBorders>
+          </w:tcPr>
+          <w:p>
+            <w:pPr>
+              <w:spacing w:before="50" w:after="50"/>
+            </w:pPr>
+            <w:r>
+              <w:t xml:space="preserve">2.0</w:t>
+            </w:r>
+          </w:p>
+        </w:tc>
+        <w:tc>
+          <w:tcPr>
+            <w:tcW w:type="dxa" w:w="2304"/>
+            <w:tcBorders>
+              <w:top w:val="single" w:sz="6" w:color="D9D9E0"/>
+              <w:left w:val="single" w:sz="6" w:color="D9D9E0"/>
+              <w:bottom w:val="single" w:sz="6" w:color="D9D9E0"/>
+              <w:right w:val="single" w:sz="6" w:color="D9D9E0"/>
+            </w:tcBorders>
+          </w:tcPr>
+          <w:p>
+            <w:pPr>
+              <w:spacing w:before="50" w:after="50"/>
+            </w:pPr>
+            <w:r>
+              <w:t xml:space="preserve">final_val_paid_80_20260927 (gpt-4o-mini + gpt-4o, cache off, $0.91, A8 reconciles); final_dev_local_50_20260927 ($0); docs/Evaluation_Framework.docx; AlokKulkarni_Capstone_Report.pdf; commits 47e0bc1 and f753269. 712 passed, 6 skipped; flake8 clean.</w:t>
+            </w:r>
+          </w:p>
+        </w:tc>
+        <w:tc>
+          <w:tcPr>
+            <w:tcW w:type="dxa" w:w="1728"/>
+            <w:tcBorders>
+              <w:top w:val="single" w:sz="6" w:color="D9D9E0"/>
+              <w:left w:val="single" w:sz="6" w:color="D9D9E0"/>
+              <w:bottom w:val="single" w:sz="6" w:color="D9D9E0"/>
+              <w:right w:val="single" w:sz="6" w:color="D9D9E0"/>
+            </w:tcBorders>
+          </w:tcPr>
+          <w:p>
+            <w:pPr>
+              <w:spacing w:before="50" w:after="50"/>
+            </w:pPr>
+            <w:r>
+              <w:t xml:space="preserve">None.</w:t>
+            </w:r>
+          </w:p>
+        </w:tc>
+      </w:tr>
+      <w:tr>
+        <w:tc>
+          <w:tcPr>
+            <w:tcW w:type="dxa" w:w="1152"/>
+            <w:tcBorders>
+              <w:top w:val="single" w:sz="6" w:color="D9D9E0"/>
+              <w:left w:val="single" w:sz="6" w:color="D9D9E0"/>
+              <w:bottom w:val="single" w:sz="6" w:color="D9D9E0"/>
+              <w:right w:val="single" w:sz="6" w:color="D9D9E0"/>
+            </w:tcBorders>
+          </w:tcPr>
+          <w:p>
+            <w:pPr>
+              <w:spacing w:before="50" w:after="50"/>
+            </w:pPr>
+            <w:r>
+              <w:t xml:space="preserve">2026-09-27</w:t>
+            </w:r>
+          </w:p>
+        </w:tc>
+        <w:tc>
+          <w:tcPr>
+            <w:tcW w:type="dxa" w:w="2736"/>
+            <w:tcBorders>
+              <w:top w:val="single" w:sz="6" w:color="D9D9E0"/>
+              <w:left w:val="single" w:sz="6" w:color="D9D9E0"/>
+              <w:bottom w:val="single" w:sz="6" w:color="D9D9E0"/>
+              <w:right w:val="single" w:sz="6" w:color="D9D9E0"/>
+            </w:tcBorders>
+          </w:tcPr>
+          <w:p>
+            <w:pPr>
+              <w:spacing w:before="50" w:after="50"/>
+            </w:pPr>
+            <w:r>
+              <w:t xml:space="preserve">Calibration builder and scoring sheet take any run as input, and calibration passages now come from the pipeline's retrieval query. A calibration set drawn from the local run was built, not scored, and removed. Demo runs. Presentation deck and diagrams final pass. Video recorded. Effort log week-four entries.</w:t>
+            </w:r>
+          </w:p>
+        </w:tc>
+        <w:tc>
+          <w:tcPr>
+            <w:tcW w:type="dxa" w:w="864"/>
+            <w:tcBorders>
+              <w:top w:val="single" w:sz="6" w:color="D9D9E0"/>
+              <w:left w:val="single" w:sz="6" w:color="D9D9E0"/>
+              <w:bottom w:val="single" w:sz="6" w:color="D9D9E0"/>
+              <w:right w:val="single" w:sz="6" w:color="D9D9E0"/>
+            </w:tcBorders>
+          </w:tcPr>
+          <w:p>
+            <w:pPr>
+              <w:spacing w:before="50" w:after="50"/>
+            </w:pPr>
+            <w:r>
+              <w:t xml:space="preserve">7</w:t>
+            </w:r>
+          </w:p>
+        </w:tc>
+        <w:tc>
+          <w:tcPr>
+            <w:tcW w:type="dxa" w:w="864"/>
+            <w:tcBorders>
+              <w:top w:val="single" w:sz="6" w:color="D9D9E0"/>
+              <w:left w:val="single" w:sz="6" w:color="D9D9E0"/>
+              <w:bottom w:val="single" w:sz="6" w:color="D9D9E0"/>
+              <w:right w:val="single" w:sz="6" w:color="D9D9E0"/>
+            </w:tcBorders>
+          </w:tcPr>
+          <w:p>
+            <w:pPr>
+              <w:spacing w:before="50" w:after="50"/>
+            </w:pPr>
+            <w:r>
+              <w:t xml:space="preserve">3.0</w:t>
+            </w:r>
+          </w:p>
+        </w:tc>
+        <w:tc>
+          <w:tcPr>
+            <w:tcW w:type="dxa" w:w="2304"/>
+            <w:tcBorders>
+              <w:top w:val="single" w:sz="6" w:color="D9D9E0"/>
+              <w:left w:val="single" w:sz="6" w:color="D9D9E0"/>
+              <w:bottom w:val="single" w:sz="6" w:color="D9D9E0"/>
+              <w:right w:val="single" w:sz="6" w:color="D9D9E0"/>
+            </w:tcBorders>
+          </w:tcPr>
+          <w:p>
+            <w:pPr>
+              <w:spacing w:before="50" w:after="50"/>
+            </w:pPr>
+            <w:r>
+              <w:t xml:space="preserve">Commit 82f8864 on origin/main; presentation/AlokKulkarni_Capstone_Presentation.pptx; submission video; workbooks/Effort_Log.docx week four.</w:t>
+            </w:r>
+          </w:p>
+        </w:tc>
+        <w:tc>
+          <w:tcPr>
+            <w:tcW w:type="dxa" w:w="1728"/>
+            <w:tcBorders>
+              <w:top w:val="single" w:sz="6" w:color="D9D9E0"/>
+              <w:left w:val="single" w:sz="6" w:color="D9D9E0"/>
+              <w:bottom w:val="single" w:sz="6" w:color="D9D9E0"/>
+              <w:right w:val="single" w:sz="6" w:color="D9D9E0"/>
+            </w:tcBorders>
+          </w:tcPr>
+          <w:p>
+            <w:pPr>
+              <w:spacing w:before="50" w:after="50"/>
+            </w:pPr>
+            <w:r>
+              <w:t xml:space="preserve">None.</w:t>
+            </w:r>
+          </w:p>
+        </w:tc>
+      </w:tr>
+    </w:tbl>
+    <w:p>
+      <w:pPr>
+        <w:spacing w:after="80"/>
+      </w:pPr>
+    </w:p>
+    <w:p>
+      <w:r>
+        <w:br w:type="page"/>
+      </w:r>
+    </w:p>
+    <w:p>
+      <w:pPr>
+        <w:spacing w:before="440" w:after="60"/>
+        <w:pBdr>
+          <w:bottom w:val="single" w:sz="8" w:space="6" w:color="E8660A"/>
+        </w:pBdr>
+      </w:pPr>
+      <w:r>
+        <w:rPr>
+          <w:b/>
+          <w:color w:val="E8660A"/>
+          <w:sz w:val="34"/>
+        </w:rPr>
+        <w:t xml:space="preserve">7   </w:t>
+      </w:r>
+      <w:r>
+        <w:rPr>
+          <w:b/>
+          <w:color w:val="1A1A2E"/>
+          <w:sz w:val="34"/>
+        </w:rPr>
         <w:t>Estimates against reality</w:t>
       </w:r>
     </w:p>
@@ -8945,7 +9727,7 @@
           <w:color w:val="E8660A"/>
           <w:sz w:val="34"/>
         </w:rPr>
-        <w:t xml:space="preserve">7   </w:t>
+        <w:t xml:space="preserve">8   </w:t>
       </w:r>
       <w:r>
         <w:rPr>
@@ -9286,7 +10068,7 @@
           <w:color w:val="E8660A"/>
           <w:sz w:val="34"/>
         </w:rPr>
-        <w:t xml:space="preserve">8   </w:t>
+        <w:t xml:space="preserve">9   </w:t>
       </w:r>
       <w:r>
         <w:rPr>
@@ -9481,7 +10263,7 @@
           </w:tcPr>
           <w:p>
             <w:r>
-              <w:t>2026-09-21</w:t>
+              <w:t xml:space="preserve">2026-09-27</w:t>
             </w:r>
           </w:p>
         </w:tc>
@@ -9497,7 +10279,7 @@
           </w:tcPr>
           <w:p>
             <w:r>
-              <w:t>~113.5 (34.5 recorded in week one; 79 estimated across weeks two and three from commit spans)</w:t>
+              <w:t xml:space="preserve">~125.5 (34.5 recorded in week one; 79 estimated across weeks two and three from commit spans; 12 given from recollection for week four)</w:t>
             </w:r>
           </w:p>
         </w:tc>
